--- a/static/content/files/Blueprint System Security Plan Template.docx
+++ b/static/content/files/Blueprint System Security Plan Template.docx
@@ -14304,16 +14304,16 @@
         <w:t xml:space="preserve"> </w:t>
       </w:r>
       <w:r>
-        <w:t xml:space="preserve">System Security at Plan</w:t>
-      </w:r>
-      <w:r>
-        <w:t xml:space="preserve"> </w:t>
-      </w:r>
-      <w:r>
-        <w:rPr>
-          <w:rStyle w:val="VerbatimChar"/>
-        </w:rPr>
-        <w:t xml:space="preserve">&lt;insert document reference here&gt;</w:t>
+        <w:t xml:space="preserve">System Security Plan at</w:t>
+      </w:r>
+      <w:r>
+        <w:t xml:space="preserve"> </w:t>
+      </w:r>
+      <w:r>
+        <w:rPr>
+          <w:rStyle w:val="VerbatimChar"/>
+        </w:rPr>
+        <w:t xml:space="preserve">&lt;INSERT DOCUMENT REFERENCE HERE&gt;</w:t>
       </w:r>
       <w:r>
         <w:t xml:space="preserve"> </w:t>
@@ -14370,7 +14370,7 @@
           <w:rPr>
             <w:rStyle w:val="Hyperlink"/>
           </w:rPr>
-          <w:t xml:space="preserve">Fax Machine and MFD Usage Policy</w:t>
+          <w:t xml:space="preserve">MFD Usage Policy</w:t>
         </w:r>
       </w:hyperlink>
       <w:r>

--- a/static/content/files/Blueprint System Security Plan Template.docx
+++ b/static/content/files/Blueprint System Security Plan Template.docx
@@ -49,7 +49,7 @@
         <w:br w:type="page"/>
       </w:r>
     </w:p>
-    <w:bookmarkStart w:id="24" w:name="X2224f82ea06ebbf044bc83fc48fa6166e71b321"/>
+    <w:bookmarkStart w:id="27" w:name="X2224f82ea06ebbf044bc83fc48fa6166e71b321"/>
     <w:p>
       <w:pPr>
         <w:pStyle w:val="Heading1"/>
@@ -167,7 +167,7 @@
         </w:tc>
       </w:tr>
     </w:tbl>
-    <w:bookmarkStart w:id="20" w:name="about-this-system-security-plan"/>
+    <w:bookmarkStart w:id="23" w:name="about-this-system-security-plan"/>
     <w:p>
       <w:pPr>
         <w:pStyle w:val="Heading2"/>
@@ -299,7 +299,7 @@
                     <w:pStyle w:val="Compact"/>
                   </w:pPr>
                   <w:r>
-                    <w:t xml:space="preserve">December 2025</w:t>
+                    <w:t xml:space="preserve">March 2026</w:t>
                   </w:r>
                 </w:p>
               </w:tc>
@@ -319,8 +319,8 @@
         </w:tc>
       </w:tr>
     </w:tbl>
-    <w:bookmarkEnd w:id="20"/>
-    <w:bookmarkStart w:id="23" w:name="purpose-of-this-system-security-plan"/>
+    <w:bookmarkEnd w:id="23"/>
+    <w:bookmarkStart w:id="26" w:name="purpose-of-this-system-security-plan"/>
     <w:p>
       <w:pPr>
         <w:pStyle w:val="Heading2"/>
@@ -363,7 +363,7 @@
       <w:r>
         <w:t xml:space="preserve"> </w:t>
       </w:r>
-      <w:hyperlink r:id="rId21">
+      <w:hyperlink r:id="rId24">
         <w:r>
           <w:rPr>
             <w:rStyle w:val="Hyperlink"/>
@@ -440,7 +440,7 @@
       <w:r>
         <w:t xml:space="preserve"> </w:t>
       </w:r>
-      <w:hyperlink r:id="rId22">
+      <w:hyperlink r:id="rId25">
         <w:r>
           <w:rPr>
             <w:rStyle w:val="Hyperlink"/>
@@ -454,9 +454,9 @@
         <w:br w:type="page"/>
       </w:r>
     </w:p>
-    <w:bookmarkEnd w:id="23"/>
-    <w:bookmarkEnd w:id="24"/>
-    <w:bookmarkStart w:id="34" w:name="X1f6cf1d88e5e05d124de3a3597dcdf4f4f9d316"/>
+    <w:bookmarkEnd w:id="26"/>
+    <w:bookmarkEnd w:id="27"/>
+    <w:bookmarkStart w:id="37" w:name="X1f6cf1d88e5e05d124de3a3597dcdf4f4f9d316"/>
     <w:p>
       <w:pPr>
         <w:pStyle w:val="Heading1"/>
@@ -548,7 +548,7 @@
         </w:tc>
       </w:tr>
     </w:tbl>
-    <w:bookmarkStart w:id="25" w:name="system-information"/>
+    <w:bookmarkStart w:id="28" w:name="system-information"/>
     <w:p>
       <w:pPr>
         <w:pStyle w:val="Heading2"/>
@@ -703,8 +703,8 @@
         <w:t xml:space="preserve">&lt;INSERT ADDITIONAL INFORMATION AS APPROPRIATE&gt;</w:t>
       </w:r>
     </w:p>
-    <w:bookmarkEnd w:id="25"/>
-    <w:bookmarkStart w:id="26" w:name="system-purpose"/>
+    <w:bookmarkEnd w:id="28"/>
+    <w:bookmarkStart w:id="29" w:name="system-purpose"/>
     <w:p>
       <w:pPr>
         <w:pStyle w:val="Heading2"/>
@@ -905,8 +905,8 @@
         <w:t xml:space="preserve">&lt;INSERT ADDITIONAL INFORMATION AS APPROPRIATE&gt;</w:t>
       </w:r>
     </w:p>
-    <w:bookmarkEnd w:id="26"/>
-    <w:bookmarkStart w:id="30" w:name="system-overview"/>
+    <w:bookmarkEnd w:id="29"/>
+    <w:bookmarkStart w:id="33" w:name="system-overview"/>
     <w:p>
       <w:pPr>
         <w:pStyle w:val="Heading2"/>
@@ -1480,7 +1480,7 @@
         <w:t xml:space="preserve">&lt;INSERT ADDITIONAL INFORMATION AS APPROPRIATE&gt;</w:t>
       </w:r>
     </w:p>
-    <w:bookmarkStart w:id="29" w:name="system-boundary"/>
+    <w:bookmarkStart w:id="32" w:name="system-boundary"/>
     <w:p>
       <w:pPr>
         <w:pStyle w:val="Heading3"/>
@@ -1571,7 +1571,7 @@
         <w:t xml:space="preserve">&lt;INSERT ADDITIONAL INFORMATION AS APPROPRIATE&gt;</w:t>
       </w:r>
     </w:p>
-    <w:bookmarkStart w:id="27" w:name="diagram"/>
+    <w:bookmarkStart w:id="30" w:name="diagram"/>
     <w:p>
       <w:pPr>
         <w:pStyle w:val="Heading4"/>
@@ -1591,8 +1591,8 @@
         <w:t xml:space="preserve">&lt;INSERT SYSTEM-BOUNDARY-DIAGRAM&gt;</w:t>
       </w:r>
     </w:p>
-    <w:bookmarkEnd w:id="27"/>
-    <w:bookmarkStart w:id="28" w:name="out-of-scope"/>
+    <w:bookmarkEnd w:id="30"/>
+    <w:bookmarkStart w:id="31" w:name="out-of-scope"/>
     <w:p>
       <w:pPr>
         <w:pStyle w:val="Heading4"/>
@@ -1685,10 +1685,10 @@
         <w:t xml:space="preserve">&lt;INSERT ADDITIONAL INFORMATION AS APPROPRIATE&gt;</w:t>
       </w:r>
     </w:p>
-    <w:bookmarkEnd w:id="28"/>
-    <w:bookmarkEnd w:id="29"/>
-    <w:bookmarkEnd w:id="30"/>
-    <w:bookmarkStart w:id="31" w:name="risk-assessment"/>
+    <w:bookmarkEnd w:id="31"/>
+    <w:bookmarkEnd w:id="32"/>
+    <w:bookmarkEnd w:id="33"/>
+    <w:bookmarkStart w:id="34" w:name="risk-assessment"/>
     <w:p>
       <w:pPr>
         <w:pStyle w:val="Heading2"/>
@@ -1746,8 +1746,8 @@
         <w:t xml:space="preserve">&lt;INSERT ADDITIONAL INFORMATION AS APPROPRIATE&gt;</w:t>
       </w:r>
     </w:p>
-    <w:bookmarkEnd w:id="31"/>
-    <w:bookmarkStart w:id="33" w:name="system-delivery"/>
+    <w:bookmarkEnd w:id="34"/>
+    <w:bookmarkStart w:id="36" w:name="system-delivery"/>
     <w:p>
       <w:pPr>
         <w:pStyle w:val="Heading2"/>
@@ -1921,7 +1921,7 @@
       <w:r>
         <w:t xml:space="preserve"> </w:t>
       </w:r>
-      <w:hyperlink r:id="rId32">
+      <w:hyperlink r:id="rId35">
         <w:r>
           <w:rPr>
             <w:rStyle w:val="Hyperlink"/>
@@ -1967,9 +1967,9 @@
         <w:br w:type="page"/>
       </w:r>
     </w:p>
-    <w:bookmarkEnd w:id="33"/>
-    <w:bookmarkEnd w:id="34"/>
-    <w:bookmarkStart w:id="50" w:name="X002ce6e6defae549158c0d967063883f1b0ce12"/>
+    <w:bookmarkEnd w:id="36"/>
+    <w:bookmarkEnd w:id="37"/>
+    <w:bookmarkStart w:id="53" w:name="X002ce6e6defae549158c0d967063883f1b0ce12"/>
     <w:p>
       <w:pPr>
         <w:pStyle w:val="Heading1"/>
@@ -2081,7 +2081,7 @@
         <w:t xml:space="preserve">.</w:t>
       </w:r>
     </w:p>
-    <w:bookmarkStart w:id="38" w:name="chief-information-security-officer-ciso"/>
+    <w:bookmarkStart w:id="41" w:name="chief-information-security-officer-ciso"/>
     <w:p>
       <w:pPr>
         <w:pStyle w:val="Heading2"/>
@@ -2090,7 +2090,7 @@
         <w:t xml:space="preserve">Chief Information Security Officer (CISO)</w:t>
       </w:r>
     </w:p>
-    <w:bookmarkStart w:id="35" w:name="applicability"/>
+    <w:bookmarkStart w:id="38" w:name="applicability"/>
     <w:p>
       <w:pPr>
         <w:pStyle w:val="Heading3"/>
@@ -2148,8 +2148,8 @@
         <w:t xml:space="preserve">&lt;INSERT ADDITIONAL INFORMATION AS APPROPRIATE&gt;</w:t>
       </w:r>
     </w:p>
-    <w:bookmarkEnd w:id="35"/>
-    <w:bookmarkStart w:id="36" w:name="X10f578998d55869e75cacb00d43fc477d666e05"/>
+    <w:bookmarkEnd w:id="38"/>
+    <w:bookmarkStart w:id="39" w:name="X10f578998d55869e75cacb00d43fc477d666e05"/>
     <w:p>
       <w:pPr>
         <w:pStyle w:val="Heading3"/>
@@ -2323,8 +2323,8 @@
         <w:t xml:space="preserve">&lt;INSERT ADDITIONAL INFORMATION AS APPROPRIATE&gt;</w:t>
       </w:r>
     </w:p>
-    <w:bookmarkEnd w:id="36"/>
-    <w:bookmarkStart w:id="37" w:name="technical-controls-implemented"/>
+    <w:bookmarkEnd w:id="39"/>
+    <w:bookmarkStart w:id="40" w:name="technical-controls-implemented"/>
     <w:p>
       <w:pPr>
         <w:pStyle w:val="Heading3"/>
@@ -2367,9 +2367,9 @@
         <w:t xml:space="preserve">&lt;INSERT ADDITIONAL INFORMATION AS APPROPRIATE&gt;</w:t>
       </w:r>
     </w:p>
-    <w:bookmarkEnd w:id="37"/>
-    <w:bookmarkEnd w:id="38"/>
-    <w:bookmarkStart w:id="42" w:name="system-owner"/>
+    <w:bookmarkEnd w:id="40"/>
+    <w:bookmarkEnd w:id="41"/>
+    <w:bookmarkStart w:id="45" w:name="system-owner"/>
     <w:p>
       <w:pPr>
         <w:pStyle w:val="Heading2"/>
@@ -2378,7 +2378,7 @@
         <w:t xml:space="preserve">System Owner</w:t>
       </w:r>
     </w:p>
-    <w:bookmarkStart w:id="39" w:name="applicability-1"/>
+    <w:bookmarkStart w:id="42" w:name="applicability-1"/>
     <w:p>
       <w:pPr>
         <w:pStyle w:val="Heading3"/>
@@ -2436,8 +2436,8 @@
         <w:t xml:space="preserve">&lt;INSERT ADDITIONAL INFORMATION AS APPROPRIATE&gt;</w:t>
       </w:r>
     </w:p>
-    <w:bookmarkEnd w:id="39"/>
-    <w:bookmarkStart w:id="40" w:name="X28dd201f319556508263fb1f8090abe3281b9d3"/>
+    <w:bookmarkEnd w:id="42"/>
+    <w:bookmarkStart w:id="43" w:name="X28dd201f319556508263fb1f8090abe3281b9d3"/>
     <w:p>
       <w:pPr>
         <w:pStyle w:val="Heading3"/>
@@ -2614,8 +2614,8 @@
         <w:t xml:space="preserve">&lt;INSERT ADDITIONAL INFORMATION AS APPROPRIATE&gt;</w:t>
       </w:r>
     </w:p>
-    <w:bookmarkEnd w:id="40"/>
-    <w:bookmarkStart w:id="41" w:name="technical-controls-implemented-1"/>
+    <w:bookmarkEnd w:id="43"/>
+    <w:bookmarkStart w:id="44" w:name="technical-controls-implemented-1"/>
     <w:p>
       <w:pPr>
         <w:pStyle w:val="Heading3"/>
@@ -2658,9 +2658,9 @@
         <w:t xml:space="preserve">&lt;INSERT ADDITIONAL INFORMATION AS APPROPRIATE&gt;</w:t>
       </w:r>
     </w:p>
-    <w:bookmarkEnd w:id="41"/>
-    <w:bookmarkEnd w:id="42"/>
-    <w:bookmarkStart w:id="49" w:name="other-roles"/>
+    <w:bookmarkEnd w:id="44"/>
+    <w:bookmarkEnd w:id="45"/>
+    <w:bookmarkStart w:id="52" w:name="other-roles"/>
     <w:p>
       <w:pPr>
         <w:pStyle w:val="Heading2"/>
@@ -2689,7 +2689,7 @@
         <w:t xml:space="preserve">.</w:t>
       </w:r>
     </w:p>
-    <w:bookmarkStart w:id="43" w:name="applicability-2"/>
+    <w:bookmarkStart w:id="46" w:name="applicability-2"/>
     <w:p>
       <w:pPr>
         <w:pStyle w:val="Heading3"/>
@@ -2736,8 +2736,8 @@
         <w:t xml:space="preserve">may be relevant to this SSP, but are not specifically required by the ISM.</w:t>
       </w:r>
     </w:p>
-    <w:bookmarkEnd w:id="43"/>
-    <w:bookmarkStart w:id="47" w:name="X953dcd04538820eeb5d048de3138d6632a6d027"/>
+    <w:bookmarkEnd w:id="46"/>
+    <w:bookmarkStart w:id="50" w:name="X953dcd04538820eeb5d048de3138d6632a6d027"/>
     <w:p>
       <w:pPr>
         <w:pStyle w:val="Heading3"/>
@@ -2746,7 +2746,7 @@
         <w:t xml:space="preserve">Organisational policies and processes implemented</w:t>
       </w:r>
     </w:p>
-    <w:bookmarkStart w:id="44" w:name="X9168afba7548fc011023c9de556a0656c776e99"/>
+    <w:bookmarkStart w:id="47" w:name="X9168afba7548fc011023c9de556a0656c776e99"/>
     <w:p>
       <w:pPr>
         <w:pStyle w:val="Heading4"/>
@@ -2909,8 +2909,8 @@
         </w:tc>
       </w:tr>
     </w:tbl>
-    <w:bookmarkEnd w:id="44"/>
-    <w:bookmarkStart w:id="45" w:name="system-manager"/>
+    <w:bookmarkEnd w:id="47"/>
+    <w:bookmarkStart w:id="48" w:name="system-manager"/>
     <w:p>
       <w:pPr>
         <w:pStyle w:val="Heading4"/>
@@ -3076,8 +3076,8 @@
         </w:tc>
       </w:tr>
     </w:tbl>
-    <w:bookmarkEnd w:id="45"/>
-    <w:bookmarkStart w:id="46" w:name="data-owner"/>
+    <w:bookmarkEnd w:id="48"/>
+    <w:bookmarkStart w:id="49" w:name="data-owner"/>
     <w:p>
       <w:pPr>
         <w:pStyle w:val="Heading4"/>
@@ -3283,60 +3283,60 @@
         <w:t xml:space="preserve">&lt;INSERT ADDITIONAL INFORMATION AS APPROPRIATE&gt;</w:t>
       </w:r>
     </w:p>
-    <w:bookmarkEnd w:id="46"/>
-    <w:bookmarkEnd w:id="47"/>
-    <w:bookmarkStart w:id="48" w:name="technical-controls-implemented-2"/>
-    <w:p>
-      <w:pPr>
-        <w:pStyle w:val="Heading3"/>
-      </w:pPr>
-      <w:r>
-        <w:t xml:space="preserve">Technical controls implemented</w:t>
-      </w:r>
-    </w:p>
-    <w:p>
-      <w:pPr>
-        <w:pStyle w:val="FirstParagraph"/>
-      </w:pPr>
-      <w:r>
-        <w:t xml:space="preserve">No technical controls are implemented in</w:t>
-      </w:r>
-      <w:r>
-        <w:t xml:space="preserve"> </w:t>
-      </w:r>
-      <w:r>
-        <w:rPr>
-          <w:rStyle w:val="VerbatimChar"/>
-        </w:rPr>
-        <w:t xml:space="preserve">&lt;SYSTEM-NAME&gt;</w:t>
-      </w:r>
-      <w:r>
-        <w:t xml:space="preserve"> </w:t>
-      </w:r>
-      <w:r>
-        <w:t xml:space="preserve">relating to these roles and responsibilities.</w:t>
-      </w:r>
-    </w:p>
-    <w:p>
-      <w:pPr>
-        <w:pStyle w:val="BodyText"/>
-      </w:pPr>
-      <w:r>
-        <w:rPr>
-          <w:rStyle w:val="VerbatimChar"/>
-        </w:rPr>
-        <w:t xml:space="preserve">&lt;INSERT ADDITIONAL INFORMATION AS APPROPRIATE&gt;</w:t>
-      </w:r>
-    </w:p>
-    <w:p>
-      <w:r>
-        <w:br w:type="page"/>
-      </w:r>
-    </w:p>
-    <w:bookmarkEnd w:id="48"/>
     <w:bookmarkEnd w:id="49"/>
     <w:bookmarkEnd w:id="50"/>
-    <w:bookmarkStart w:id="57" w:name="X0fcc9da373502abaeef6fb755931a641b6c5e2d"/>
+    <w:bookmarkStart w:id="51" w:name="technical-controls-implemented-2"/>
+    <w:p>
+      <w:pPr>
+        <w:pStyle w:val="Heading3"/>
+      </w:pPr>
+      <w:r>
+        <w:t xml:space="preserve">Technical controls implemented</w:t>
+      </w:r>
+    </w:p>
+    <w:p>
+      <w:pPr>
+        <w:pStyle w:val="FirstParagraph"/>
+      </w:pPr>
+      <w:r>
+        <w:t xml:space="preserve">No technical controls are implemented in</w:t>
+      </w:r>
+      <w:r>
+        <w:t xml:space="preserve"> </w:t>
+      </w:r>
+      <w:r>
+        <w:rPr>
+          <w:rStyle w:val="VerbatimChar"/>
+        </w:rPr>
+        <w:t xml:space="preserve">&lt;SYSTEM-NAME&gt;</w:t>
+      </w:r>
+      <w:r>
+        <w:t xml:space="preserve"> </w:t>
+      </w:r>
+      <w:r>
+        <w:t xml:space="preserve">relating to these roles and responsibilities.</w:t>
+      </w:r>
+    </w:p>
+    <w:p>
+      <w:pPr>
+        <w:pStyle w:val="BodyText"/>
+      </w:pPr>
+      <w:r>
+        <w:rPr>
+          <w:rStyle w:val="VerbatimChar"/>
+        </w:rPr>
+        <w:t xml:space="preserve">&lt;INSERT ADDITIONAL INFORMATION AS APPROPRIATE&gt;</w:t>
+      </w:r>
+    </w:p>
+    <w:p>
+      <w:r>
+        <w:br w:type="page"/>
+      </w:r>
+    </w:p>
+    <w:bookmarkEnd w:id="51"/>
+    <w:bookmarkEnd w:id="52"/>
+    <w:bookmarkEnd w:id="53"/>
+    <w:bookmarkStart w:id="60" w:name="X0fcc9da373502abaeef6fb755931a641b6c5e2d"/>
     <w:p>
       <w:pPr>
         <w:pStyle w:val="Heading1"/>
@@ -3450,7 +3450,7 @@
       <w:r>
         <w:t xml:space="preserve"> </w:t>
       </w:r>
-      <w:hyperlink r:id="rId51">
+      <w:hyperlink r:id="rId54">
         <w:r>
           <w:rPr>
             <w:rStyle w:val="Hyperlink"/>
@@ -3464,7 +3464,7 @@
         <w:t xml:space="preserve">.</w:t>
       </w:r>
     </w:p>
-    <w:bookmarkStart w:id="52" w:name="applicability-3"/>
+    <w:bookmarkStart w:id="55" w:name="applicability-3"/>
     <w:p>
       <w:pPr>
         <w:pStyle w:val="Heading3"/>
@@ -3551,8 +3551,8 @@
         <w:t xml:space="preserve">&lt;INSERT ADDITIONAL INFORMATION AS APPROPRIATE&gt;</w:t>
       </w:r>
     </w:p>
-    <w:bookmarkEnd w:id="52"/>
-    <w:bookmarkStart w:id="55" w:name="Xbd28f8169c56ffcbeed1bd11ac62ed863aa87fb"/>
+    <w:bookmarkEnd w:id="55"/>
+    <w:bookmarkStart w:id="58" w:name="Xbd28f8169c56ffcbeed1bd11ac62ed863aa87fb"/>
     <w:p>
       <w:pPr>
         <w:pStyle w:val="Heading3"/>
@@ -3604,7 +3604,7 @@
       <w:r>
         <w:t xml:space="preserve"> </w:t>
       </w:r>
-      <w:hyperlink r:id="rId53">
+      <w:hyperlink r:id="rId56">
         <w:r>
           <w:rPr>
             <w:rStyle w:val="Hyperlink"/>
@@ -3621,7 +3621,7 @@
       <w:r>
         <w:t xml:space="preserve"> </w:t>
       </w:r>
-      <w:hyperlink r:id="rId53">
+      <w:hyperlink r:id="rId56">
         <w:r>
           <w:rPr>
             <w:rStyle w:val="Hyperlink"/>
@@ -3664,7 +3664,7 @@
       <w:r>
         <w:t xml:space="preserve"> </w:t>
       </w:r>
-      <w:hyperlink r:id="rId54">
+      <w:hyperlink r:id="rId57">
         <w:r>
           <w:rPr>
             <w:rStyle w:val="Hyperlink"/>
@@ -3728,7 +3728,7 @@
       <w:r>
         <w:t xml:space="preserve"> </w:t>
       </w:r>
-      <w:hyperlink r:id="rId54">
+      <w:hyperlink r:id="rId57">
         <w:r>
           <w:rPr>
             <w:rStyle w:val="Hyperlink"/>
@@ -3777,7 +3777,7 @@
       <w:r>
         <w:t xml:space="preserve"> </w:t>
       </w:r>
-      <w:hyperlink r:id="rId54">
+      <w:hyperlink r:id="rId57">
         <w:r>
           <w:rPr>
             <w:rStyle w:val="Hyperlink"/>
@@ -3800,8 +3800,8 @@
         <w:t xml:space="preserve">&lt;INSERT ADDITIONAL INFORMATION AS APPROPRIATE&gt;</w:t>
       </w:r>
     </w:p>
-    <w:bookmarkEnd w:id="55"/>
-    <w:bookmarkStart w:id="56" w:name="technical-controls-implemented-3"/>
+    <w:bookmarkEnd w:id="58"/>
+    <w:bookmarkStart w:id="59" w:name="technical-controls-implemented-3"/>
     <w:p>
       <w:pPr>
         <w:pStyle w:val="Heading3"/>
@@ -3918,7 +3918,7 @@
       <w:r>
         <w:t xml:space="preserve"> </w:t>
       </w:r>
-      <w:hyperlink r:id="rId54">
+      <w:hyperlink r:id="rId57">
         <w:r>
           <w:rPr>
             <w:rStyle w:val="Hyperlink"/>
@@ -3932,7 +3932,7 @@
       <w:r>
         <w:t xml:space="preserve"> </w:t>
       </w:r>
-      <w:hyperlink r:id="rId54">
+      <w:hyperlink r:id="rId57">
         <w:r>
           <w:rPr>
             <w:rStyle w:val="Hyperlink"/>
@@ -3949,7 +3949,7 @@
       <w:r>
         <w:t xml:space="preserve"> </w:t>
       </w:r>
-      <w:hyperlink r:id="rId22">
+      <w:hyperlink r:id="rId25">
         <w:r>
           <w:rPr>
             <w:rStyle w:val="Hyperlink"/>
@@ -3974,9 +3974,9 @@
         <w:br w:type="page"/>
       </w:r>
     </w:p>
-    <w:bookmarkEnd w:id="56"/>
-    <w:bookmarkEnd w:id="57"/>
-    <w:bookmarkStart w:id="72" w:name="X0000bb29644f11373d89c74592163367c4c6b56"/>
+    <w:bookmarkEnd w:id="59"/>
+    <w:bookmarkEnd w:id="60"/>
+    <w:bookmarkStart w:id="75" w:name="X0000bb29644f11373d89c74592163367c4c6b56"/>
     <w:p>
       <w:pPr>
         <w:pStyle w:val="Heading1"/>
@@ -4088,7 +4088,7 @@
         <w:t xml:space="preserve">’s overall approach to implementing controls related to procurement and outsourcing is consistent across all controls addressed within this section, it does not delve into subsections but rather addresses the controls as a group.</w:t>
       </w:r>
     </w:p>
-    <w:bookmarkStart w:id="61" w:name="cyber-supply-chain-risk-management"/>
+    <w:bookmarkStart w:id="64" w:name="cyber-supply-chain-risk-management"/>
     <w:p>
       <w:pPr>
         <w:pStyle w:val="Heading2"/>
@@ -4097,7 +4097,7 @@
         <w:t xml:space="preserve">Cyber supply chain risk management</w:t>
       </w:r>
     </w:p>
-    <w:bookmarkStart w:id="58" w:name="applicability-4"/>
+    <w:bookmarkStart w:id="61" w:name="applicability-4"/>
     <w:p>
       <w:pPr>
         <w:pStyle w:val="Heading3"/>
@@ -4293,8 +4293,8 @@
         <w:t xml:space="preserve">.</w:t>
       </w:r>
     </w:p>
-    <w:bookmarkEnd w:id="58"/>
-    <w:bookmarkStart w:id="59" w:name="X89bf0caf9f3bd3642c2bdcdede0f0e7511348c4"/>
+    <w:bookmarkEnd w:id="61"/>
+    <w:bookmarkStart w:id="62" w:name="X89bf0caf9f3bd3642c2bdcdede0f0e7511348c4"/>
     <w:p>
       <w:pPr>
         <w:pStyle w:val="Heading3"/>
@@ -4811,8 +4811,8 @@
         </w:tc>
       </w:tr>
     </w:tbl>
-    <w:bookmarkEnd w:id="59"/>
-    <w:bookmarkStart w:id="60" w:name="technical-controls-implemented-4"/>
+    <w:bookmarkEnd w:id="62"/>
+    <w:bookmarkStart w:id="63" w:name="technical-controls-implemented-4"/>
     <w:p>
       <w:pPr>
         <w:pStyle w:val="Heading3"/>
@@ -4844,9 +4844,9 @@
         <w:t xml:space="preserve">relating to cyber supply chain risk management.</w:t>
       </w:r>
     </w:p>
-    <w:bookmarkEnd w:id="60"/>
-    <w:bookmarkEnd w:id="61"/>
-    <w:bookmarkStart w:id="65" w:name="managed-services"/>
+    <w:bookmarkEnd w:id="63"/>
+    <w:bookmarkEnd w:id="64"/>
+    <w:bookmarkStart w:id="68" w:name="managed-services"/>
     <w:p>
       <w:pPr>
         <w:pStyle w:val="Heading2"/>
@@ -4855,7 +4855,7 @@
         <w:t xml:space="preserve">Managed services</w:t>
       </w:r>
     </w:p>
-    <w:bookmarkStart w:id="62" w:name="applicability-5"/>
+    <w:bookmarkStart w:id="65" w:name="applicability-5"/>
     <w:p>
       <w:pPr>
         <w:pStyle w:val="Heading3"/>
@@ -5000,8 +5000,8 @@
         <w:t xml:space="preserve">&lt;INSERT ADDITIONAL INFORMATION AS APPROPRIATE&gt;</w:t>
       </w:r>
     </w:p>
-    <w:bookmarkEnd w:id="62"/>
-    <w:bookmarkStart w:id="63" w:name="Xe9ad939001782477efb9fc3045c383432d6f0cc"/>
+    <w:bookmarkEnd w:id="65"/>
+    <w:bookmarkStart w:id="66" w:name="Xe9ad939001782477efb9fc3045c383432d6f0cc"/>
     <w:p>
       <w:pPr>
         <w:pStyle w:val="Heading3"/>
@@ -5267,7 +5267,7 @@
                   <w:pPr>
                     <w:pStyle w:val="Compact"/>
                   </w:pPr>
-                  <w:hyperlink r:id="rId54">
+                  <w:hyperlink r:id="rId57">
                     <w:r>
                       <w:rPr>
                         <w:rStyle w:val="VerbatimChar"/>
@@ -5385,8 +5385,8 @@
         <w:t xml:space="preserve">&lt;INSERT ADDITIONAL INFORMATION AS APPROPRIATE&gt;</w:t>
       </w:r>
     </w:p>
-    <w:bookmarkEnd w:id="63"/>
-    <w:bookmarkStart w:id="64" w:name="technical-controls-implemented-5"/>
+    <w:bookmarkEnd w:id="66"/>
+    <w:bookmarkStart w:id="67" w:name="technical-controls-implemented-5"/>
     <w:p>
       <w:pPr>
         <w:pStyle w:val="Heading3"/>
@@ -5429,9 +5429,9 @@
         <w:t xml:space="preserve">&lt;INSERT ADDITIONAL INFORMATION AS APPROPRIATE&gt;</w:t>
       </w:r>
     </w:p>
-    <w:bookmarkEnd w:id="64"/>
-    <w:bookmarkEnd w:id="65"/>
-    <w:bookmarkStart w:id="71" w:name="cloud-services"/>
+    <w:bookmarkEnd w:id="67"/>
+    <w:bookmarkEnd w:id="68"/>
+    <w:bookmarkStart w:id="74" w:name="cloud-services"/>
     <w:p>
       <w:pPr>
         <w:pStyle w:val="Heading2"/>
@@ -5440,7 +5440,7 @@
         <w:t xml:space="preserve">Cloud services</w:t>
       </w:r>
     </w:p>
-    <w:bookmarkStart w:id="66" w:name="applicability-6"/>
+    <w:bookmarkStart w:id="69" w:name="applicability-6"/>
     <w:p>
       <w:pPr>
         <w:pStyle w:val="Heading3"/>
@@ -5517,8 +5517,8 @@
         <w:t xml:space="preserve">.</w:t>
       </w:r>
     </w:p>
-    <w:bookmarkEnd w:id="66"/>
-    <w:bookmarkStart w:id="69" w:name="Xf21e5c1ce050b962ae58581a50b922d95f5c4c1"/>
+    <w:bookmarkEnd w:id="69"/>
+    <w:bookmarkStart w:id="72" w:name="Xf21e5c1ce050b962ae58581a50b922d95f5c4c1"/>
     <w:p>
       <w:pPr>
         <w:pStyle w:val="Heading3"/>
@@ -5591,7 +5591,7 @@
         <w:t xml:space="preserve">:</w:t>
       </w:r>
     </w:p>
-    <w:bookmarkStart w:id="67" w:name="microsoft"/>
+    <w:bookmarkStart w:id="70" w:name="microsoft"/>
     <w:p>
       <w:pPr>
         <w:pStyle w:val="Heading4"/>
@@ -5696,7 +5696,7 @@
                   <w:r>
                     <w:t xml:space="preserve">Yes (</w:t>
                   </w:r>
-                  <w:hyperlink r:id="rId54">
+                  <w:hyperlink r:id="rId57">
                     <w:r>
                       <w:rPr>
                         <w:rStyle w:val="Hyperlink"/>
@@ -5752,7 +5752,7 @@
                   <w:r>
                     <w:t xml:space="preserve">Yes (</w:t>
                   </w:r>
-                  <w:hyperlink r:id="rId54">
+                  <w:hyperlink r:id="rId57">
                     <w:r>
                       <w:rPr>
                         <w:rStyle w:val="Hyperlink"/>
@@ -5823,7 +5823,7 @@
                   <w:pPr>
                     <w:pStyle w:val="Compact"/>
                   </w:pPr>
-                  <w:hyperlink r:id="rId54">
+                  <w:hyperlink r:id="rId57">
                     <w:r>
                       <w:rPr>
                         <w:rStyle w:val="Hyperlink"/>
@@ -10070,8 +10070,8 @@
         </w:tc>
       </w:tr>
     </w:tbl>
-    <w:bookmarkEnd w:id="67"/>
-    <w:bookmarkStart w:id="68" w:name="provider-2"/>
+    <w:bookmarkEnd w:id="70"/>
+    <w:bookmarkStart w:id="71" w:name="provider-2"/>
     <w:p>
       <w:pPr>
         <w:pStyle w:val="Heading4"/>
@@ -10203,7 +10203,7 @@
                   <w:pPr>
                     <w:pStyle w:val="Compact"/>
                   </w:pPr>
-                  <w:hyperlink r:id="rId54">
+                  <w:hyperlink r:id="rId57">
                     <w:r>
                       <w:rPr>
                         <w:rStyle w:val="Hyperlink"/>
@@ -10610,60 +10610,60 @@
         <w:t xml:space="preserve">&lt;INSERT ADDITIONAL INFORMATION AS APPROPRIATE&gt;</w:t>
       </w:r>
     </w:p>
-    <w:bookmarkEnd w:id="68"/>
-    <w:bookmarkEnd w:id="69"/>
-    <w:bookmarkStart w:id="70" w:name="technical-controls-implemented-6"/>
-    <w:p>
-      <w:pPr>
-        <w:pStyle w:val="Heading3"/>
-      </w:pPr>
-      <w:r>
-        <w:t xml:space="preserve">Technical controls implemented</w:t>
-      </w:r>
-    </w:p>
-    <w:p>
-      <w:pPr>
-        <w:pStyle w:val="FirstParagraph"/>
-      </w:pPr>
-      <w:r>
-        <w:t xml:space="preserve">No technical controls are implemented in</w:t>
-      </w:r>
-      <w:r>
-        <w:t xml:space="preserve"> </w:t>
-      </w:r>
-      <w:r>
-        <w:rPr>
-          <w:rStyle w:val="VerbatimChar"/>
-        </w:rPr>
-        <w:t xml:space="preserve">&lt;SYSTEM-NAME&gt;</w:t>
-      </w:r>
-      <w:r>
-        <w:t xml:space="preserve"> </w:t>
-      </w:r>
-      <w:r>
-        <w:t xml:space="preserve">relating to the procurement or outsourcing of cloud services.</w:t>
-      </w:r>
-    </w:p>
-    <w:p>
-      <w:pPr>
-        <w:pStyle w:val="BodyText"/>
-      </w:pPr>
-      <w:r>
-        <w:rPr>
-          <w:rStyle w:val="VerbatimChar"/>
-        </w:rPr>
-        <w:t xml:space="preserve">&lt;INSERT ADDITIONAL INFORMATION AS APPROPRIATE&gt;</w:t>
-      </w:r>
-    </w:p>
-    <w:p>
-      <w:r>
-        <w:br w:type="page"/>
-      </w:r>
-    </w:p>
-    <w:bookmarkEnd w:id="70"/>
     <w:bookmarkEnd w:id="71"/>
     <w:bookmarkEnd w:id="72"/>
-    <w:bookmarkStart w:id="77" w:name="X5617cdbbdd2e28d8787b20cd760628a98a84deb"/>
+    <w:bookmarkStart w:id="73" w:name="technical-controls-implemented-6"/>
+    <w:p>
+      <w:pPr>
+        <w:pStyle w:val="Heading3"/>
+      </w:pPr>
+      <w:r>
+        <w:t xml:space="preserve">Technical controls implemented</w:t>
+      </w:r>
+    </w:p>
+    <w:p>
+      <w:pPr>
+        <w:pStyle w:val="FirstParagraph"/>
+      </w:pPr>
+      <w:r>
+        <w:t xml:space="preserve">No technical controls are implemented in</w:t>
+      </w:r>
+      <w:r>
+        <w:t xml:space="preserve"> </w:t>
+      </w:r>
+      <w:r>
+        <w:rPr>
+          <w:rStyle w:val="VerbatimChar"/>
+        </w:rPr>
+        <w:t xml:space="preserve">&lt;SYSTEM-NAME&gt;</w:t>
+      </w:r>
+      <w:r>
+        <w:t xml:space="preserve"> </w:t>
+      </w:r>
+      <w:r>
+        <w:t xml:space="preserve">relating to the procurement or outsourcing of cloud services.</w:t>
+      </w:r>
+    </w:p>
+    <w:p>
+      <w:pPr>
+        <w:pStyle w:val="BodyText"/>
+      </w:pPr>
+      <w:r>
+        <w:rPr>
+          <w:rStyle w:val="VerbatimChar"/>
+        </w:rPr>
+        <w:t xml:space="preserve">&lt;INSERT ADDITIONAL INFORMATION AS APPROPRIATE&gt;</w:t>
+      </w:r>
+    </w:p>
+    <w:p>
+      <w:r>
+        <w:br w:type="page"/>
+      </w:r>
+    </w:p>
+    <w:bookmarkEnd w:id="73"/>
+    <w:bookmarkEnd w:id="74"/>
+    <w:bookmarkEnd w:id="75"/>
+    <w:bookmarkStart w:id="80" w:name="X5617cdbbdd2e28d8787b20cd760628a98a84deb"/>
     <w:p>
       <w:pPr>
         <w:pStyle w:val="Heading1"/>
@@ -10775,7 +10775,7 @@
         <w:t xml:space="preserve">’s approach to implementing controls related to cyber security documentation is consistent across all controls addressed within this section, it does not delve into subsections but rather addresses the controls as a group.</w:t>
       </w:r>
     </w:p>
-    <w:bookmarkStart w:id="73" w:name="applicability-7"/>
+    <w:bookmarkStart w:id="76" w:name="applicability-7"/>
     <w:p>
       <w:pPr>
         <w:pStyle w:val="Heading3"/>
@@ -10830,8 +10830,8 @@
         <w:t xml:space="preserve">&lt;INSERT ADDITIONAL INFORMATION AS APPROPRIATE&gt;</w:t>
       </w:r>
     </w:p>
-    <w:bookmarkEnd w:id="73"/>
-    <w:bookmarkStart w:id="74" w:name="X80bf948a7c206bc8371d8e3ede9b1207ad2018c"/>
+    <w:bookmarkEnd w:id="76"/>
+    <w:bookmarkStart w:id="77" w:name="X80bf948a7c206bc8371d8e3ede9b1207ad2018c"/>
     <w:p>
       <w:pPr>
         <w:pStyle w:val="Heading3"/>
@@ -10935,8 +10935,8 @@
         <w:t xml:space="preserve">&lt;INSERT ADDITIONAL INFORMATION AS APPROPRIATE&gt;</w:t>
       </w:r>
     </w:p>
-    <w:bookmarkEnd w:id="74"/>
-    <w:bookmarkStart w:id="76" w:name="technical-controls-implemented-7"/>
+    <w:bookmarkEnd w:id="77"/>
+    <w:bookmarkStart w:id="79" w:name="technical-controls-implemented-7"/>
     <w:p>
       <w:pPr>
         <w:pStyle w:val="Heading3"/>
@@ -10996,7 +10996,7 @@
       <w:r>
         <w:t xml:space="preserve"> </w:t>
       </w:r>
-      <w:hyperlink r:id="rId53">
+      <w:hyperlink r:id="rId56">
         <w:r>
           <w:rPr>
             <w:rStyle w:val="Hyperlink"/>
@@ -11028,7 +11028,7 @@
       <w:r>
         <w:t xml:space="preserve"> </w:t>
       </w:r>
-      <w:hyperlink r:id="rId54">
+      <w:hyperlink r:id="rId57">
         <w:r>
           <w:rPr>
             <w:rStyle w:val="Hyperlink"/>
@@ -11060,7 +11060,7 @@
       <w:r>
         <w:t xml:space="preserve"> </w:t>
       </w:r>
-      <w:hyperlink r:id="rId75">
+      <w:hyperlink r:id="rId78">
         <w:r>
           <w:rPr>
             <w:rStyle w:val="Hyperlink"/>
@@ -11089,7 +11089,7 @@
           <w:numId w:val="1013"/>
         </w:numPr>
       </w:pPr>
-      <w:hyperlink r:id="rId22">
+      <w:hyperlink r:id="rId25">
         <w:r>
           <w:rPr>
             <w:rStyle w:val="Hyperlink"/>
@@ -11127,7 +11127,7 @@
       <w:r>
         <w:t xml:space="preserve"> </w:t>
       </w:r>
-      <w:hyperlink r:id="rId54">
+      <w:hyperlink r:id="rId57">
         <w:r>
           <w:rPr>
             <w:rStyle w:val="Hyperlink"/>
@@ -11159,7 +11159,7 @@
       <w:r>
         <w:t xml:space="preserve"> </w:t>
       </w:r>
-      <w:hyperlink r:id="rId54">
+      <w:hyperlink r:id="rId57">
         <w:r>
           <w:rPr>
             <w:rStyle w:val="Hyperlink"/>
@@ -11191,7 +11191,7 @@
       <w:r>
         <w:t xml:space="preserve"> </w:t>
       </w:r>
-      <w:hyperlink r:id="rId54">
+      <w:hyperlink r:id="rId57">
         <w:r>
           <w:rPr>
             <w:rStyle w:val="Hyperlink"/>
@@ -11223,9 +11223,9 @@
         <w:br w:type="page"/>
       </w:r>
     </w:p>
-    <w:bookmarkEnd w:id="76"/>
-    <w:bookmarkEnd w:id="77"/>
-    <w:bookmarkStart w:id="83" w:name="X18e03c94315c40c3be2b31d595f7e2789c8b774"/>
+    <w:bookmarkEnd w:id="79"/>
+    <w:bookmarkEnd w:id="80"/>
+    <w:bookmarkStart w:id="86" w:name="X18e03c94315c40c3be2b31d595f7e2789c8b774"/>
     <w:p>
       <w:pPr>
         <w:pStyle w:val="Heading1"/>
@@ -11339,7 +11339,7 @@
       <w:r>
         <w:t xml:space="preserve"> </w:t>
       </w:r>
-      <w:hyperlink r:id="rId78">
+      <w:hyperlink r:id="rId81">
         <w:r>
           <w:rPr>
             <w:rStyle w:val="Hyperlink"/>
@@ -11353,7 +11353,7 @@
         <w:t xml:space="preserve">.</w:t>
       </w:r>
     </w:p>
-    <w:bookmarkStart w:id="80" w:name="applicability-8"/>
+    <w:bookmarkStart w:id="83" w:name="applicability-8"/>
     <w:p>
       <w:pPr>
         <w:pStyle w:val="Heading3"/>
@@ -11542,7 +11542,7 @@
       <w:r>
         <w:t xml:space="preserve"> </w:t>
       </w:r>
-      <w:hyperlink r:id="rId79">
+      <w:hyperlink r:id="rId82">
         <w:r>
           <w:rPr>
             <w:rStyle w:val="Hyperlink"/>
@@ -11613,8 +11613,8 @@
         <w:t xml:space="preserve">’s` offices.</w:t>
       </w:r>
     </w:p>
-    <w:bookmarkEnd w:id="80"/>
-    <w:bookmarkStart w:id="81" w:name="X13cd96e1d05c298654d3f4f94060474a03b19dd"/>
+    <w:bookmarkEnd w:id="83"/>
+    <w:bookmarkStart w:id="84" w:name="X13cd96e1d05c298654d3f4f94060474a03b19dd"/>
     <w:p>
       <w:pPr>
         <w:pStyle w:val="Heading3"/>
@@ -11645,7 +11645,7 @@
       <w:r>
         <w:t xml:space="preserve"> </w:t>
       </w:r>
-      <w:hyperlink r:id="rId53">
+      <w:hyperlink r:id="rId56">
         <w:r>
           <w:rPr>
             <w:rStyle w:val="Hyperlink"/>
@@ -11668,8 +11668,8 @@
         <w:t xml:space="preserve">&lt;INSERT ADDITIONAL INFORMATION AS APPROPRIATE&gt;</w:t>
       </w:r>
     </w:p>
-    <w:bookmarkEnd w:id="81"/>
-    <w:bookmarkStart w:id="82" w:name="technical-controls-implemented-8"/>
+    <w:bookmarkEnd w:id="84"/>
+    <w:bookmarkStart w:id="85" w:name="technical-controls-implemented-8"/>
     <w:p>
       <w:pPr>
         <w:pStyle w:val="Heading3"/>
@@ -11809,9 +11809,9 @@
         <w:br w:type="page"/>
       </w:r>
     </w:p>
-    <w:bookmarkEnd w:id="82"/>
-    <w:bookmarkEnd w:id="83"/>
-    <w:bookmarkStart w:id="94" w:name="X72feec04818c7bd1815329b5bf1bdf1467571a1"/>
+    <w:bookmarkEnd w:id="85"/>
+    <w:bookmarkEnd w:id="86"/>
+    <w:bookmarkStart w:id="97" w:name="X72feec04818c7bd1815329b5bf1bdf1467571a1"/>
     <w:p>
       <w:pPr>
         <w:pStyle w:val="Heading1"/>
@@ -11903,7 +11903,7 @@
         </w:tc>
       </w:tr>
     </w:tbl>
-    <w:bookmarkStart w:id="87" w:name="cyber-security-awareness-training"/>
+    <w:bookmarkStart w:id="90" w:name="cyber-security-awareness-training"/>
     <w:p>
       <w:pPr>
         <w:pStyle w:val="Heading2"/>
@@ -11912,7 +11912,7 @@
         <w:t xml:space="preserve">Cyber security awareness training</w:t>
       </w:r>
     </w:p>
-    <w:bookmarkStart w:id="84" w:name="applicability-9"/>
+    <w:bookmarkStart w:id="87" w:name="applicability-9"/>
     <w:p>
       <w:pPr>
         <w:pStyle w:val="Heading3"/>
@@ -11967,8 +11967,8 @@
         <w:t xml:space="preserve">&lt;INSERT ADDITIONAL INFORMATION AS APPROPRIATE&gt;</w:t>
       </w:r>
     </w:p>
-    <w:bookmarkEnd w:id="84"/>
-    <w:bookmarkStart w:id="85" w:name="Xed1e246b95fddc90a3fea0363b2d9fe72182b2b"/>
+    <w:bookmarkEnd w:id="87"/>
+    <w:bookmarkStart w:id="88" w:name="Xed1e246b95fddc90a3fea0363b2d9fe72182b2b"/>
     <w:p>
       <w:pPr>
         <w:pStyle w:val="Heading3"/>
@@ -12105,7 +12105,7 @@
       <w:r>
         <w:t xml:space="preserve"> </w:t>
       </w:r>
-      <w:hyperlink r:id="rId54">
+      <w:hyperlink r:id="rId57">
         <w:r>
           <w:rPr>
             <w:rStyle w:val="Hyperlink"/>
@@ -12128,8 +12128,8 @@
         <w:t xml:space="preserve">&lt;INSERT ADDITIONAL INFORMATION AS APPROPRIATE&gt;</w:t>
       </w:r>
     </w:p>
-    <w:bookmarkEnd w:id="85"/>
-    <w:bookmarkStart w:id="86" w:name="technical-controls-implemented-9"/>
+    <w:bookmarkEnd w:id="88"/>
+    <w:bookmarkStart w:id="89" w:name="technical-controls-implemented-9"/>
     <w:p>
       <w:pPr>
         <w:pStyle w:val="Heading3"/>
@@ -12172,9 +12172,9 @@
         <w:t xml:space="preserve">&lt;INSERT ADDITIONAL INFORMATION AS APPROPRIATE&gt;</w:t>
       </w:r>
     </w:p>
-    <w:bookmarkEnd w:id="86"/>
-    <w:bookmarkEnd w:id="87"/>
-    <w:bookmarkStart w:id="93" w:name="access-to-systems-and-resources"/>
+    <w:bookmarkEnd w:id="89"/>
+    <w:bookmarkEnd w:id="90"/>
+    <w:bookmarkStart w:id="96" w:name="access-to-systems-and-resources"/>
     <w:p>
       <w:pPr>
         <w:pStyle w:val="Heading2"/>
@@ -12183,7 +12183,7 @@
         <w:t xml:space="preserve">Access to systems and resources</w:t>
       </w:r>
     </w:p>
-    <w:bookmarkStart w:id="88" w:name="applicability-10"/>
+    <w:bookmarkStart w:id="91" w:name="applicability-10"/>
     <w:p>
       <w:pPr>
         <w:pStyle w:val="Heading3"/>
@@ -12226,8 +12226,8 @@
         <w:t xml:space="preserve">&lt;INSERT ADDITIONAL INFORMATION AS APPROPRIATE&gt;</w:t>
       </w:r>
     </w:p>
-    <w:bookmarkEnd w:id="88"/>
-    <w:bookmarkStart w:id="90" w:name="Xb2833ef0decf2d75c4c05a81eb4f2462f4cb77c"/>
+    <w:bookmarkEnd w:id="91"/>
+    <w:bookmarkStart w:id="93" w:name="Xb2833ef0decf2d75c4c05a81eb4f2462f4cb77c"/>
     <w:p>
       <w:pPr>
         <w:pStyle w:val="Heading3"/>
@@ -12285,7 +12285,7 @@
       <w:r>
         <w:t xml:space="preserve"> </w:t>
       </w:r>
-      <w:hyperlink r:id="rId53">
+      <w:hyperlink r:id="rId56">
         <w:r>
           <w:rPr>
             <w:rStyle w:val="Hyperlink"/>
@@ -12481,7 +12481,7 @@
             <w:r>
               <w:t xml:space="preserve"> </w:t>
             </w:r>
-            <w:hyperlink r:id="rId89">
+            <w:hyperlink r:id="rId92">
               <w:r>
                 <w:rPr>
                   <w:rStyle w:val="Hyperlink"/>
@@ -12716,7 +12716,7 @@
       <w:r>
         <w:t xml:space="preserve"> </w:t>
       </w:r>
-      <w:hyperlink r:id="rId54">
+      <w:hyperlink r:id="rId57">
         <w:r>
           <w:rPr>
             <w:rStyle w:val="Hyperlink"/>
@@ -12755,8 +12755,8 @@
         <w:t xml:space="preserve">.</w:t>
       </w:r>
     </w:p>
-    <w:bookmarkEnd w:id="90"/>
-    <w:bookmarkStart w:id="92" w:name="technical-controls-implemented-10"/>
+    <w:bookmarkEnd w:id="93"/>
+    <w:bookmarkStart w:id="95" w:name="technical-controls-implemented-10"/>
     <w:p>
       <w:pPr>
         <w:pStyle w:val="Heading3"/>
@@ -12790,7 +12790,7 @@
       <w:r>
         <w:t xml:space="preserve"> </w:t>
       </w:r>
-      <w:hyperlink r:id="rId91">
+      <w:hyperlink r:id="rId94">
         <w:r>
           <w:rPr>
             <w:rStyle w:val="Hyperlink"/>
@@ -12940,7 +12940,7 @@
       <w:r>
         <w:t xml:space="preserve"> </w:t>
       </w:r>
-      <w:hyperlink r:id="rId53">
+      <w:hyperlink r:id="rId56">
         <w:r>
           <w:rPr>
             <w:rStyle w:val="Hyperlink"/>
@@ -12963,7 +12963,7 @@
           <w:numId w:val="1020"/>
         </w:numPr>
       </w:pPr>
-      <w:hyperlink r:id="rId54">
+      <w:hyperlink r:id="rId57">
         <w:r>
           <w:rPr>
             <w:rStyle w:val="Hyperlink"/>
@@ -12983,10 +12983,10 @@
         <w:br w:type="page"/>
       </w:r>
     </w:p>
-    <w:bookmarkEnd w:id="92"/>
-    <w:bookmarkEnd w:id="93"/>
-    <w:bookmarkEnd w:id="94"/>
-    <w:bookmarkStart w:id="99" w:name="X885c13c0821e92438439b8fa384d15d059cc8da"/>
+    <w:bookmarkEnd w:id="95"/>
+    <w:bookmarkEnd w:id="96"/>
+    <w:bookmarkEnd w:id="97"/>
+    <w:bookmarkStart w:id="102" w:name="X885c13c0821e92438439b8fa384d15d059cc8da"/>
     <w:p>
       <w:pPr>
         <w:pStyle w:val="Heading1"/>
@@ -13171,7 +13171,7 @@
       <w:r>
         <w:t xml:space="preserve"> </w:t>
       </w:r>
-      <w:hyperlink r:id="rId95">
+      <w:hyperlink r:id="rId98">
         <w:r>
           <w:rPr>
             <w:rStyle w:val="Hyperlink"/>
@@ -13185,7 +13185,7 @@
         <w:t xml:space="preserve">.</w:t>
       </w:r>
     </w:p>
-    <w:bookmarkStart w:id="96" w:name="applicability-11"/>
+    <w:bookmarkStart w:id="99" w:name="applicability-11"/>
     <w:p>
       <w:pPr>
         <w:pStyle w:val="Heading3"/>
@@ -13297,8 +13297,8 @@
         <w:t xml:space="preserve">&lt;INSERT ADDITIONAL INFORMATION AS APPROPRIATE&gt;</w:t>
       </w:r>
     </w:p>
-    <w:bookmarkEnd w:id="96"/>
-    <w:bookmarkStart w:id="97" w:name="X32aadda1b5e77a651ad4e5d9205eed9513a53a8"/>
+    <w:bookmarkEnd w:id="99"/>
+    <w:bookmarkStart w:id="100" w:name="X32aadda1b5e77a651ad4e5d9205eed9513a53a8"/>
     <w:p>
       <w:pPr>
         <w:pStyle w:val="Heading3"/>
@@ -13380,8 +13380,8 @@
         <w:t xml:space="preserve">&lt;INSERT ADDITIONAL INFORMATION AS APPROPRIATE&gt;</w:t>
       </w:r>
     </w:p>
-    <w:bookmarkEnd w:id="97"/>
-    <w:bookmarkStart w:id="98" w:name="technical-controls-implemented-11"/>
+    <w:bookmarkEnd w:id="100"/>
+    <w:bookmarkStart w:id="101" w:name="technical-controls-implemented-11"/>
     <w:p>
       <w:pPr>
         <w:pStyle w:val="Heading3"/>
@@ -13429,9 +13429,9 @@
         <w:br w:type="page"/>
       </w:r>
     </w:p>
-    <w:bookmarkEnd w:id="98"/>
-    <w:bookmarkEnd w:id="99"/>
-    <w:bookmarkStart w:id="113" w:name="X31bdca138608c2358509912305d5d7d65cdc19d"/>
+    <w:bookmarkEnd w:id="101"/>
+    <w:bookmarkEnd w:id="102"/>
+    <w:bookmarkStart w:id="116" w:name="X31bdca138608c2358509912305d5d7d65cdc19d"/>
     <w:p>
       <w:pPr>
         <w:pStyle w:val="Heading1"/>
@@ -13523,7 +13523,7 @@
         </w:tc>
       </w:tr>
     </w:tbl>
-    <w:bookmarkStart w:id="104" w:name="telephone-systems"/>
+    <w:bookmarkStart w:id="107" w:name="telephone-systems"/>
     <w:p>
       <w:pPr>
         <w:pStyle w:val="Heading2"/>
@@ -13532,7 +13532,7 @@
         <w:t xml:space="preserve">Telephone systems</w:t>
       </w:r>
     </w:p>
-    <w:bookmarkStart w:id="101" w:name="applicability-12"/>
+    <w:bookmarkStart w:id="104" w:name="applicability-12"/>
     <w:p>
       <w:pPr>
         <w:pStyle w:val="Heading3"/>
@@ -13610,7 +13610,7 @@
             <w:r>
               <w:t xml:space="preserve"> </w:t>
             </w:r>
-            <w:hyperlink r:id="rId100">
+            <w:hyperlink r:id="rId103">
               <w:r>
                 <w:rPr>
                   <w:rStyle w:val="Hyperlink"/>
@@ -13668,8 +13668,8 @@
         <w:t xml:space="preserve">&lt;INSERT ADDITIONAL INFORMATION AS APPROPRIATE&gt;</w:t>
       </w:r>
     </w:p>
-    <w:bookmarkEnd w:id="101"/>
-    <w:bookmarkStart w:id="102" w:name="organisational-policies-and-processes"/>
+    <w:bookmarkEnd w:id="104"/>
+    <w:bookmarkStart w:id="105" w:name="organisational-policies-and-processes"/>
     <w:p>
       <w:pPr>
         <w:pStyle w:val="Heading3"/>
@@ -13715,7 +13715,7 @@
       <w:r>
         <w:t xml:space="preserve"> </w:t>
       </w:r>
-      <w:hyperlink r:id="rId53">
+      <w:hyperlink r:id="rId56">
         <w:r>
           <w:rPr>
             <w:rStyle w:val="Hyperlink"/>
@@ -13755,8 +13755,8 @@
         <w:t xml:space="preserve">&lt;INSERT ADDITIONAL INFORMATION AS APPROPRIATE&gt;</w:t>
       </w:r>
     </w:p>
-    <w:bookmarkEnd w:id="102"/>
-    <w:bookmarkStart w:id="103" w:name="technical-controls-implemented-12"/>
+    <w:bookmarkEnd w:id="105"/>
+    <w:bookmarkStart w:id="106" w:name="technical-controls-implemented-12"/>
     <w:p>
       <w:pPr>
         <w:pStyle w:val="Heading3"/>
@@ -13893,9 +13893,9 @@
         <w:t xml:space="preserve">&lt;INSERT ADDITIONAL INFORMATION AS APPROPRIATE&gt;</w:t>
       </w:r>
     </w:p>
-    <w:bookmarkEnd w:id="103"/>
-    <w:bookmarkEnd w:id="104"/>
-    <w:bookmarkStart w:id="108" w:name="Xe4693f3790c31e7fd69fceb7ee8a25ef0db3c6d"/>
+    <w:bookmarkEnd w:id="106"/>
+    <w:bookmarkEnd w:id="107"/>
+    <w:bookmarkStart w:id="111" w:name="Xe4693f3790c31e7fd69fceb7ee8a25ef0db3c6d"/>
     <w:p>
       <w:pPr>
         <w:pStyle w:val="Heading2"/>
@@ -13904,7 +13904,7 @@
         <w:t xml:space="preserve">Video conferencing and internet protocol telephony</w:t>
       </w:r>
     </w:p>
-    <w:bookmarkStart w:id="105" w:name="applicability-13"/>
+    <w:bookmarkStart w:id="108" w:name="applicability-13"/>
     <w:p>
       <w:pPr>
         <w:pStyle w:val="Heading3"/>
@@ -13947,8 +13947,8 @@
         <w:t xml:space="preserve">&lt;INSERT ADDITIONAL INFORMATION AS APPROPRIATE&gt;</w:t>
       </w:r>
     </w:p>
-    <w:bookmarkEnd w:id="105"/>
-    <w:bookmarkStart w:id="106" w:name="X46b2334df33137cdea58d684e1c820945a7fc43"/>
+    <w:bookmarkEnd w:id="108"/>
+    <w:bookmarkStart w:id="109" w:name="X46b2334df33137cdea58d684e1c820945a7fc43"/>
     <w:p>
       <w:pPr>
         <w:pStyle w:val="Heading3"/>
@@ -13976,7 +13976,7 @@
       <w:r>
         <w:t xml:space="preserve"> </w:t>
       </w:r>
-      <w:hyperlink r:id="rId54">
+      <w:hyperlink r:id="rId57">
         <w:r>
           <w:rPr>
             <w:rStyle w:val="Hyperlink"/>
@@ -14014,8 +14014,8 @@
         <w:t xml:space="preserve">&lt;INSERT ADDITIONAL INFORMATION AS APPROPRIATE&gt;</w:t>
       </w:r>
     </w:p>
-    <w:bookmarkEnd w:id="106"/>
-    <w:bookmarkStart w:id="107" w:name="technical-controls-implemented-13"/>
+    <w:bookmarkEnd w:id="109"/>
+    <w:bookmarkStart w:id="110" w:name="technical-controls-implemented-13"/>
     <w:p>
       <w:pPr>
         <w:pStyle w:val="Heading3"/>
@@ -14046,7 +14046,7 @@
       <w:r>
         <w:t xml:space="preserve"> </w:t>
       </w:r>
-      <w:hyperlink r:id="rId91">
+      <w:hyperlink r:id="rId94">
         <w:r>
           <w:rPr>
             <w:rStyle w:val="Hyperlink"/>
@@ -14160,9 +14160,9 @@
         <w:t xml:space="preserve">&lt;INSERT ADDITIONAL INFORMATION AS APPROPRIATE&gt;</w:t>
       </w:r>
     </w:p>
-    <w:bookmarkEnd w:id="107"/>
-    <w:bookmarkEnd w:id="108"/>
-    <w:bookmarkStart w:id="112" w:name="multifunction-devices"/>
+    <w:bookmarkEnd w:id="110"/>
+    <w:bookmarkEnd w:id="111"/>
+    <w:bookmarkStart w:id="115" w:name="multifunction-devices"/>
     <w:p>
       <w:pPr>
         <w:pStyle w:val="Heading2"/>
@@ -14228,7 +14228,7 @@
         </w:tc>
       </w:tr>
     </w:tbl>
-    <w:bookmarkStart w:id="109" w:name="applicability-14"/>
+    <w:bookmarkStart w:id="112" w:name="applicability-14"/>
     <w:p>
       <w:pPr>
         <w:pStyle w:val="Heading3"/>
@@ -14333,8 +14333,8 @@
         <w:t xml:space="preserve">&lt;INSERT ADDITIONAL INFORMATION AS APPROPRIATE&gt;</w:t>
       </w:r>
     </w:p>
-    <w:bookmarkEnd w:id="109"/>
-    <w:bookmarkStart w:id="110" w:name="Xd16f52732039735bbe7450755c5fa4590b3f9ff"/>
+    <w:bookmarkEnd w:id="112"/>
+    <w:bookmarkStart w:id="113" w:name="Xd16f52732039735bbe7450755c5fa4590b3f9ff"/>
     <w:p>
       <w:pPr>
         <w:pStyle w:val="Heading3"/>
@@ -14365,7 +14365,7 @@
       <w:r>
         <w:t xml:space="preserve"> </w:t>
       </w:r>
-      <w:hyperlink r:id="rId53">
+      <w:hyperlink r:id="rId56">
         <w:r>
           <w:rPr>
             <w:rStyle w:val="Hyperlink"/>
@@ -14388,8 +14388,8 @@
         <w:t xml:space="preserve">&lt;INSERT ADDITIONAL INFORMATION AS APPROPRIATE&gt;</w:t>
       </w:r>
     </w:p>
-    <w:bookmarkEnd w:id="110"/>
-    <w:bookmarkStart w:id="111" w:name="technical-controls-implemented-14"/>
+    <w:bookmarkEnd w:id="113"/>
+    <w:bookmarkStart w:id="114" w:name="technical-controls-implemented-14"/>
     <w:p>
       <w:pPr>
         <w:pStyle w:val="Heading3"/>
@@ -14437,10 +14437,10 @@
         <w:br w:type="page"/>
       </w:r>
     </w:p>
-    <w:bookmarkEnd w:id="111"/>
-    <w:bookmarkEnd w:id="112"/>
-    <w:bookmarkEnd w:id="113"/>
-    <w:bookmarkStart w:id="128" w:name="Xd3d253b0925cfa9d7ed3425c8dec42b78093f96"/>
+    <w:bookmarkEnd w:id="114"/>
+    <w:bookmarkEnd w:id="115"/>
+    <w:bookmarkEnd w:id="116"/>
+    <w:bookmarkStart w:id="131" w:name="Xd3d253b0925cfa9d7ed3425c8dec42b78093f96"/>
     <w:p>
       <w:pPr>
         <w:pStyle w:val="Heading1"/>
@@ -14532,7 +14532,7 @@
         </w:tc>
       </w:tr>
     </w:tbl>
-    <w:bookmarkStart w:id="117" w:name="enterprise-mobility"/>
+    <w:bookmarkStart w:id="120" w:name="enterprise-mobility"/>
     <w:p>
       <w:pPr>
         <w:pStyle w:val="Heading2"/>
@@ -14541,7 +14541,7 @@
         <w:t xml:space="preserve">Enterprise mobility</w:t>
       </w:r>
     </w:p>
-    <w:bookmarkStart w:id="114" w:name="applicability-15"/>
+    <w:bookmarkStart w:id="117" w:name="applicability-15"/>
     <w:p>
       <w:pPr>
         <w:pStyle w:val="Heading3"/>
@@ -14599,8 +14599,8 @@
         <w:t xml:space="preserve">&lt;INSERT ADDITIONAL INFORMATION AS APPROPRIATE&gt;</w:t>
       </w:r>
     </w:p>
-    <w:bookmarkEnd w:id="114"/>
-    <w:bookmarkStart w:id="115" w:name="Xc07a2e4b30a93b321a41ea23c086b18012741c0"/>
+    <w:bookmarkEnd w:id="117"/>
+    <w:bookmarkStart w:id="118" w:name="Xc07a2e4b30a93b321a41ea23c086b18012741c0"/>
     <w:p>
       <w:pPr>
         <w:pStyle w:val="Heading3"/>
@@ -14646,7 +14646,7 @@
       <w:r>
         <w:t xml:space="preserve"> </w:t>
       </w:r>
-      <w:hyperlink r:id="rId53">
+      <w:hyperlink r:id="rId56">
         <w:r>
           <w:rPr>
             <w:rStyle w:val="VerbatimChar"/>
@@ -14681,8 +14681,8 @@
         <w:t xml:space="preserve">&lt;INSERT ADDITIONAL INFORMATION AS APPROPRIATE&gt;</w:t>
       </w:r>
     </w:p>
-    <w:bookmarkEnd w:id="115"/>
-    <w:bookmarkStart w:id="116" w:name="technical-controls-implemented-15"/>
+    <w:bookmarkEnd w:id="118"/>
+    <w:bookmarkStart w:id="119" w:name="technical-controls-implemented-15"/>
     <w:p>
       <w:pPr>
         <w:pStyle w:val="Heading3"/>
@@ -14713,7 +14713,7 @@
       <w:r>
         <w:t xml:space="preserve"> </w:t>
       </w:r>
-      <w:hyperlink r:id="rId91">
+      <w:hyperlink r:id="rId94">
         <w:r>
           <w:rPr>
             <w:rStyle w:val="Hyperlink"/>
@@ -14852,9 +14852,9 @@
         <w:t xml:space="preserve">&lt;INSERT ADDITIONAL INFORMATION AS APPROPRIATE&gt;</w:t>
       </w:r>
     </w:p>
-    <w:bookmarkEnd w:id="116"/>
-    <w:bookmarkEnd w:id="117"/>
-    <w:bookmarkStart w:id="123" w:name="mobile-device-management"/>
+    <w:bookmarkEnd w:id="119"/>
+    <w:bookmarkEnd w:id="120"/>
+    <w:bookmarkStart w:id="126" w:name="mobile-device-management"/>
     <w:p>
       <w:pPr>
         <w:pStyle w:val="Heading2"/>
@@ -14863,7 +14863,7 @@
         <w:t xml:space="preserve">Mobile device management</w:t>
       </w:r>
     </w:p>
-    <w:bookmarkStart w:id="118" w:name="applicability-16"/>
+    <w:bookmarkStart w:id="121" w:name="applicability-16"/>
     <w:p>
       <w:pPr>
         <w:pStyle w:val="Heading3"/>
@@ -14914,8 +14914,8 @@
         <w:t xml:space="preserve">&lt;INSERT ADDITIONAL INFORMATION AS APPROPRIATE&gt;</w:t>
       </w:r>
     </w:p>
-    <w:bookmarkEnd w:id="118"/>
-    <w:bookmarkStart w:id="120" w:name="X311beab34c72a04c5b98221ace0c66401c4882e"/>
+    <w:bookmarkEnd w:id="121"/>
+    <w:bookmarkStart w:id="123" w:name="X311beab34c72a04c5b98221ace0c66401c4882e"/>
     <w:p>
       <w:pPr>
         <w:pStyle w:val="Heading3"/>
@@ -14961,7 +14961,7 @@
       <w:r>
         <w:t xml:space="preserve"> </w:t>
       </w:r>
-      <w:hyperlink r:id="rId53">
+      <w:hyperlink r:id="rId56">
         <w:r>
           <w:rPr>
             <w:rStyle w:val="Hyperlink"/>
@@ -14975,7 +14975,7 @@
       <w:r>
         <w:t xml:space="preserve"> </w:t>
       </w:r>
-      <w:hyperlink r:id="rId119">
+      <w:hyperlink r:id="rId122">
         <w:r>
           <w:rPr>
             <w:rStyle w:val="Hyperlink"/>
@@ -14998,8 +14998,8 @@
         <w:t xml:space="preserve">&lt;INSERT ADDITIONAL INFORMATION AS APPROPRIATE&gt;</w:t>
       </w:r>
     </w:p>
-    <w:bookmarkEnd w:id="120"/>
-    <w:bookmarkStart w:id="122" w:name="technical-controls-implemented-16"/>
+    <w:bookmarkEnd w:id="123"/>
+    <w:bookmarkStart w:id="125" w:name="technical-controls-implemented-16"/>
     <w:p>
       <w:pPr>
         <w:pStyle w:val="Heading3"/>
@@ -15030,7 +15030,7 @@
       <w:r>
         <w:t xml:space="preserve"> </w:t>
       </w:r>
-      <w:hyperlink r:id="rId91">
+      <w:hyperlink r:id="rId94">
         <w:r>
           <w:rPr>
             <w:rStyle w:val="Hyperlink"/>
@@ -15063,7 +15063,7 @@
       <w:r>
         <w:t xml:space="preserve"> </w:t>
       </w:r>
-      <w:hyperlink r:id="rId121">
+      <w:hyperlink r:id="rId124">
         <w:r>
           <w:rPr>
             <w:rStyle w:val="Hyperlink"/>
@@ -15089,7 +15089,7 @@
         <w:t xml:space="preserve"> </w:t>
       </w:r>
       <w:r>
-        <w:t xml:space="preserve">requires use of the latest version of iOS, which is currently iOS 18. The most recent version of iOS to have completed the relevant protection profile assessment is iOS 16. However,</w:t>
+        <w:t xml:space="preserve">requires use of the latest version of iOS, which is currently iOS 26. The most recent version of iOS to have completed the relevant protection profile assessment is iOS 18. However,</w:t>
       </w:r>
       <w:r>
         <w:t xml:space="preserve"> </w:t>
@@ -15104,7 +15104,7 @@
         <w:t xml:space="preserve"> </w:t>
       </w:r>
       <w:r>
-        <w:t xml:space="preserve">considers that while the protection profile assessment is not of the implemented operating system (iOS 18), the recency of the assessment of iOS 16 mitigates associated risks.</w:t>
+        <w:t xml:space="preserve">considers that while the protection profile assessment is not of the implemented operating system (iOS 26), the recency of the assessment of iOS 18 mitigates associated risks.</w:t>
       </w:r>
     </w:p>
     <w:p>
@@ -15172,7 +15172,7 @@
         </w:numPr>
       </w:pPr>
       <w:r>
-        <w:t xml:space="preserve">restrict iOS users from installing applications from the App Store on iOS</w:t>
+        <w:t xml:space="preserve">operate with an always-on VPN</w:t>
       </w:r>
     </w:p>
     <w:p>
@@ -15184,7 +15184,31 @@
         </w:numPr>
       </w:pPr>
       <w:r>
-        <w:t xml:space="preserve">restrict iOS users from disabling or modifying security functionality once provisioned.</w:t>
+        <w:t xml:space="preserve">separate organisational and personal mobile applications</w:t>
+      </w:r>
+    </w:p>
+    <w:p>
+      <w:pPr>
+        <w:pStyle w:val="Compact"/>
+        <w:numPr>
+          <w:ilvl w:val="0"/>
+          <w:numId w:val="1024"/>
+        </w:numPr>
+      </w:pPr>
+      <w:r>
+        <w:t xml:space="preserve">restrict iOS users from installing applications from the App Store on iOS</w:t>
+      </w:r>
+    </w:p>
+    <w:p>
+      <w:pPr>
+        <w:pStyle w:val="Compact"/>
+        <w:numPr>
+          <w:ilvl w:val="0"/>
+          <w:numId w:val="1024"/>
+        </w:numPr>
+      </w:pPr>
+      <w:r>
+        <w:t xml:space="preserve">restrict iOS users from disabling or modifying security functionality once provisioned</w:t>
       </w:r>
     </w:p>
     <w:p>
@@ -15206,9 +15230,9 @@
         <w:t xml:space="preserve">&lt;INSERT ADDITIONAL INFORMATION AS APPROPRIATE&gt;</w:t>
       </w:r>
     </w:p>
-    <w:bookmarkEnd w:id="122"/>
-    <w:bookmarkEnd w:id="123"/>
-    <w:bookmarkStart w:id="127" w:name="mobile-device-usage"/>
+    <w:bookmarkEnd w:id="125"/>
+    <w:bookmarkEnd w:id="126"/>
+    <w:bookmarkStart w:id="130" w:name="mobile-device-usage"/>
     <w:p>
       <w:pPr>
         <w:pStyle w:val="Heading2"/>
@@ -15217,7 +15241,7 @@
         <w:t xml:space="preserve">Mobile device usage</w:t>
       </w:r>
     </w:p>
-    <w:bookmarkStart w:id="124" w:name="applicability-17"/>
+    <w:bookmarkStart w:id="127" w:name="applicability-17"/>
     <w:p>
       <w:pPr>
         <w:pStyle w:val="Heading3"/>
@@ -15260,8 +15284,8 @@
         <w:t xml:space="preserve">&lt;INSERT ADDITIONAL INFORMATION AS APPROPRIATE&gt;</w:t>
       </w:r>
     </w:p>
-    <w:bookmarkEnd w:id="124"/>
-    <w:bookmarkStart w:id="125" w:name="X3fd4f976bf6efcf8b39c9132ab690925f63f7ab"/>
+    <w:bookmarkEnd w:id="127"/>
+    <w:bookmarkStart w:id="128" w:name="X3fd4f976bf6efcf8b39c9132ab690925f63f7ab"/>
     <w:p>
       <w:pPr>
         <w:pStyle w:val="Heading3"/>
@@ -15307,7 +15331,7 @@
       <w:r>
         <w:t xml:space="preserve"> </w:t>
       </w:r>
-      <w:hyperlink r:id="rId53">
+      <w:hyperlink r:id="rId56">
         <w:r>
           <w:rPr>
             <w:rStyle w:val="VerbatimChar"/>
@@ -15368,7 +15392,7 @@
       <w:r>
         <w:t xml:space="preserve"> </w:t>
       </w:r>
-      <w:hyperlink r:id="rId53">
+      <w:hyperlink r:id="rId56">
         <w:r>
           <w:rPr>
             <w:rStyle w:val="VerbatimChar"/>
@@ -15417,7 +15441,7 @@
       <w:r>
         <w:t xml:space="preserve"> </w:t>
       </w:r>
-      <w:hyperlink r:id="rId54">
+      <w:hyperlink r:id="rId57">
         <w:r>
           <w:rPr>
             <w:rStyle w:val="Hyperlink"/>
@@ -15445,7 +15469,7 @@
       <w:r>
         <w:t xml:space="preserve"> </w:t>
       </w:r>
-      <w:hyperlink r:id="rId54">
+      <w:hyperlink r:id="rId57">
         <w:r>
           <w:rPr>
             <w:rStyle w:val="Hyperlink"/>
@@ -15471,8 +15495,8 @@
         <w:t xml:space="preserve">&lt;INSERT ADDITIONAL INFORMATION AS APPROPRIATE&gt;</w:t>
       </w:r>
     </w:p>
-    <w:bookmarkEnd w:id="125"/>
-    <w:bookmarkStart w:id="126" w:name="technical-controls-implemented-17"/>
+    <w:bookmarkEnd w:id="128"/>
+    <w:bookmarkStart w:id="129" w:name="technical-controls-implemented-17"/>
     <w:p>
       <w:pPr>
         <w:pStyle w:val="Heading3"/>
@@ -15503,7 +15527,7 @@
       <w:r>
         <w:t xml:space="preserve"> </w:t>
       </w:r>
-      <w:hyperlink r:id="rId91">
+      <w:hyperlink r:id="rId94">
         <w:r>
           <w:rPr>
             <w:rStyle w:val="Hyperlink"/>
@@ -15572,7 +15596,7 @@
           <w:numId w:val="1026"/>
         </w:numPr>
       </w:pPr>
-      <w:hyperlink r:id="rId53">
+      <w:hyperlink r:id="rId56">
         <w:r>
           <w:rPr>
             <w:rStyle w:val="VerbatimChar"/>
@@ -15613,7 +15637,7 @@
           <w:numId w:val="1026"/>
         </w:numPr>
       </w:pPr>
-      <w:hyperlink r:id="rId54">
+      <w:hyperlink r:id="rId57">
         <w:r>
           <w:rPr>
             <w:rStyle w:val="Hyperlink"/>
@@ -15636,7 +15660,7 @@
           <w:numId w:val="1026"/>
         </w:numPr>
       </w:pPr>
-      <w:hyperlink r:id="rId54">
+      <w:hyperlink r:id="rId57">
         <w:r>
           <w:rPr>
             <w:rStyle w:val="Hyperlink"/>
@@ -15680,10 +15704,10 @@
         <w:br w:type="page"/>
       </w:r>
     </w:p>
-    <w:bookmarkEnd w:id="126"/>
-    <w:bookmarkEnd w:id="127"/>
-    <w:bookmarkEnd w:id="128"/>
-    <w:bookmarkStart w:id="134" w:name="Xefb9591f5adefc89410a0a12f002bd68f190813"/>
+    <w:bookmarkEnd w:id="129"/>
+    <w:bookmarkEnd w:id="130"/>
+    <w:bookmarkEnd w:id="131"/>
+    <w:bookmarkStart w:id="137" w:name="Xefb9591f5adefc89410a0a12f002bd68f190813"/>
     <w:p>
       <w:pPr>
         <w:pStyle w:val="Heading1"/>
@@ -15797,7 +15821,7 @@
       <w:r>
         <w:t xml:space="preserve"> </w:t>
       </w:r>
-      <w:hyperlink r:id="rId129">
+      <w:hyperlink r:id="rId132">
         <w:r>
           <w:rPr>
             <w:rStyle w:val="Hyperlink"/>
@@ -15811,7 +15835,7 @@
         <w:t xml:space="preserve">.</w:t>
       </w:r>
     </w:p>
-    <w:bookmarkStart w:id="131" w:name="applicability-18"/>
+    <w:bookmarkStart w:id="134" w:name="applicability-18"/>
     <w:p>
       <w:pPr>
         <w:pStyle w:val="Heading3"/>
@@ -15955,7 +15979,7 @@
       <w:r>
         <w:t xml:space="preserve"> </w:t>
       </w:r>
-      <w:hyperlink r:id="rId130">
+      <w:hyperlink r:id="rId133">
         <w:r>
           <w:rPr>
             <w:rStyle w:val="Hyperlink"/>
@@ -15993,8 +16017,8 @@
         <w:t xml:space="preserve">&lt;INSERT ADDITIONAL INFORMATION AS APPROPRIATE&gt;</w:t>
       </w:r>
     </w:p>
-    <w:bookmarkEnd w:id="131"/>
-    <w:bookmarkStart w:id="132" w:name="X940f19c060a3a404d70582a3cfa39b865f2b22c"/>
+    <w:bookmarkEnd w:id="134"/>
+    <w:bookmarkStart w:id="135" w:name="X940f19c060a3a404d70582a3cfa39b865f2b22c"/>
     <w:p>
       <w:pPr>
         <w:pStyle w:val="Heading3"/>
@@ -16040,7 +16064,7 @@
       <w:r>
         <w:t xml:space="preserve"> </w:t>
       </w:r>
-      <w:hyperlink r:id="rId54">
+      <w:hyperlink r:id="rId57">
         <w:r>
           <w:rPr>
             <w:rStyle w:val="Hyperlink"/>
@@ -16072,7 +16096,7 @@
       <w:r>
         <w:t xml:space="preserve"> </w:t>
       </w:r>
-      <w:hyperlink r:id="rId54">
+      <w:hyperlink r:id="rId57">
         <w:r>
           <w:rPr>
             <w:rStyle w:val="VerbatimChar"/>
@@ -16098,7 +16122,7 @@
       <w:r>
         <w:t xml:space="preserve"> </w:t>
       </w:r>
-      <w:hyperlink r:id="rId54">
+      <w:hyperlink r:id="rId57">
         <w:r>
           <w:rPr>
             <w:rStyle w:val="VerbatimChar"/>
@@ -16118,8 +16142,8 @@
         <w:t xml:space="preserve">&lt;INSERT ADDITIONAL INFORMATION AS APPROPRIATE&gt;</w:t>
       </w:r>
     </w:p>
-    <w:bookmarkEnd w:id="132"/>
-    <w:bookmarkStart w:id="133" w:name="technical-controls-implemented-18"/>
+    <w:bookmarkEnd w:id="135"/>
+    <w:bookmarkStart w:id="136" w:name="technical-controls-implemented-18"/>
     <w:p>
       <w:pPr>
         <w:pStyle w:val="Heading3"/>
@@ -16150,7 +16174,7 @@
       <w:r>
         <w:t xml:space="preserve"> </w:t>
       </w:r>
-      <w:hyperlink r:id="rId91">
+      <w:hyperlink r:id="rId94">
         <w:r>
           <w:rPr>
             <w:rStyle w:val="Hyperlink"/>
@@ -16180,9 +16204,9 @@
         <w:br w:type="page"/>
       </w:r>
     </w:p>
-    <w:bookmarkEnd w:id="133"/>
-    <w:bookmarkEnd w:id="134"/>
-    <w:bookmarkStart w:id="141" w:name="X0362f6899c63567ef02fc0e3abeb7c867383ce2"/>
+    <w:bookmarkEnd w:id="136"/>
+    <w:bookmarkEnd w:id="137"/>
+    <w:bookmarkStart w:id="144" w:name="X0362f6899c63567ef02fc0e3abeb7c867383ce2"/>
     <w:p>
       <w:pPr>
         <w:pStyle w:val="Heading1"/>
@@ -16296,7 +16320,7 @@
       <w:r>
         <w:t xml:space="preserve"> </w:t>
       </w:r>
-      <w:hyperlink r:id="rId135">
+      <w:hyperlink r:id="rId138">
         <w:r>
           <w:rPr>
             <w:rStyle w:val="Hyperlink"/>
@@ -16310,7 +16334,7 @@
         <w:t xml:space="preserve">.</w:t>
       </w:r>
     </w:p>
-    <w:bookmarkStart w:id="136" w:name="applicability-19"/>
+    <w:bookmarkStart w:id="139" w:name="applicability-19"/>
     <w:p>
       <w:pPr>
         <w:pStyle w:val="Heading3"/>
@@ -16400,8 +16424,8 @@
         <w:t xml:space="preserve">&lt;INSERT ADDITIONAL INFORMATION AS APPROPRIATE&gt;</w:t>
       </w:r>
     </w:p>
-    <w:bookmarkEnd w:id="136"/>
-    <w:bookmarkStart w:id="137" w:name="Xda743f6abcb4ef8d047e7eb2a6c85aafb4002b2"/>
+    <w:bookmarkEnd w:id="139"/>
+    <w:bookmarkStart w:id="140" w:name="Xda743f6abcb4ef8d047e7eb2a6c85aafb4002b2"/>
     <w:p>
       <w:pPr>
         <w:pStyle w:val="Heading3"/>
@@ -16447,7 +16471,7 @@
       <w:r>
         <w:t xml:space="preserve"> </w:t>
       </w:r>
-      <w:hyperlink r:id="rId54">
+      <w:hyperlink r:id="rId57">
         <w:r>
           <w:rPr>
             <w:rStyle w:val="Hyperlink"/>
@@ -16479,7 +16503,7 @@
       <w:r>
         <w:t xml:space="preserve"> </w:t>
       </w:r>
-      <w:hyperlink r:id="rId54">
+      <w:hyperlink r:id="rId57">
         <w:r>
           <w:rPr>
             <w:rStyle w:val="Hyperlink"/>
@@ -16505,7 +16529,7 @@
       <w:r>
         <w:t xml:space="preserve"> </w:t>
       </w:r>
-      <w:hyperlink r:id="rId54">
+      <w:hyperlink r:id="rId57">
         <w:r>
           <w:rPr>
             <w:rStyle w:val="Hyperlink"/>
@@ -16531,7 +16555,7 @@
       <w:r>
         <w:t xml:space="preserve"> </w:t>
       </w:r>
-      <w:hyperlink r:id="rId54">
+      <w:hyperlink r:id="rId57">
         <w:r>
           <w:rPr>
             <w:rStyle w:val="Hyperlink"/>
@@ -16557,7 +16581,7 @@
       <w:r>
         <w:t xml:space="preserve"> </w:t>
       </w:r>
-      <w:hyperlink r:id="rId54">
+      <w:hyperlink r:id="rId57">
         <w:r>
           <w:rPr>
             <w:rStyle w:val="Hyperlink"/>
@@ -16633,7 +16657,7 @@
       <w:r>
         <w:t xml:space="preserve"> </w:t>
       </w:r>
-      <w:hyperlink r:id="rId54">
+      <w:hyperlink r:id="rId57">
         <w:r>
           <w:rPr>
             <w:rStyle w:val="Hyperlink"/>
@@ -16659,7 +16683,7 @@
       <w:r>
         <w:t xml:space="preserve"> </w:t>
       </w:r>
-      <w:hyperlink r:id="rId54">
+      <w:hyperlink r:id="rId57">
         <w:r>
           <w:rPr>
             <w:rStyle w:val="Hyperlink"/>
@@ -16685,7 +16709,7 @@
       <w:r>
         <w:t xml:space="preserve"> </w:t>
       </w:r>
-      <w:hyperlink r:id="rId54">
+      <w:hyperlink r:id="rId57">
         <w:r>
           <w:rPr>
             <w:rStyle w:val="Hyperlink"/>
@@ -16717,8 +16741,8 @@
         <w:t xml:space="preserve">&lt;INSERT ADDITIONAL INFORMATION AS APPROPRIATE&gt;</w:t>
       </w:r>
     </w:p>
-    <w:bookmarkEnd w:id="137"/>
-    <w:bookmarkStart w:id="140" w:name="technical-controls-implemented-19"/>
+    <w:bookmarkEnd w:id="140"/>
+    <w:bookmarkStart w:id="143" w:name="technical-controls-implemented-19"/>
     <w:p>
       <w:pPr>
         <w:pStyle w:val="Heading3"/>
@@ -16892,7 +16916,7 @@
                   <w:r>
                     <w:t xml:space="preserve"> </w:t>
                   </w:r>
-                  <w:hyperlink r:id="rId91">
+                  <w:hyperlink r:id="rId94">
                     <w:r>
                       <w:rPr>
                         <w:rStyle w:val="Hyperlink"/>
@@ -16942,7 +16966,7 @@
                   <w:r>
                     <w:t xml:space="preserve"> </w:t>
                   </w:r>
-                  <w:hyperlink r:id="rId138">
+                  <w:hyperlink r:id="rId141">
                     <w:r>
                       <w:rPr>
                         <w:rStyle w:val="Hyperlink"/>
@@ -17004,7 +17028,7 @@
                   <w:r>
                     <w:t xml:space="preserve"> </w:t>
                   </w:r>
-                  <w:hyperlink r:id="rId91">
+                  <w:hyperlink r:id="rId94">
                     <w:r>
                       <w:rPr>
                         <w:rStyle w:val="Hyperlink"/>
@@ -17054,7 +17078,7 @@
                   <w:r>
                     <w:t xml:space="preserve"> </w:t>
                   </w:r>
-                  <w:hyperlink r:id="rId138">
+                  <w:hyperlink r:id="rId141">
                     <w:r>
                       <w:rPr>
                         <w:rStyle w:val="Hyperlink"/>
@@ -17113,7 +17137,7 @@
                   <w:r>
                     <w:t xml:space="preserve"> </w:t>
                   </w:r>
-                  <w:hyperlink r:id="rId91">
+                  <w:hyperlink r:id="rId94">
                     <w:r>
                       <w:rPr>
                         <w:rStyle w:val="Hyperlink"/>
@@ -17163,7 +17187,7 @@
                   <w:r>
                     <w:t xml:space="preserve"> </w:t>
                   </w:r>
-                  <w:hyperlink r:id="rId139">
+                  <w:hyperlink r:id="rId142">
                     <w:r>
                       <w:rPr>
                         <w:rStyle w:val="Hyperlink"/>
@@ -17394,9 +17418,9 @@
         <w:br w:type="page"/>
       </w:r>
     </w:p>
-    <w:bookmarkEnd w:id="140"/>
-    <w:bookmarkEnd w:id="141"/>
-    <w:bookmarkStart w:id="146" w:name="Xc8de33c429084b006667b351adba97063226bb3"/>
+    <w:bookmarkEnd w:id="143"/>
+    <w:bookmarkEnd w:id="144"/>
+    <w:bookmarkStart w:id="149" w:name="Xc8de33c429084b006667b351adba97063226bb3"/>
     <w:p>
       <w:pPr>
         <w:pStyle w:val="Heading1"/>
@@ -17510,7 +17534,7 @@
       <w:r>
         <w:t xml:space="preserve"> </w:t>
       </w:r>
-      <w:hyperlink r:id="rId142">
+      <w:hyperlink r:id="rId145">
         <w:r>
           <w:rPr>
             <w:rStyle w:val="Hyperlink"/>
@@ -17521,7 +17545,7 @@
         </w:r>
       </w:hyperlink>
     </w:p>
-    <w:bookmarkStart w:id="143" w:name="applicability-20"/>
+    <w:bookmarkStart w:id="146" w:name="applicability-20"/>
     <w:p>
       <w:pPr>
         <w:pStyle w:val="Heading3"/>
@@ -17561,8 +17585,8 @@
         <w:t xml:space="preserve">&lt;INSERT ADDITIONAL INFORMATION AS APPROPRIATE&gt;</w:t>
       </w:r>
     </w:p>
-    <w:bookmarkEnd w:id="143"/>
-    <w:bookmarkStart w:id="144" w:name="X8dfc470601b12eb97a26d458c092603503fd94c"/>
+    <w:bookmarkEnd w:id="146"/>
+    <w:bookmarkStart w:id="147" w:name="X8dfc470601b12eb97a26d458c092603503fd94c"/>
     <w:p>
       <w:pPr>
         <w:pStyle w:val="Heading3"/>
@@ -17608,7 +17632,7 @@
       <w:r>
         <w:t xml:space="preserve"> </w:t>
       </w:r>
-      <w:hyperlink r:id="rId53">
+      <w:hyperlink r:id="rId56">
         <w:r>
           <w:rPr>
             <w:rStyle w:val="Hyperlink"/>
@@ -17640,7 +17664,7 @@
       <w:r>
         <w:t xml:space="preserve"> </w:t>
       </w:r>
-      <w:hyperlink r:id="rId54">
+      <w:hyperlink r:id="rId57">
         <w:r>
           <w:rPr>
             <w:rStyle w:val="Hyperlink"/>
@@ -17666,7 +17690,7 @@
       <w:r>
         <w:t xml:space="preserve"> </w:t>
       </w:r>
-      <w:hyperlink r:id="rId54">
+      <w:hyperlink r:id="rId57">
         <w:r>
           <w:rPr>
             <w:rStyle w:val="Hyperlink"/>
@@ -17692,7 +17716,7 @@
       <w:r>
         <w:t xml:space="preserve"> </w:t>
       </w:r>
-      <w:hyperlink r:id="rId54">
+      <w:hyperlink r:id="rId57">
         <w:r>
           <w:rPr>
             <w:rStyle w:val="Hyperlink"/>
@@ -17712,8 +17736,8 @@
         <w:t xml:space="preserve">&lt;INSERT ADDITIONAL INFORMATION AS APPROPRIATE&gt;</w:t>
       </w:r>
     </w:p>
-    <w:bookmarkEnd w:id="144"/>
-    <w:bookmarkStart w:id="145" w:name="technical-controls-implemented-20"/>
+    <w:bookmarkEnd w:id="147"/>
+    <w:bookmarkStart w:id="148" w:name="technical-controls-implemented-20"/>
     <w:p>
       <w:pPr>
         <w:pStyle w:val="Heading3"/>
@@ -17744,7 +17768,7 @@
       <w:r>
         <w:t xml:space="preserve"> </w:t>
       </w:r>
-      <w:hyperlink r:id="rId91">
+      <w:hyperlink r:id="rId94">
         <w:r>
           <w:rPr>
             <w:rStyle w:val="Hyperlink"/>
@@ -17789,9 +17813,9 @@
         <w:br w:type="page"/>
       </w:r>
     </w:p>
-    <w:bookmarkEnd w:id="145"/>
-    <w:bookmarkEnd w:id="146"/>
-    <w:bookmarkStart w:id="163" w:name="Xa737413d8e6670f97ba5246310eb64df83cf285"/>
+    <w:bookmarkEnd w:id="148"/>
+    <w:bookmarkEnd w:id="149"/>
+    <w:bookmarkStart w:id="166" w:name="Xa737413d8e6670f97ba5246310eb64df83cf285"/>
     <w:p>
       <w:pPr>
         <w:pStyle w:val="Heading1"/>
@@ -17893,7 +17917,7 @@
       <w:r>
         <w:t xml:space="preserve"> </w:t>
       </w:r>
-      <w:hyperlink r:id="rId147">
+      <w:hyperlink r:id="rId150">
         <w:r>
           <w:rPr>
             <w:rStyle w:val="Hyperlink"/>
@@ -17919,7 +17943,7 @@
         <w:t xml:space="preserve">.</w:t>
       </w:r>
     </w:p>
-    <w:bookmarkStart w:id="152" w:name="X3b94d03c6519ec460095451dcfe9a7312373376"/>
+    <w:bookmarkStart w:id="155" w:name="X3b94d03c6519ec460095451dcfe9a7312373376"/>
     <w:p>
       <w:pPr>
         <w:pStyle w:val="Heading2"/>
@@ -17928,7 +17952,7 @@
         <w:t xml:space="preserve">Operating system selection, versions, releases and SOEs</w:t>
       </w:r>
     </w:p>
-    <w:bookmarkStart w:id="148" w:name="applicability-21"/>
+    <w:bookmarkStart w:id="151" w:name="applicability-21"/>
     <w:p>
       <w:pPr>
         <w:pStyle w:val="Heading3"/>
@@ -17968,8 +17992,8 @@
         <w:t xml:space="preserve">&lt;INSERT ADDITIONAL INFORMATION AS APPROPRIATE&gt;</w:t>
       </w:r>
     </w:p>
-    <w:bookmarkEnd w:id="148"/>
-    <w:bookmarkStart w:id="149" w:name="Xbf38b6f74c03942b0615495800b6548b9efc54e"/>
+    <w:bookmarkEnd w:id="151"/>
+    <w:bookmarkStart w:id="152" w:name="Xbf38b6f74c03942b0615495800b6548b9efc54e"/>
     <w:p>
       <w:pPr>
         <w:pStyle w:val="Heading3"/>
@@ -18033,7 +18057,7 @@
       <w:r>
         <w:t xml:space="preserve"> </w:t>
       </w:r>
-      <w:hyperlink r:id="rId54">
+      <w:hyperlink r:id="rId57">
         <w:r>
           <w:rPr>
             <w:rStyle w:val="Hyperlink"/>
@@ -18059,7 +18083,7 @@
       <w:r>
         <w:t xml:space="preserve"> </w:t>
       </w:r>
-      <w:hyperlink r:id="rId54">
+      <w:hyperlink r:id="rId57">
         <w:r>
           <w:rPr>
             <w:rStyle w:val="Hyperlink"/>
@@ -18085,7 +18109,7 @@
       <w:r>
         <w:t xml:space="preserve"> </w:t>
       </w:r>
-      <w:hyperlink r:id="rId54">
+      <w:hyperlink r:id="rId57">
         <w:r>
           <w:rPr>
             <w:rStyle w:val="Hyperlink"/>
@@ -18146,8 +18170,8 @@
         <w:t xml:space="preserve">&lt;INSERT ADDITIONAL INFORMATION AS APPROPRIATE&gt;</w:t>
       </w:r>
     </w:p>
-    <w:bookmarkEnd w:id="149"/>
-    <w:bookmarkStart w:id="151" w:name="technical-controls-implemented-21"/>
+    <w:bookmarkEnd w:id="152"/>
+    <w:bookmarkStart w:id="154" w:name="technical-controls-implemented-21"/>
     <w:p>
       <w:pPr>
         <w:pStyle w:val="Heading3"/>
@@ -18181,7 +18205,7 @@
       <w:r>
         <w:t xml:space="preserve"> </w:t>
       </w:r>
-      <w:hyperlink r:id="rId91">
+      <w:hyperlink r:id="rId94">
         <w:r>
           <w:rPr>
             <w:rStyle w:val="Hyperlink"/>
@@ -18232,7 +18256,7 @@
       <w:r>
         <w:t xml:space="preserve"> </w:t>
       </w:r>
-      <w:hyperlink r:id="rId150">
+      <w:hyperlink r:id="rId153">
         <w:r>
           <w:rPr>
             <w:rStyle w:val="Hyperlink"/>
@@ -18719,9 +18743,9 @@
         <w:t xml:space="preserve">&lt;INSERT ADDITIONAL INFORMATION AS APPROPRIATE&gt;</w:t>
       </w:r>
     </w:p>
-    <w:bookmarkEnd w:id="151"/>
-    <w:bookmarkEnd w:id="152"/>
-    <w:bookmarkStart w:id="156" w:name="hardening-windows-endpoints"/>
+    <w:bookmarkEnd w:id="154"/>
+    <w:bookmarkEnd w:id="155"/>
+    <w:bookmarkStart w:id="159" w:name="hardening-windows-endpoints"/>
     <w:p>
       <w:pPr>
         <w:pStyle w:val="Heading2"/>
@@ -18730,7 +18754,7 @@
         <w:t xml:space="preserve">Hardening Windows endpoints</w:t>
       </w:r>
     </w:p>
-    <w:bookmarkStart w:id="153" w:name="applicability-22"/>
+    <w:bookmarkStart w:id="156" w:name="applicability-22"/>
     <w:p>
       <w:pPr>
         <w:pStyle w:val="Heading3"/>
@@ -18883,8 +18907,8 @@
         <w:t xml:space="preserve">Device Access</w:t>
       </w:r>
     </w:p>
-    <w:bookmarkEnd w:id="153"/>
-    <w:bookmarkStart w:id="154" w:name="X4bca01eb3edbdef95432af183dae94e17d90c8e"/>
+    <w:bookmarkEnd w:id="156"/>
+    <w:bookmarkStart w:id="157" w:name="X4bca01eb3edbdef95432af183dae94e17d90c8e"/>
     <w:p>
       <w:pPr>
         <w:pStyle w:val="Heading3"/>
@@ -18936,8 +18960,8 @@
         <w:t xml:space="preserve">&lt;INSERT ADDITIONAL INFORMATION AS APPROPRIATE&gt;</w:t>
       </w:r>
     </w:p>
-    <w:bookmarkEnd w:id="154"/>
-    <w:bookmarkStart w:id="155" w:name="technical-controls-implemented-22"/>
+    <w:bookmarkEnd w:id="157"/>
+    <w:bookmarkStart w:id="158" w:name="technical-controls-implemented-22"/>
     <w:p>
       <w:pPr>
         <w:pStyle w:val="Heading3"/>
@@ -18989,9 +19013,9 @@
         <w:t xml:space="preserve">&lt;INSERT ADDITIONAL INFORMATION AS APPROPRIATE&gt;</w:t>
       </w:r>
     </w:p>
-    <w:bookmarkEnd w:id="155"/>
-    <w:bookmarkEnd w:id="156"/>
-    <w:bookmarkStart w:id="162" w:name="hardening-server-operating-systems"/>
+    <w:bookmarkEnd w:id="158"/>
+    <w:bookmarkEnd w:id="159"/>
+    <w:bookmarkStart w:id="165" w:name="hardening-server-operating-systems"/>
     <w:p>
       <w:pPr>
         <w:pStyle w:val="Heading2"/>
@@ -19070,7 +19094,7 @@
         </w:tc>
       </w:tr>
     </w:tbl>
-    <w:bookmarkStart w:id="157" w:name="applicability-23"/>
+    <w:bookmarkStart w:id="160" w:name="applicability-23"/>
     <w:p>
       <w:pPr>
         <w:pStyle w:val="Heading3"/>
@@ -19090,8 +19114,8 @@
         <w:t xml:space="preserve">&lt;INSERT ADDITIONAL INFORMATION AS APPROPRIATE&gt;</w:t>
       </w:r>
     </w:p>
-    <w:bookmarkEnd w:id="157"/>
-    <w:bookmarkStart w:id="158" w:name="X05c807bfb8cabe64923c16986d45959bb2e78cd"/>
+    <w:bookmarkEnd w:id="160"/>
+    <w:bookmarkStart w:id="161" w:name="X05c807bfb8cabe64923c16986d45959bb2e78cd"/>
     <w:p>
       <w:pPr>
         <w:pStyle w:val="Heading3"/>
@@ -19111,8 +19135,8 @@
         <w:t xml:space="preserve">&lt;INSERT ADDITIONAL INFORMATION AS APPROPRIATE&gt;</w:t>
       </w:r>
     </w:p>
-    <w:bookmarkEnd w:id="158"/>
-    <w:bookmarkStart w:id="161" w:name="technical-controls-implemented-23"/>
+    <w:bookmarkEnd w:id="161"/>
+    <w:bookmarkStart w:id="164" w:name="technical-controls-implemented-23"/>
     <w:p>
       <w:pPr>
         <w:pStyle w:val="Heading3"/>
@@ -19149,7 +19173,7 @@
       <w:r>
         <w:t xml:space="preserve"> </w:t>
       </w:r>
-      <w:hyperlink r:id="rId54">
+      <w:hyperlink r:id="rId57">
         <w:r>
           <w:rPr>
             <w:rStyle w:val="Hyperlink"/>
@@ -19181,7 +19205,7 @@
       <w:r>
         <w:t xml:space="preserve"> </w:t>
       </w:r>
-      <w:hyperlink r:id="rId54">
+      <w:hyperlink r:id="rId57">
         <w:r>
           <w:rPr>
             <w:rStyle w:val="Hyperlink"/>
@@ -19213,7 +19237,7 @@
       <w:r>
         <w:t xml:space="preserve"> </w:t>
       </w:r>
-      <w:hyperlink r:id="rId54">
+      <w:hyperlink r:id="rId57">
         <w:r>
           <w:rPr>
             <w:rStyle w:val="Hyperlink"/>
@@ -19236,7 +19260,7 @@
           <w:numId w:val="1036"/>
         </w:numPr>
       </w:pPr>
-      <w:hyperlink r:id="rId159">
+      <w:hyperlink r:id="rId162">
         <w:r>
           <w:rPr>
             <w:rStyle w:val="Hyperlink"/>
@@ -19271,7 +19295,7 @@
           <w:numId w:val="1036"/>
         </w:numPr>
       </w:pPr>
-      <w:hyperlink r:id="rId160">
+      <w:hyperlink r:id="rId163">
         <w:r>
           <w:rPr>
             <w:rStyle w:val="Hyperlink"/>
@@ -19309,10 +19333,10 @@
         <w:br w:type="page"/>
       </w:r>
     </w:p>
-    <w:bookmarkEnd w:id="161"/>
-    <w:bookmarkEnd w:id="162"/>
-    <w:bookmarkEnd w:id="163"/>
-    <w:bookmarkStart w:id="176" w:name="Xccfcd2ea87493f4068b63d7c62677b30d60635d"/>
+    <w:bookmarkEnd w:id="164"/>
+    <w:bookmarkEnd w:id="165"/>
+    <w:bookmarkEnd w:id="166"/>
+    <w:bookmarkStart w:id="179" w:name="Xccfcd2ea87493f4068b63d7c62677b30d60635d"/>
     <w:p>
       <w:pPr>
         <w:pStyle w:val="Heading1"/>
@@ -19414,7 +19438,7 @@
       <w:r>
         <w:t xml:space="preserve"> </w:t>
       </w:r>
-      <w:hyperlink r:id="rId147">
+      <w:hyperlink r:id="rId150">
         <w:r>
           <w:rPr>
             <w:rStyle w:val="Hyperlink"/>
@@ -19428,7 +19452,7 @@
         <w:t xml:space="preserve">, guidance on system hardening has been split into its five sections for the purpose of this SSP.</w:t>
       </w:r>
     </w:p>
-    <w:bookmarkStart w:id="167" w:name="user-application-selection-and-releases"/>
+    <w:bookmarkStart w:id="170" w:name="user-application-selection-and-releases"/>
     <w:p>
       <w:pPr>
         <w:pStyle w:val="Heading2"/>
@@ -19437,7 +19461,7 @@
         <w:t xml:space="preserve">User application selection and releases</w:t>
       </w:r>
     </w:p>
-    <w:bookmarkStart w:id="164" w:name="applicability-24"/>
+    <w:bookmarkStart w:id="167" w:name="applicability-24"/>
     <w:p>
       <w:pPr>
         <w:pStyle w:val="Heading3"/>
@@ -19519,8 +19543,8 @@
         <w:t xml:space="preserve">&lt;INSERT ADDITIONAL INFORMATION AS APPROPRIATE&gt;</w:t>
       </w:r>
     </w:p>
-    <w:bookmarkEnd w:id="164"/>
-    <w:bookmarkStart w:id="165" w:name="X991879e2de1cb134f51dad58616d170a91e544f"/>
+    <w:bookmarkEnd w:id="167"/>
+    <w:bookmarkStart w:id="168" w:name="X991879e2de1cb134f51dad58616d170a91e544f"/>
     <w:p>
       <w:pPr>
         <w:pStyle w:val="Heading3"/>
@@ -19584,7 +19608,7 @@
       <w:r>
         <w:t xml:space="preserve"> </w:t>
       </w:r>
-      <w:hyperlink r:id="rId54">
+      <w:hyperlink r:id="rId57">
         <w:r>
           <w:rPr>
             <w:rStyle w:val="Hyperlink"/>
@@ -19610,7 +19634,7 @@
       <w:r>
         <w:t xml:space="preserve"> </w:t>
       </w:r>
-      <w:hyperlink r:id="rId54">
+      <w:hyperlink r:id="rId57">
         <w:r>
           <w:rPr>
             <w:rStyle w:val="Hyperlink"/>
@@ -19636,7 +19660,7 @@
       <w:r>
         <w:t xml:space="preserve"> </w:t>
       </w:r>
-      <w:hyperlink r:id="rId54">
+      <w:hyperlink r:id="rId57">
         <w:r>
           <w:rPr>
             <w:rStyle w:val="Hyperlink"/>
@@ -19676,7 +19700,7 @@
       <w:r>
         <w:t xml:space="preserve"> </w:t>
       </w:r>
-      <w:hyperlink r:id="rId54">
+      <w:hyperlink r:id="rId57">
         <w:r>
           <w:rPr>
             <w:rStyle w:val="Hyperlink"/>
@@ -19699,8 +19723,8 @@
         <w:t xml:space="preserve">&lt;INSERT ADDITIONAL INFORMATION AS APPROPRIATE&gt;</w:t>
       </w:r>
     </w:p>
-    <w:bookmarkEnd w:id="165"/>
-    <w:bookmarkStart w:id="166" w:name="technical-controls-implemented-24"/>
+    <w:bookmarkEnd w:id="168"/>
+    <w:bookmarkStart w:id="169" w:name="technical-controls-implemented-24"/>
     <w:p>
       <w:pPr>
         <w:pStyle w:val="Heading3"/>
@@ -19728,9 +19752,9 @@
         <w:t xml:space="preserve">&lt;INSERT ADDITIONAL INFORMATION AS APPROPRIATE&gt;</w:t>
       </w:r>
     </w:p>
-    <w:bookmarkEnd w:id="166"/>
-    <w:bookmarkEnd w:id="167"/>
-    <w:bookmarkStart w:id="171" w:name="X695321f493ba2563f4e09985e49aef697573f3a"/>
+    <w:bookmarkEnd w:id="169"/>
+    <w:bookmarkEnd w:id="170"/>
+    <w:bookmarkStart w:id="174" w:name="X695321f493ba2563f4e09985e49aef697573f3a"/>
     <w:p>
       <w:pPr>
         <w:pStyle w:val="Heading2"/>
@@ -19739,7 +19763,7 @@
         <w:t xml:space="preserve">Hardening user application configurations and macros (Windows endpoints)</w:t>
       </w:r>
     </w:p>
-    <w:bookmarkStart w:id="168" w:name="applicability-25"/>
+    <w:bookmarkStart w:id="171" w:name="applicability-25"/>
     <w:p>
       <w:pPr>
         <w:pStyle w:val="Heading3"/>
@@ -19821,8 +19845,8 @@
         <w:t xml:space="preserve">&lt;INSERT ADDITIONAL INFORMATION AS APPROPRIATE&gt;</w:t>
       </w:r>
     </w:p>
-    <w:bookmarkEnd w:id="168"/>
-    <w:bookmarkStart w:id="169" w:name="X8e4a1e14b04518e20a39b65b3acab9bd6cf683b"/>
+    <w:bookmarkEnd w:id="171"/>
+    <w:bookmarkStart w:id="172" w:name="X8e4a1e14b04518e20a39b65b3acab9bd6cf683b"/>
     <w:p>
       <w:pPr>
         <w:pStyle w:val="Heading3"/>
@@ -19874,8 +19898,8 @@
         <w:t xml:space="preserve">&lt;INSERT ADDITIONAL INFORMATION AS APPROPRIATE&gt;</w:t>
       </w:r>
     </w:p>
-    <w:bookmarkEnd w:id="169"/>
-    <w:bookmarkStart w:id="170" w:name="technical-controls-implemented-25"/>
+    <w:bookmarkEnd w:id="172"/>
+    <w:bookmarkStart w:id="173" w:name="technical-controls-implemented-25"/>
     <w:p>
       <w:pPr>
         <w:pStyle w:val="Heading3"/>
@@ -19909,7 +19933,7 @@
       <w:r>
         <w:t xml:space="preserve"> </w:t>
       </w:r>
-      <w:hyperlink r:id="rId91">
+      <w:hyperlink r:id="rId94">
         <w:r>
           <w:rPr>
             <w:rStyle w:val="Hyperlink"/>
@@ -20296,9 +20320,9 @@
         <w:t xml:space="preserve">&lt;INSERT ADDITIONAL INFORMATION AS APPROPRIATE&gt;</w:t>
       </w:r>
     </w:p>
-    <w:bookmarkEnd w:id="170"/>
-    <w:bookmarkEnd w:id="171"/>
-    <w:bookmarkStart w:id="175" w:name="hardening-user-applications-on-servers"/>
+    <w:bookmarkEnd w:id="173"/>
+    <w:bookmarkEnd w:id="174"/>
+    <w:bookmarkStart w:id="178" w:name="hardening-user-applications-on-servers"/>
     <w:p>
       <w:pPr>
         <w:pStyle w:val="Heading2"/>
@@ -20377,7 +20401,7 @@
         </w:tc>
       </w:tr>
     </w:tbl>
-    <w:bookmarkStart w:id="172" w:name="applicability-26"/>
+    <w:bookmarkStart w:id="175" w:name="applicability-26"/>
     <w:p>
       <w:pPr>
         <w:pStyle w:val="Heading3"/>
@@ -20397,8 +20421,8 @@
         <w:t xml:space="preserve">&lt;INSERT IMPLEMENTATION DETAILS AS APPROPRIATE&gt;</w:t>
       </w:r>
     </w:p>
-    <w:bookmarkEnd w:id="172"/>
-    <w:bookmarkStart w:id="173" w:name="Xc1dcd8968f9fe265ab225bdb4c30540b9fe8e75"/>
+    <w:bookmarkEnd w:id="175"/>
+    <w:bookmarkStart w:id="176" w:name="Xc1dcd8968f9fe265ab225bdb4c30540b9fe8e75"/>
     <w:p>
       <w:pPr>
         <w:pStyle w:val="Heading3"/>
@@ -20418,8 +20442,8 @@
         <w:t xml:space="preserve">&lt;INSERT IMPLEMENTATION DETAILS AS APPROPRIATE&gt;</w:t>
       </w:r>
     </w:p>
-    <w:bookmarkEnd w:id="173"/>
-    <w:bookmarkStart w:id="174" w:name="technical-controls-implemented-26"/>
+    <w:bookmarkEnd w:id="176"/>
+    <w:bookmarkStart w:id="177" w:name="technical-controls-implemented-26"/>
     <w:p>
       <w:pPr>
         <w:pStyle w:val="Heading3"/>
@@ -20444,10 +20468,10 @@
         <w:br w:type="page"/>
       </w:r>
     </w:p>
-    <w:bookmarkEnd w:id="174"/>
-    <w:bookmarkEnd w:id="175"/>
-    <w:bookmarkEnd w:id="176"/>
-    <w:bookmarkStart w:id="180" w:name="X0cf36f089cc03f6d5635faa5b4f136e35049467"/>
+    <w:bookmarkEnd w:id="177"/>
+    <w:bookmarkEnd w:id="178"/>
+    <w:bookmarkEnd w:id="179"/>
+    <w:bookmarkStart w:id="183" w:name="X0cf36f089cc03f6d5635faa5b4f136e35049467"/>
     <w:p>
       <w:pPr>
         <w:pStyle w:val="Heading1"/>
@@ -20549,7 +20573,7 @@
       <w:r>
         <w:t xml:space="preserve"> </w:t>
       </w:r>
-      <w:hyperlink r:id="rId147">
+      <w:hyperlink r:id="rId150">
         <w:r>
           <w:rPr>
             <w:rStyle w:val="Hyperlink"/>
@@ -20620,7 +20644,7 @@
         </w:tc>
       </w:tr>
     </w:tbl>
-    <w:bookmarkStart w:id="177" w:name="applicability-27"/>
+    <w:bookmarkStart w:id="180" w:name="applicability-27"/>
     <w:p>
       <w:pPr>
         <w:pStyle w:val="Heading3"/>
@@ -20660,8 +20684,8 @@
         <w:t xml:space="preserve">&lt;INSERT ADDITIONAL INFORMATION AS APPROPRIATE&gt;</w:t>
       </w:r>
     </w:p>
-    <w:bookmarkEnd w:id="177"/>
-    <w:bookmarkStart w:id="178" w:name="Xcca85a49dc514913c27b7d80fcad75e74b1c2a4"/>
+    <w:bookmarkEnd w:id="180"/>
+    <w:bookmarkStart w:id="181" w:name="Xcca85a49dc514913c27b7d80fcad75e74b1c2a4"/>
     <w:p>
       <w:pPr>
         <w:pStyle w:val="Heading3"/>
@@ -20725,7 +20749,7 @@
       <w:r>
         <w:t xml:space="preserve"> </w:t>
       </w:r>
-      <w:hyperlink r:id="rId54">
+      <w:hyperlink r:id="rId57">
         <w:r>
           <w:rPr>
             <w:rStyle w:val="Hyperlink"/>
@@ -20751,7 +20775,7 @@
       <w:r>
         <w:t xml:space="preserve"> </w:t>
       </w:r>
-      <w:hyperlink r:id="rId54">
+      <w:hyperlink r:id="rId57">
         <w:r>
           <w:rPr>
             <w:rStyle w:val="Hyperlink"/>
@@ -20771,8 +20795,8 @@
         <w:t xml:space="preserve">&lt;INSERT ADDITIONAL INFORMATION AS APPROPRIATE&gt;</w:t>
       </w:r>
     </w:p>
-    <w:bookmarkEnd w:id="178"/>
-    <w:bookmarkStart w:id="179" w:name="technical-controls-implemented-27"/>
+    <w:bookmarkEnd w:id="181"/>
+    <w:bookmarkStart w:id="182" w:name="technical-controls-implemented-27"/>
     <w:p>
       <w:pPr>
         <w:pStyle w:val="Heading3"/>
@@ -20806,7 +20830,7 @@
       <w:r>
         <w:t xml:space="preserve"> </w:t>
       </w:r>
-      <w:hyperlink r:id="rId91">
+      <w:hyperlink r:id="rId94">
         <w:r>
           <w:rPr>
             <w:rStyle w:val="Hyperlink"/>
@@ -20839,9 +20863,9 @@
         <w:br w:type="page"/>
       </w:r>
     </w:p>
-    <w:bookmarkEnd w:id="179"/>
-    <w:bookmarkEnd w:id="180"/>
-    <w:bookmarkStart w:id="186" w:name="Xc77fdc5cdcabaf8a0959f74da0bed4a9a99f2a2"/>
+    <w:bookmarkEnd w:id="182"/>
+    <w:bookmarkEnd w:id="183"/>
+    <w:bookmarkStart w:id="189" w:name="Xc77fdc5cdcabaf8a0959f74da0bed4a9a99f2a2"/>
     <w:p>
       <w:pPr>
         <w:pStyle w:val="Heading1"/>
@@ -20943,7 +20967,7 @@
       <w:r>
         <w:t xml:space="preserve"> </w:t>
       </w:r>
-      <w:hyperlink r:id="rId147">
+      <w:hyperlink r:id="rId150">
         <w:r>
           <w:rPr>
             <w:rStyle w:val="Hyperlink"/>
@@ -20957,7 +20981,7 @@
         <w:t xml:space="preserve">, guidance on system hardening has been split into its five sections for the purpose of this SSP.</w:t>
       </w:r>
     </w:p>
-    <w:bookmarkStart w:id="185" w:name="authentication-hardening"/>
+    <w:bookmarkStart w:id="188" w:name="authentication-hardening"/>
     <w:p>
       <w:pPr>
         <w:pStyle w:val="Heading2"/>
@@ -20966,7 +20990,7 @@
         <w:t xml:space="preserve">Authentication hardening</w:t>
       </w:r>
     </w:p>
-    <w:bookmarkStart w:id="181" w:name="applicability-28"/>
+    <w:bookmarkStart w:id="184" w:name="applicability-28"/>
     <w:p>
       <w:pPr>
         <w:pStyle w:val="Heading3"/>
@@ -21006,8 +21030,8 @@
         <w:t xml:space="preserve">&lt;INSERT ADDITIONAL INFORMATION AS APPROPRIATE&gt;</w:t>
       </w:r>
     </w:p>
-    <w:bookmarkEnd w:id="181"/>
-    <w:bookmarkStart w:id="182" w:name="X061cf85962b0741b17c016b081ed422e769ad61"/>
+    <w:bookmarkEnd w:id="184"/>
+    <w:bookmarkStart w:id="185" w:name="X061cf85962b0741b17c016b081ed422e769ad61"/>
     <w:p>
       <w:pPr>
         <w:pStyle w:val="Heading3"/>
@@ -21067,7 +21091,7 @@
       <w:r>
         <w:t xml:space="preserve"> </w:t>
       </w:r>
-      <w:hyperlink r:id="rId53">
+      <w:hyperlink r:id="rId56">
         <w:r>
           <w:rPr>
             <w:rStyle w:val="Hyperlink"/>
@@ -21090,8 +21114,8 @@
         <w:t xml:space="preserve">&lt;INSERT ADDITIONAL INFORMATION AS APPROPRIATE&gt;</w:t>
       </w:r>
     </w:p>
-    <w:bookmarkEnd w:id="182"/>
-    <w:bookmarkStart w:id="184" w:name="technical-controls-implemented-28"/>
+    <w:bookmarkEnd w:id="185"/>
+    <w:bookmarkStart w:id="187" w:name="technical-controls-implemented-28"/>
     <w:p>
       <w:pPr>
         <w:pStyle w:val="Heading3"/>
@@ -21122,7 +21146,7 @@
       <w:r>
         <w:t xml:space="preserve"> </w:t>
       </w:r>
-      <w:hyperlink r:id="rId91">
+      <w:hyperlink r:id="rId94">
         <w:r>
           <w:rPr>
             <w:rStyle w:val="Hyperlink"/>
@@ -21230,7 +21254,7 @@
             <w:r>
               <w:t xml:space="preserve"> </w:t>
             </w:r>
-            <w:hyperlink r:id="rId183">
+            <w:hyperlink r:id="rId186">
               <w:r>
                 <w:rPr>
                   <w:rStyle w:val="Hyperlink"/>
@@ -21791,10 +21815,10 @@
         <w:br w:type="page"/>
       </w:r>
     </w:p>
-    <w:bookmarkEnd w:id="184"/>
-    <w:bookmarkEnd w:id="185"/>
-    <w:bookmarkEnd w:id="186"/>
-    <w:bookmarkStart w:id="192" w:name="X32be7c7d3738202b3993688a5069cfd4a98fdd7"/>
+    <w:bookmarkEnd w:id="187"/>
+    <w:bookmarkEnd w:id="188"/>
+    <w:bookmarkEnd w:id="189"/>
+    <w:bookmarkStart w:id="195" w:name="X32be7c7d3738202b3993688a5069cfd4a98fdd7"/>
     <w:p>
       <w:pPr>
         <w:pStyle w:val="Heading1"/>
@@ -21896,7 +21920,7 @@
       <w:r>
         <w:t xml:space="preserve"> </w:t>
       </w:r>
-      <w:hyperlink r:id="rId147">
+      <w:hyperlink r:id="rId150">
         <w:r>
           <w:rPr>
             <w:rStyle w:val="Hyperlink"/>
@@ -21910,7 +21934,7 @@
         <w:t xml:space="preserve">, guidance on system hardening has been split into its five sections for the purpose of this SSP.</w:t>
       </w:r>
     </w:p>
-    <w:bookmarkStart w:id="191" w:name="virtualisation-hardening"/>
+    <w:bookmarkStart w:id="194" w:name="virtualisation-hardening"/>
     <w:p>
       <w:pPr>
         <w:pStyle w:val="Heading2"/>
@@ -21919,7 +21943,7 @@
         <w:t xml:space="preserve">Virtualisation hardening</w:t>
       </w:r>
     </w:p>
-    <w:bookmarkStart w:id="188" w:name="applicability-29"/>
+    <w:bookmarkStart w:id="191" w:name="applicability-29"/>
     <w:p>
       <w:pPr>
         <w:pStyle w:val="Heading3"/>
@@ -22006,7 +22030,7 @@
       <w:r>
         <w:t xml:space="preserve"> </w:t>
       </w:r>
-      <w:hyperlink r:id="rId187">
+      <w:hyperlink r:id="rId190">
         <w:r>
           <w:rPr>
             <w:rStyle w:val="Hyperlink"/>
@@ -22044,8 +22068,8 @@
         <w:t xml:space="preserve">&lt;INSERT ADDITIONAL INFORMATION AS APPROPRIATE&gt;</w:t>
       </w:r>
     </w:p>
-    <w:bookmarkEnd w:id="188"/>
-    <w:bookmarkStart w:id="189" w:name="X4bc1c87393bc1989540c8bfa08f6656fca763e3"/>
+    <w:bookmarkEnd w:id="191"/>
+    <w:bookmarkStart w:id="192" w:name="X4bc1c87393bc1989540c8bfa08f6656fca763e3"/>
     <w:p>
       <w:pPr>
         <w:pStyle w:val="Heading3"/>
@@ -22112,8 +22136,8 @@
         <w:t xml:space="preserve">&lt;INSERT ADDITIONAL INFORMATION AS APPROPRIATE&gt;</w:t>
       </w:r>
     </w:p>
-    <w:bookmarkEnd w:id="189"/>
-    <w:bookmarkStart w:id="190" w:name="technical-controls-implemented-29"/>
+    <w:bookmarkEnd w:id="192"/>
+    <w:bookmarkStart w:id="193" w:name="technical-controls-implemented-29"/>
     <w:p>
       <w:pPr>
         <w:pStyle w:val="Heading3"/>
@@ -22161,10 +22185,10 @@
         <w:br w:type="page"/>
       </w:r>
     </w:p>
-    <w:bookmarkEnd w:id="190"/>
-    <w:bookmarkEnd w:id="191"/>
-    <w:bookmarkEnd w:id="192"/>
-    <w:bookmarkStart w:id="219" w:name="X79a92b6d185d707ee4ac1ddce216b68833b6270"/>
+    <w:bookmarkEnd w:id="193"/>
+    <w:bookmarkEnd w:id="194"/>
+    <w:bookmarkEnd w:id="195"/>
+    <w:bookmarkStart w:id="222" w:name="X79a92b6d185d707ee4ac1ddce216b68833b6270"/>
     <w:p>
       <w:pPr>
         <w:pStyle w:val="Heading1"/>
@@ -22256,7 +22280,7 @@
         </w:tc>
       </w:tr>
     </w:tbl>
-    <w:bookmarkStart w:id="210" w:name="system-administration"/>
+    <w:bookmarkStart w:id="213" w:name="system-administration"/>
     <w:p>
       <w:pPr>
         <w:pStyle w:val="Heading2"/>
@@ -22265,7 +22289,7 @@
         <w:t xml:space="preserve">System administration</w:t>
       </w:r>
     </w:p>
-    <w:bookmarkStart w:id="193" w:name="applicability-30"/>
+    <w:bookmarkStart w:id="196" w:name="applicability-30"/>
     <w:p>
       <w:pPr>
         <w:pStyle w:val="Heading3"/>
@@ -22305,8 +22329,8 @@
         <w:t xml:space="preserve">&lt;INSERT ADDITIONAL INFORMATION AS APPROPRIATE&gt;</w:t>
       </w:r>
     </w:p>
-    <w:bookmarkEnd w:id="193"/>
-    <w:bookmarkStart w:id="208" w:name="X81598d2b68355f8071908bffdd0416081395e08"/>
+    <w:bookmarkEnd w:id="196"/>
+    <w:bookmarkStart w:id="211" w:name="X81598d2b68355f8071908bffdd0416081395e08"/>
     <w:p>
       <w:pPr>
         <w:pStyle w:val="Heading3"/>
@@ -22352,7 +22376,7 @@
       <w:r>
         <w:t xml:space="preserve"> </w:t>
       </w:r>
-      <w:hyperlink r:id="rId54">
+      <w:hyperlink r:id="rId57">
         <w:r>
           <w:rPr>
             <w:rStyle w:val="Hyperlink"/>
@@ -22471,7 +22495,7 @@
                   <w:pPr>
                     <w:pStyle w:val="Compact"/>
                   </w:pPr>
-                  <w:hyperlink r:id="rId194">
+                  <w:hyperlink r:id="rId197">
                     <w:r>
                       <w:rPr>
                         <w:rStyle w:val="Hyperlink"/>
@@ -22511,7 +22535,7 @@
                   <w:pPr>
                     <w:pStyle w:val="Compact"/>
                   </w:pPr>
-                  <w:hyperlink r:id="rId195">
+                  <w:hyperlink r:id="rId198">
                     <w:r>
                       <w:rPr>
                         <w:rStyle w:val="Hyperlink"/>
@@ -22551,7 +22575,7 @@
                   <w:pPr>
                     <w:pStyle w:val="Compact"/>
                   </w:pPr>
-                  <w:hyperlink r:id="rId196">
+                  <w:hyperlink r:id="rId199">
                     <w:r>
                       <w:rPr>
                         <w:rStyle w:val="Hyperlink"/>
@@ -22591,7 +22615,7 @@
                   <w:pPr>
                     <w:pStyle w:val="Compact"/>
                   </w:pPr>
-                  <w:hyperlink r:id="rId197">
+                  <w:hyperlink r:id="rId200">
                     <w:r>
                       <w:rPr>
                         <w:rStyle w:val="Hyperlink"/>
@@ -22631,7 +22655,7 @@
                   <w:pPr>
                     <w:pStyle w:val="Compact"/>
                   </w:pPr>
-                  <w:hyperlink r:id="rId198">
+                  <w:hyperlink r:id="rId201">
                     <w:r>
                       <w:rPr>
                         <w:rStyle w:val="Hyperlink"/>
@@ -22671,7 +22695,7 @@
                   <w:pPr>
                     <w:pStyle w:val="Compact"/>
                   </w:pPr>
-                  <w:hyperlink r:id="rId199">
+                  <w:hyperlink r:id="rId202">
                     <w:r>
                       <w:rPr>
                         <w:rStyle w:val="Hyperlink"/>
@@ -22711,7 +22735,7 @@
                   <w:pPr>
                     <w:pStyle w:val="Compact"/>
                   </w:pPr>
-                  <w:hyperlink r:id="rId200">
+                  <w:hyperlink r:id="rId203">
                     <w:r>
                       <w:rPr>
                         <w:rStyle w:val="Hyperlink"/>
@@ -22751,7 +22775,7 @@
                   <w:pPr>
                     <w:pStyle w:val="Compact"/>
                   </w:pPr>
-                  <w:hyperlink r:id="rId201">
+                  <w:hyperlink r:id="rId204">
                     <w:r>
                       <w:rPr>
                         <w:rStyle w:val="Hyperlink"/>
@@ -22791,7 +22815,7 @@
                   <w:pPr>
                     <w:pStyle w:val="Compact"/>
                   </w:pPr>
-                  <w:hyperlink r:id="rId202">
+                  <w:hyperlink r:id="rId205">
                     <w:r>
                       <w:rPr>
                         <w:rStyle w:val="Hyperlink"/>
@@ -22831,7 +22855,7 @@
                   <w:pPr>
                     <w:pStyle w:val="Compact"/>
                   </w:pPr>
-                  <w:hyperlink r:id="rId203">
+                  <w:hyperlink r:id="rId206">
                     <w:r>
                       <w:rPr>
                         <w:rStyle w:val="Hyperlink"/>
@@ -22871,7 +22895,7 @@
                   <w:pPr>
                     <w:pStyle w:val="Compact"/>
                   </w:pPr>
-                  <w:hyperlink r:id="rId204">
+                  <w:hyperlink r:id="rId207">
                     <w:r>
                       <w:rPr>
                         <w:rStyle w:val="Hyperlink"/>
@@ -22911,7 +22935,7 @@
                   <w:pPr>
                     <w:pStyle w:val="Compact"/>
                   </w:pPr>
-                  <w:hyperlink r:id="rId205">
+                  <w:hyperlink r:id="rId208">
                     <w:r>
                       <w:rPr>
                         <w:rStyle w:val="Hyperlink"/>
@@ -22951,7 +22975,7 @@
                   <w:pPr>
                     <w:pStyle w:val="Compact"/>
                   </w:pPr>
-                  <w:hyperlink r:id="rId206">
+                  <w:hyperlink r:id="rId209">
                     <w:r>
                       <w:rPr>
                         <w:rStyle w:val="Hyperlink"/>
@@ -22991,7 +23015,7 @@
                   <w:pPr>
                     <w:pStyle w:val="Compact"/>
                   </w:pPr>
-                  <w:hyperlink r:id="rId207">
+                  <w:hyperlink r:id="rId210">
                     <w:r>
                       <w:rPr>
                         <w:rStyle w:val="Hyperlink"/>
@@ -23028,8 +23052,8 @@
         <w:t xml:space="preserve">&lt;INSERT ADDITIONAL INFORMATION AS APPROPRIATE&gt;</w:t>
       </w:r>
     </w:p>
-    <w:bookmarkEnd w:id="208"/>
-    <w:bookmarkStart w:id="209" w:name="technical-controls-implemented-30"/>
+    <w:bookmarkEnd w:id="211"/>
+    <w:bookmarkStart w:id="212" w:name="technical-controls-implemented-30"/>
     <w:p>
       <w:pPr>
         <w:pStyle w:val="Heading3"/>
@@ -23063,7 +23087,7 @@
       <w:r>
         <w:t xml:space="preserve"> </w:t>
       </w:r>
-      <w:hyperlink r:id="rId91">
+      <w:hyperlink r:id="rId94">
         <w:r>
           <w:rPr>
             <w:rStyle w:val="Hyperlink"/>
@@ -23099,9 +23123,9 @@
         <w:t xml:space="preserve">&lt;INSERT ADDITIONAL INFORMATION AS APPROPRIATE&gt;</w:t>
       </w:r>
     </w:p>
-    <w:bookmarkEnd w:id="209"/>
-    <w:bookmarkEnd w:id="210"/>
-    <w:bookmarkStart w:id="214" w:name="system-patching"/>
+    <w:bookmarkEnd w:id="212"/>
+    <w:bookmarkEnd w:id="213"/>
+    <w:bookmarkStart w:id="217" w:name="system-patching"/>
     <w:p>
       <w:pPr>
         <w:pStyle w:val="Heading2"/>
@@ -23110,7 +23134,7 @@
         <w:t xml:space="preserve">System patching</w:t>
       </w:r>
     </w:p>
-    <w:bookmarkStart w:id="211" w:name="applicability-31"/>
+    <w:bookmarkStart w:id="214" w:name="applicability-31"/>
     <w:p>
       <w:pPr>
         <w:pStyle w:val="Heading3"/>
@@ -23258,7 +23282,7 @@
       <w:r>
         <w:t xml:space="preserve"> </w:t>
       </w:r>
-      <w:hyperlink r:id="rId187">
+      <w:hyperlink r:id="rId190">
         <w:r>
           <w:rPr>
             <w:rStyle w:val="Hyperlink"/>
@@ -23293,8 +23317,8 @@
         <w:t xml:space="preserve">&lt;INSERT ADDITIONAL INFORMATION AS APPROPRIATE&gt;</w:t>
       </w:r>
     </w:p>
-    <w:bookmarkEnd w:id="211"/>
-    <w:bookmarkStart w:id="212" w:name="X34bc23e7b387b96b06a242c3d2534c1d5c0d5f6"/>
+    <w:bookmarkEnd w:id="214"/>
+    <w:bookmarkStart w:id="215" w:name="X34bc23e7b387b96b06a242c3d2534c1d5c0d5f6"/>
     <w:p>
       <w:pPr>
         <w:pStyle w:val="Heading3"/>
@@ -23328,7 +23352,7 @@
       <w:r>
         <w:t xml:space="preserve"> </w:t>
       </w:r>
-      <w:hyperlink r:id="rId54">
+      <w:hyperlink r:id="rId57">
         <w:r>
           <w:rPr>
             <w:rStyle w:val="VerbatimChar"/>
@@ -23363,8 +23387,8 @@
         <w:t xml:space="preserve">&lt;INSERT ADDITIONAL INFORMATION AS APPROPRIATE&gt;</w:t>
       </w:r>
     </w:p>
-    <w:bookmarkEnd w:id="212"/>
-    <w:bookmarkStart w:id="213" w:name="technical-controls-implemented-31"/>
+    <w:bookmarkEnd w:id="215"/>
+    <w:bookmarkStart w:id="216" w:name="technical-controls-implemented-31"/>
     <w:p>
       <w:pPr>
         <w:pStyle w:val="Heading3"/>
@@ -23395,7 +23419,7 @@
       <w:r>
         <w:t xml:space="preserve"> </w:t>
       </w:r>
-      <w:hyperlink r:id="rId91">
+      <w:hyperlink r:id="rId94">
         <w:r>
           <w:rPr>
             <w:rStyle w:val="Hyperlink"/>
@@ -23471,9 +23495,9 @@
         <w:t xml:space="preserve">&lt;INSERT ADDITIONAL INFORMATION AS APPROPRIATE&gt;</w:t>
       </w:r>
     </w:p>
-    <w:bookmarkEnd w:id="213"/>
-    <w:bookmarkEnd w:id="214"/>
-    <w:bookmarkStart w:id="218" w:name="data-backup-and-restoration"/>
+    <w:bookmarkEnd w:id="216"/>
+    <w:bookmarkEnd w:id="217"/>
+    <w:bookmarkStart w:id="221" w:name="data-backup-and-restoration"/>
     <w:p>
       <w:pPr>
         <w:pStyle w:val="Heading2"/>
@@ -23552,7 +23576,7 @@
         </w:tc>
       </w:tr>
     </w:tbl>
-    <w:bookmarkStart w:id="215" w:name="applicability-32"/>
+    <w:bookmarkStart w:id="218" w:name="applicability-32"/>
     <w:p>
       <w:pPr>
         <w:pStyle w:val="Heading3"/>
@@ -23592,8 +23616,8 @@
         <w:t xml:space="preserve">&lt;INSERT ADDITIONAL INFORMATION AS APPROPRIATE&gt;</w:t>
       </w:r>
     </w:p>
-    <w:bookmarkEnd w:id="215"/>
-    <w:bookmarkStart w:id="216" w:name="Xbfe38f7f2855f2d661bf860ead475a4c42ded57"/>
+    <w:bookmarkEnd w:id="218"/>
+    <w:bookmarkStart w:id="219" w:name="Xbfe38f7f2855f2d661bf860ead475a4c42ded57"/>
     <w:p>
       <w:pPr>
         <w:pStyle w:val="Heading3"/>
@@ -23636,7 +23660,7 @@
       <w:r>
         <w:t xml:space="preserve"> </w:t>
       </w:r>
-      <w:hyperlink r:id="rId53">
+      <w:hyperlink r:id="rId56">
         <w:r>
           <w:rPr>
             <w:rStyle w:val="Hyperlink"/>
@@ -23671,7 +23695,7 @@
           <w:numId w:val="1042"/>
         </w:numPr>
       </w:pPr>
-      <w:hyperlink r:id="rId54">
+      <w:hyperlink r:id="rId57">
         <w:r>
           <w:rPr>
             <w:rStyle w:val="VerbatimChar"/>
@@ -23703,8 +23727,8 @@
         <w:t xml:space="preserve">&lt;INSERT ADDITIONAL INFORMATION AS APPROPRIATE&gt;</w:t>
       </w:r>
     </w:p>
-    <w:bookmarkEnd w:id="216"/>
-    <w:bookmarkStart w:id="217" w:name="technical-controls-implemented-32"/>
+    <w:bookmarkEnd w:id="219"/>
+    <w:bookmarkStart w:id="220" w:name="technical-controls-implemented-32"/>
     <w:p>
       <w:pPr>
         <w:pStyle w:val="Heading3"/>
@@ -23797,10 +23821,10 @@
         <w:br w:type="page"/>
       </w:r>
     </w:p>
-    <w:bookmarkEnd w:id="217"/>
-    <w:bookmarkEnd w:id="218"/>
-    <w:bookmarkEnd w:id="219"/>
-    <w:bookmarkStart w:id="224" w:name="X73e7e19a2593d3c8688c78d3ad0760f4a5db3cd"/>
+    <w:bookmarkEnd w:id="220"/>
+    <w:bookmarkEnd w:id="221"/>
+    <w:bookmarkEnd w:id="222"/>
+    <w:bookmarkStart w:id="227" w:name="X73e7e19a2593d3c8688c78d3ad0760f4a5db3cd"/>
     <w:p>
       <w:pPr>
         <w:pStyle w:val="Heading1"/>
@@ -23892,7 +23916,7 @@
         </w:tc>
       </w:tr>
     </w:tbl>
-    <w:bookmarkStart w:id="223" w:name="event-logging-and-monitoring"/>
+    <w:bookmarkStart w:id="226" w:name="event-logging-and-monitoring"/>
     <w:p>
       <w:pPr>
         <w:pStyle w:val="Heading2"/>
@@ -23901,7 +23925,7 @@
         <w:t xml:space="preserve">Event logging and monitoring</w:t>
       </w:r>
     </w:p>
-    <w:bookmarkStart w:id="220" w:name="applicability-33"/>
+    <w:bookmarkStart w:id="223" w:name="applicability-33"/>
     <w:p>
       <w:pPr>
         <w:pStyle w:val="Heading3"/>
@@ -23941,8 +23965,8 @@
         <w:t xml:space="preserve">&lt;INSERT ADDITIONAL INFORMATION AS APPROPRIATE&gt;</w:t>
       </w:r>
     </w:p>
-    <w:bookmarkEnd w:id="220"/>
-    <w:bookmarkStart w:id="221" w:name="X1e25687901ba912f26ebe7d6318975b4b50ed77"/>
+    <w:bookmarkEnd w:id="223"/>
+    <w:bookmarkStart w:id="224" w:name="X1e25687901ba912f26ebe7d6318975b4b50ed77"/>
     <w:p>
       <w:pPr>
         <w:pStyle w:val="Heading3"/>
@@ -23988,7 +24012,7 @@
       <w:r>
         <w:t xml:space="preserve"> </w:t>
       </w:r>
-      <w:hyperlink r:id="rId53">
+      <w:hyperlink r:id="rId56">
         <w:r>
           <w:rPr>
             <w:rStyle w:val="Hyperlink"/>
@@ -24011,8 +24035,8 @@
         <w:t xml:space="preserve">&lt;INSERT ADDITIONAL INFORMATION AS APPROPRIATE&gt;</w:t>
       </w:r>
     </w:p>
-    <w:bookmarkEnd w:id="221"/>
-    <w:bookmarkStart w:id="222" w:name="technical-controls-implemented-33"/>
+    <w:bookmarkEnd w:id="224"/>
+    <w:bookmarkStart w:id="225" w:name="technical-controls-implemented-33"/>
     <w:p>
       <w:pPr>
         <w:pStyle w:val="Heading3"/>
@@ -24046,7 +24070,7 @@
       <w:r>
         <w:t xml:space="preserve"> </w:t>
       </w:r>
-      <w:hyperlink r:id="rId91">
+      <w:hyperlink r:id="rId94">
         <w:r>
           <w:rPr>
             <w:rStyle w:val="Hyperlink"/>
@@ -24319,10 +24343,10 @@
         <w:br w:type="page"/>
       </w:r>
     </w:p>
-    <w:bookmarkEnd w:id="222"/>
-    <w:bookmarkEnd w:id="223"/>
-    <w:bookmarkEnd w:id="224"/>
-    <w:bookmarkStart w:id="229" w:name="Xdd7250b69a5472289dc3d7acc7c2a3982c7cce0"/>
+    <w:bookmarkEnd w:id="225"/>
+    <w:bookmarkEnd w:id="226"/>
+    <w:bookmarkEnd w:id="227"/>
+    <w:bookmarkStart w:id="232" w:name="Xdd7250b69a5472289dc3d7acc7c2a3982c7cce0"/>
     <w:p>
       <w:pPr>
         <w:pStyle w:val="Heading1"/>
@@ -24436,7 +24460,7 @@
       <w:r>
         <w:t xml:space="preserve"> </w:t>
       </w:r>
-      <w:hyperlink r:id="rId225">
+      <w:hyperlink r:id="rId228">
         <w:r>
           <w:rPr>
             <w:rStyle w:val="Hyperlink"/>
@@ -24450,7 +24474,7 @@
         <w:t xml:space="preserve">.</w:t>
       </w:r>
     </w:p>
-    <w:bookmarkStart w:id="226" w:name="applicability-34"/>
+    <w:bookmarkStart w:id="229" w:name="applicability-34"/>
     <w:p>
       <w:pPr>
         <w:pStyle w:val="Heading3"/>
@@ -24581,7 +24605,7 @@
       <w:r>
         <w:t xml:space="preserve"> </w:t>
       </w:r>
-      <w:hyperlink r:id="rId187">
+      <w:hyperlink r:id="rId190">
         <w:r>
           <w:rPr>
             <w:rStyle w:val="Hyperlink"/>
@@ -24619,8 +24643,8 @@
         <w:t xml:space="preserve">&lt;INSERT ADDITIONAL INFORMATION AS APPROPRIATE&gt;</w:t>
       </w:r>
     </w:p>
-    <w:bookmarkEnd w:id="226"/>
-    <w:bookmarkStart w:id="227" w:name="X500215fd34e061b3444576c68aaeb4afaefa2fe"/>
+    <w:bookmarkEnd w:id="229"/>
+    <w:bookmarkStart w:id="230" w:name="X500215fd34e061b3444576c68aaeb4afaefa2fe"/>
     <w:p>
       <w:pPr>
         <w:pStyle w:val="Heading3"/>
@@ -24663,8 +24687,8 @@
         <w:t xml:space="preserve">&lt;INSERT ADDITIONAL INFORMATION AS APPROPRIATE&gt;</w:t>
       </w:r>
     </w:p>
-    <w:bookmarkEnd w:id="227"/>
-    <w:bookmarkStart w:id="228" w:name="technical-controls-implemented-34"/>
+    <w:bookmarkEnd w:id="230"/>
+    <w:bookmarkStart w:id="231" w:name="technical-controls-implemented-34"/>
     <w:p>
       <w:pPr>
         <w:pStyle w:val="Heading3"/>
@@ -24712,9 +24736,9 @@
         <w:br w:type="page"/>
       </w:r>
     </w:p>
-    <w:bookmarkEnd w:id="228"/>
-    <w:bookmarkEnd w:id="229"/>
-    <w:bookmarkStart w:id="234" w:name="X7e4da7864280b59c18f1366a36145f87decf8c6"/>
+    <w:bookmarkEnd w:id="231"/>
+    <w:bookmarkEnd w:id="232"/>
+    <w:bookmarkStart w:id="237" w:name="X7e4da7864280b59c18f1366a36145f87decf8c6"/>
     <w:p>
       <w:pPr>
         <w:pStyle w:val="Heading1"/>
@@ -24879,7 +24903,7 @@
       <w:r>
         <w:t xml:space="preserve"> </w:t>
       </w:r>
-      <w:hyperlink r:id="rId230">
+      <w:hyperlink r:id="rId233">
         <w:r>
           <w:rPr>
             <w:rStyle w:val="Hyperlink"/>
@@ -24893,7 +24917,7 @@
         <w:t xml:space="preserve">.</w:t>
       </w:r>
     </w:p>
-    <w:bookmarkStart w:id="231" w:name="applicability-35"/>
+    <w:bookmarkStart w:id="234" w:name="applicability-35"/>
     <w:p>
       <w:pPr>
         <w:pStyle w:val="Heading3"/>
@@ -25004,7 +25028,7 @@
       <w:r>
         <w:t xml:space="preserve"> </w:t>
       </w:r>
-      <w:hyperlink r:id="rId187">
+      <w:hyperlink r:id="rId190">
         <w:r>
           <w:rPr>
             <w:rStyle w:val="Hyperlink"/>
@@ -25042,8 +25066,8 @@
         <w:t xml:space="preserve">&lt;INSERT ADDITIONAL INFORMATION AS APPROPRIATE&gt;</w:t>
       </w:r>
     </w:p>
-    <w:bookmarkEnd w:id="231"/>
-    <w:bookmarkStart w:id="232" w:name="X258369053cb9e91422d3b81a8f60d2bcf3546ef"/>
+    <w:bookmarkEnd w:id="234"/>
+    <w:bookmarkStart w:id="235" w:name="X258369053cb9e91422d3b81a8f60d2bcf3546ef"/>
     <w:p>
       <w:pPr>
         <w:pStyle w:val="Heading3"/>
@@ -25086,8 +25110,8 @@
         <w:t xml:space="preserve">&lt;INSERT ADDITIONAL INFORMATION AS APPROPRIATE&gt;</w:t>
       </w:r>
     </w:p>
-    <w:bookmarkEnd w:id="232"/>
-    <w:bookmarkStart w:id="233" w:name="technical-controls-implemented-35"/>
+    <w:bookmarkEnd w:id="235"/>
+    <w:bookmarkStart w:id="236" w:name="technical-controls-implemented-35"/>
     <w:p>
       <w:pPr>
         <w:pStyle w:val="Heading3"/>
@@ -25135,9 +25159,9 @@
         <w:br w:type="page"/>
       </w:r>
     </w:p>
-    <w:bookmarkEnd w:id="233"/>
-    <w:bookmarkEnd w:id="234"/>
-    <w:bookmarkStart w:id="243" w:name="X4f277af97b23a1e6a83cac00d405886d2695db2"/>
+    <w:bookmarkEnd w:id="236"/>
+    <w:bookmarkEnd w:id="237"/>
+    <w:bookmarkStart w:id="246" w:name="X4f277af97b23a1e6a83cac00d405886d2695db2"/>
     <w:p>
       <w:pPr>
         <w:pStyle w:val="Heading1"/>
@@ -25229,7 +25253,7 @@
         </w:tc>
       </w:tr>
     </w:tbl>
-    <w:bookmarkStart w:id="238" w:name="email-usage"/>
+    <w:bookmarkStart w:id="241" w:name="email-usage"/>
     <w:p>
       <w:pPr>
         <w:pStyle w:val="Heading2"/>
@@ -25238,7 +25262,7 @@
         <w:t xml:space="preserve">Email usage</w:t>
       </w:r>
     </w:p>
-    <w:bookmarkStart w:id="235" w:name="applicability-36"/>
+    <w:bookmarkStart w:id="238" w:name="applicability-36"/>
     <w:p>
       <w:pPr>
         <w:pStyle w:val="Heading3"/>
@@ -25278,8 +25302,8 @@
         <w:t xml:space="preserve">&lt;INSERT ADDITIONAL INFORMATION AS APPROPRIATE&gt;</w:t>
       </w:r>
     </w:p>
-    <w:bookmarkEnd w:id="235"/>
-    <w:bookmarkStart w:id="236" w:name="Xbe7e1f365e7d92c3f849f1378f23d4fa78987a9"/>
+    <w:bookmarkEnd w:id="238"/>
+    <w:bookmarkStart w:id="239" w:name="Xbe7e1f365e7d92c3f849f1378f23d4fa78987a9"/>
     <w:p>
       <w:pPr>
         <w:pStyle w:val="Heading3"/>
@@ -25322,7 +25346,7 @@
       <w:r>
         <w:t xml:space="preserve"> </w:t>
       </w:r>
-      <w:hyperlink r:id="rId53">
+      <w:hyperlink r:id="rId56">
         <w:r>
           <w:rPr>
             <w:rStyle w:val="Hyperlink"/>
@@ -25345,8 +25369,8 @@
         <w:t xml:space="preserve">&lt;INSERT ADDITIONAL INFORMATION AS APPROPRIATE&gt;</w:t>
       </w:r>
     </w:p>
-    <w:bookmarkEnd w:id="236"/>
-    <w:bookmarkStart w:id="237" w:name="technical-controls-implemented-36"/>
+    <w:bookmarkEnd w:id="239"/>
+    <w:bookmarkStart w:id="240" w:name="technical-controls-implemented-36"/>
     <w:p>
       <w:pPr>
         <w:pStyle w:val="Heading3"/>
@@ -25380,7 +25404,7 @@
       <w:r>
         <w:t xml:space="preserve"> </w:t>
       </w:r>
-      <w:hyperlink r:id="rId91">
+      <w:hyperlink r:id="rId94">
         <w:r>
           <w:rPr>
             <w:rStyle w:val="Hyperlink"/>
@@ -25480,9 +25504,9 @@
         <w:t xml:space="preserve">&lt;INSERT ADDITIONAL INFORMATION AS APPROPRIATE&gt;</w:t>
       </w:r>
     </w:p>
-    <w:bookmarkEnd w:id="237"/>
-    <w:bookmarkEnd w:id="238"/>
-    <w:bookmarkStart w:id="242" w:name="email-gateways-and-servers"/>
+    <w:bookmarkEnd w:id="240"/>
+    <w:bookmarkEnd w:id="241"/>
+    <w:bookmarkStart w:id="245" w:name="email-gateways-and-servers"/>
     <w:p>
       <w:pPr>
         <w:pStyle w:val="Heading2"/>
@@ -25491,7 +25515,7 @@
         <w:t xml:space="preserve">Email gateways and servers</w:t>
       </w:r>
     </w:p>
-    <w:bookmarkStart w:id="239" w:name="applicability-37"/>
+    <w:bookmarkStart w:id="242" w:name="applicability-37"/>
     <w:p>
       <w:pPr>
         <w:pStyle w:val="Heading3"/>
@@ -25555,8 +25579,8 @@
         <w:t xml:space="preserve">&lt;INSERT ADDITIONAL INFORMATION AS APPROPRIATE&gt;</w:t>
       </w:r>
     </w:p>
-    <w:bookmarkEnd w:id="239"/>
-    <w:bookmarkStart w:id="240" w:name="Xe639b65594c5b88aa64c8045925cfbec16b593f"/>
+    <w:bookmarkEnd w:id="242"/>
+    <w:bookmarkStart w:id="243" w:name="Xe639b65594c5b88aa64c8045925cfbec16b593f"/>
     <w:p>
       <w:pPr>
         <w:pStyle w:val="Heading3"/>
@@ -25599,7 +25623,7 @@
       <w:r>
         <w:t xml:space="preserve"> </w:t>
       </w:r>
-      <w:hyperlink r:id="rId53">
+      <w:hyperlink r:id="rId56">
         <w:r>
           <w:rPr>
             <w:rStyle w:val="Hyperlink"/>
@@ -25622,8 +25646,8 @@
         <w:t xml:space="preserve">&lt;INSERT ADDITIONAL INFORMATION AS APPROPRIATE&gt;</w:t>
       </w:r>
     </w:p>
-    <w:bookmarkEnd w:id="240"/>
-    <w:bookmarkStart w:id="241" w:name="technical-controls-implemented-37"/>
+    <w:bookmarkEnd w:id="243"/>
+    <w:bookmarkStart w:id="244" w:name="technical-controls-implemented-37"/>
     <w:p>
       <w:pPr>
         <w:pStyle w:val="Heading3"/>
@@ -25657,7 +25681,7 @@
       <w:r>
         <w:t xml:space="preserve"> </w:t>
       </w:r>
-      <w:hyperlink r:id="rId91">
+      <w:hyperlink r:id="rId94">
         <w:r>
           <w:rPr>
             <w:rStyle w:val="Hyperlink"/>
@@ -26003,7 +26027,7 @@
       <w:r>
         <w:t xml:space="preserve"> </w:t>
       </w:r>
-      <w:hyperlink r:id="rId53">
+      <w:hyperlink r:id="rId56">
         <w:r>
           <w:rPr>
             <w:rStyle w:val="Hyperlink"/>
@@ -26026,7 +26050,7 @@
           <w:numId w:val="1048"/>
         </w:numPr>
       </w:pPr>
-      <w:hyperlink r:id="rId53">
+      <w:hyperlink r:id="rId56">
         <w:r>
           <w:rPr>
             <w:rStyle w:val="Hyperlink"/>
@@ -26046,10 +26070,10 @@
         <w:br w:type="page"/>
       </w:r>
     </w:p>
-    <w:bookmarkEnd w:id="241"/>
-    <w:bookmarkEnd w:id="242"/>
-    <w:bookmarkEnd w:id="243"/>
-    <w:bookmarkStart w:id="256" w:name="X04785d4f1c4e690aedb3bf05795cc0ce1f9cfa2"/>
+    <w:bookmarkEnd w:id="244"/>
+    <w:bookmarkEnd w:id="245"/>
+    <w:bookmarkEnd w:id="246"/>
+    <w:bookmarkStart w:id="259" w:name="X04785d4f1c4e690aedb3bf05795cc0ce1f9cfa2"/>
     <w:p>
       <w:pPr>
         <w:pStyle w:val="Heading1"/>
@@ -26141,7 +26165,7 @@
         </w:tc>
       </w:tr>
     </w:tbl>
-    <w:bookmarkStart w:id="247" w:name="network-design-and-configuration"/>
+    <w:bookmarkStart w:id="250" w:name="network-design-and-configuration"/>
     <w:p>
       <w:pPr>
         <w:pStyle w:val="Heading2"/>
@@ -26150,7 +26174,7 @@
         <w:t xml:space="preserve">Network design and configuration</w:t>
       </w:r>
     </w:p>
-    <w:bookmarkStart w:id="244" w:name="applicability-38"/>
+    <w:bookmarkStart w:id="247" w:name="applicability-38"/>
     <w:p>
       <w:pPr>
         <w:pStyle w:val="Heading3"/>
@@ -26300,7 +26324,7 @@
       <w:r>
         <w:t xml:space="preserve"> </w:t>
       </w:r>
-      <w:hyperlink r:id="rId187">
+      <w:hyperlink r:id="rId190">
         <w:r>
           <w:rPr>
             <w:rStyle w:val="Hyperlink"/>
@@ -26335,8 +26359,8 @@
         <w:t xml:space="preserve">&lt;INSERT ADDITIONAL INFORMATION AS APPROPRIATE&gt;</w:t>
       </w:r>
     </w:p>
-    <w:bookmarkEnd w:id="244"/>
-    <w:bookmarkStart w:id="245" w:name="Xd350a24cbbd7cf094c8967f7afb1c3e3cafeb27"/>
+    <w:bookmarkEnd w:id="247"/>
+    <w:bookmarkStart w:id="248" w:name="Xd350a24cbbd7cf094c8967f7afb1c3e3cafeb27"/>
     <w:p>
       <w:pPr>
         <w:pStyle w:val="Heading3"/>
@@ -26367,7 +26391,7 @@
       <w:r>
         <w:t xml:space="preserve"> </w:t>
       </w:r>
-      <w:hyperlink r:id="rId91">
+      <w:hyperlink r:id="rId94">
         <w:r>
           <w:rPr>
             <w:rStyle w:val="Hyperlink"/>
@@ -26395,8 +26419,8 @@
         <w:t xml:space="preserve">&lt;INSERT ADDITIONAL INFORMATION AS APPROPRIATE&gt;</w:t>
       </w:r>
     </w:p>
-    <w:bookmarkEnd w:id="245"/>
-    <w:bookmarkStart w:id="246" w:name="technical-controls-implemented-38"/>
+    <w:bookmarkEnd w:id="248"/>
+    <w:bookmarkStart w:id="249" w:name="technical-controls-implemented-38"/>
     <w:p>
       <w:pPr>
         <w:pStyle w:val="Heading3"/>
@@ -26430,7 +26454,7 @@
       <w:r>
         <w:t xml:space="preserve"> </w:t>
       </w:r>
-      <w:hyperlink r:id="rId91">
+      <w:hyperlink r:id="rId94">
         <w:r>
           <w:rPr>
             <w:rStyle w:val="Hyperlink"/>
@@ -26515,9 +26539,9 @@
         <w:t xml:space="preserve">&lt;INSERT ADDITIONAL INFORMATION AS APPROPRIATE&gt;</w:t>
       </w:r>
     </w:p>
-    <w:bookmarkEnd w:id="246"/>
-    <w:bookmarkEnd w:id="247"/>
-    <w:bookmarkStart w:id="251" w:name="wireless-networks"/>
+    <w:bookmarkEnd w:id="249"/>
+    <w:bookmarkEnd w:id="250"/>
+    <w:bookmarkStart w:id="254" w:name="wireless-networks"/>
     <w:p>
       <w:pPr>
         <w:pStyle w:val="Heading2"/>
@@ -26526,7 +26550,7 @@
         <w:t xml:space="preserve">Wireless networks</w:t>
       </w:r>
     </w:p>
-    <w:bookmarkStart w:id="248" w:name="applicability-39"/>
+    <w:bookmarkStart w:id="251" w:name="applicability-39"/>
     <w:p>
       <w:pPr>
         <w:pStyle w:val="Heading3"/>
@@ -26626,8 +26650,8 @@
         <w:t xml:space="preserve">&lt;INSERT ADDITIONAL INFORMATION AS APPROPRIATE&gt;</w:t>
       </w:r>
     </w:p>
-    <w:bookmarkEnd w:id="248"/>
-    <w:bookmarkStart w:id="249" w:name="X10d38dd356e87ad80722295534894b86f175e27"/>
+    <w:bookmarkEnd w:id="251"/>
+    <w:bookmarkStart w:id="252" w:name="X10d38dd356e87ad80722295534894b86f175e27"/>
     <w:p>
       <w:pPr>
         <w:pStyle w:val="Heading3"/>
@@ -26670,8 +26694,8 @@
         <w:t xml:space="preserve">&lt;INSERT ADDITIONAL INFORMATION AS APPROPRIATE&gt;</w:t>
       </w:r>
     </w:p>
-    <w:bookmarkEnd w:id="249"/>
-    <w:bookmarkStart w:id="250" w:name="technical-controls-implemented-39"/>
+    <w:bookmarkEnd w:id="252"/>
+    <w:bookmarkStart w:id="253" w:name="technical-controls-implemented-39"/>
     <w:p>
       <w:pPr>
         <w:pStyle w:val="Heading3"/>
@@ -26714,9 +26738,9 @@
         <w:t xml:space="preserve">&lt;INSERT ADDITIONAL INFORMATION AS APPROPRIATE&gt;</w:t>
       </w:r>
     </w:p>
-    <w:bookmarkEnd w:id="250"/>
-    <w:bookmarkEnd w:id="251"/>
-    <w:bookmarkStart w:id="255" w:name="service-continuity-for-online-services"/>
+    <w:bookmarkEnd w:id="253"/>
+    <w:bookmarkEnd w:id="254"/>
+    <w:bookmarkStart w:id="258" w:name="service-continuity-for-online-services"/>
     <w:p>
       <w:pPr>
         <w:pStyle w:val="Heading2"/>
@@ -26725,7 +26749,7 @@
         <w:t xml:space="preserve">Service continuity for online services</w:t>
       </w:r>
     </w:p>
-    <w:bookmarkStart w:id="252" w:name="applicability-40"/>
+    <w:bookmarkStart w:id="255" w:name="applicability-40"/>
     <w:p>
       <w:pPr>
         <w:pStyle w:val="Heading3"/>
@@ -26865,7 +26889,7 @@
       <w:r>
         <w:t xml:space="preserve"> </w:t>
       </w:r>
-      <w:hyperlink r:id="rId187">
+      <w:hyperlink r:id="rId190">
         <w:r>
           <w:rPr>
             <w:rStyle w:val="Hyperlink"/>
@@ -26903,8 +26927,8 @@
         <w:t xml:space="preserve">&lt;INSERT ADDITIONAL INFORMATION AS APPROPRIATE&gt;</w:t>
       </w:r>
     </w:p>
-    <w:bookmarkEnd w:id="252"/>
-    <w:bookmarkStart w:id="253" w:name="Xef80fad78513029b7cf5263cc9231f4bed3ae3e"/>
+    <w:bookmarkEnd w:id="255"/>
+    <w:bookmarkStart w:id="256" w:name="Xef80fad78513029b7cf5263cc9231f4bed3ae3e"/>
     <w:p>
       <w:pPr>
         <w:pStyle w:val="Heading3"/>
@@ -26947,8 +26971,8 @@
         <w:t xml:space="preserve">&lt;INSERT ADDITIONAL INFORMATION AS APPROPRIATE&gt;</w:t>
       </w:r>
     </w:p>
-    <w:bookmarkEnd w:id="253"/>
-    <w:bookmarkStart w:id="254" w:name="technical-controls-implemented-40"/>
+    <w:bookmarkEnd w:id="256"/>
+    <w:bookmarkStart w:id="257" w:name="technical-controls-implemented-40"/>
     <w:p>
       <w:pPr>
         <w:pStyle w:val="Heading3"/>
@@ -26996,10 +27020,10 @@
         <w:br w:type="page"/>
       </w:r>
     </w:p>
-    <w:bookmarkEnd w:id="254"/>
-    <w:bookmarkEnd w:id="255"/>
-    <w:bookmarkEnd w:id="256"/>
-    <w:bookmarkStart w:id="285" w:name="X6c6c07be1370d1683c4ee4cd9d4fdf9524c2cb4"/>
+    <w:bookmarkEnd w:id="257"/>
+    <w:bookmarkEnd w:id="258"/>
+    <w:bookmarkEnd w:id="259"/>
+    <w:bookmarkStart w:id="288" w:name="X6c6c07be1370d1683c4ee4cd9d4fdf9524c2cb4"/>
     <w:p>
       <w:pPr>
         <w:pStyle w:val="Heading1"/>
@@ -27091,7 +27115,7 @@
         </w:tc>
       </w:tr>
     </w:tbl>
-    <w:bookmarkStart w:id="260" w:name="cryptographic-fundamentals"/>
+    <w:bookmarkStart w:id="263" w:name="cryptographic-fundamentals"/>
     <w:p>
       <w:pPr>
         <w:pStyle w:val="Heading2"/>
@@ -27100,7 +27124,7 @@
         <w:t xml:space="preserve">Cryptographic fundamentals</w:t>
       </w:r>
     </w:p>
-    <w:bookmarkStart w:id="257" w:name="applicability-41"/>
+    <w:bookmarkStart w:id="260" w:name="applicability-41"/>
     <w:p>
       <w:pPr>
         <w:pStyle w:val="Heading3"/>
@@ -27146,7 +27170,7 @@
       <w:r>
         <w:t xml:space="preserve"> </w:t>
       </w:r>
-      <w:hyperlink r:id="rId187">
+      <w:hyperlink r:id="rId190">
         <w:r>
           <w:rPr>
             <w:rStyle w:val="Hyperlink"/>
@@ -27181,8 +27205,8 @@
         <w:t xml:space="preserve">&lt;INSERT ADDITIONAL INFORMATION AS APPROPRIATE&gt;</w:t>
       </w:r>
     </w:p>
-    <w:bookmarkEnd w:id="257"/>
-    <w:bookmarkStart w:id="258" w:name="Xe3764eba0e75761341c642b8971694e85b447cc"/>
+    <w:bookmarkEnd w:id="260"/>
+    <w:bookmarkStart w:id="261" w:name="Xe3764eba0e75761341c642b8971694e85b447cc"/>
     <w:p>
       <w:pPr>
         <w:pStyle w:val="Heading3"/>
@@ -27225,8 +27249,8 @@
         <w:t xml:space="preserve">&lt;INSERT ADDITIONAL INFORMATION AS APPROPRIATE&gt;</w:t>
       </w:r>
     </w:p>
-    <w:bookmarkEnd w:id="258"/>
-    <w:bookmarkStart w:id="259" w:name="technical-controls-implemented-41"/>
+    <w:bookmarkEnd w:id="261"/>
+    <w:bookmarkStart w:id="262" w:name="technical-controls-implemented-41"/>
     <w:p>
       <w:pPr>
         <w:pStyle w:val="Heading3"/>
@@ -27257,7 +27281,7 @@
       <w:r>
         <w:t xml:space="preserve"> </w:t>
       </w:r>
-      <w:hyperlink r:id="rId91">
+      <w:hyperlink r:id="rId94">
         <w:r>
           <w:rPr>
             <w:rStyle w:val="Hyperlink"/>
@@ -27345,9 +27369,9 @@
         <w:t xml:space="preserve">&lt;INSERT ADDITIONAL INFORMATION AS APPROPRIATE&gt;</w:t>
       </w:r>
     </w:p>
-    <w:bookmarkEnd w:id="259"/>
-    <w:bookmarkEnd w:id="260"/>
-    <w:bookmarkStart w:id="264" w:name="asd-approved-cryptographic-algorithms"/>
+    <w:bookmarkEnd w:id="262"/>
+    <w:bookmarkEnd w:id="263"/>
+    <w:bookmarkStart w:id="267" w:name="asd-approved-cryptographic-algorithms"/>
     <w:p>
       <w:pPr>
         <w:pStyle w:val="Heading2"/>
@@ -27356,7 +27380,7 @@
         <w:t xml:space="preserve">ASD-approved cryptographic algorithms</w:t>
       </w:r>
     </w:p>
-    <w:bookmarkStart w:id="261" w:name="applicability-42"/>
+    <w:bookmarkStart w:id="264" w:name="applicability-42"/>
     <w:p>
       <w:pPr>
         <w:pStyle w:val="Heading3"/>
@@ -27402,7 +27426,7 @@
       <w:r>
         <w:t xml:space="preserve"> </w:t>
       </w:r>
-      <w:hyperlink r:id="rId187">
+      <w:hyperlink r:id="rId190">
         <w:r>
           <w:rPr>
             <w:rStyle w:val="Hyperlink"/>
@@ -27437,8 +27461,8 @@
         <w:t xml:space="preserve">&lt;INSERT ADDITIONAL INFORMATION AS APPROPRIATE&gt;</w:t>
       </w:r>
     </w:p>
-    <w:bookmarkEnd w:id="261"/>
-    <w:bookmarkStart w:id="262" w:name="Xf8175a0235a4fb901f0b00a40fb199887ca04bd"/>
+    <w:bookmarkEnd w:id="264"/>
+    <w:bookmarkStart w:id="265" w:name="Xf8175a0235a4fb901f0b00a40fb199887ca04bd"/>
     <w:p>
       <w:pPr>
         <w:pStyle w:val="Heading3"/>
@@ -27481,8 +27505,8 @@
         <w:t xml:space="preserve">&lt;INSERT ADDITIONAL INFORMATION AS APPROPRIATE&gt;</w:t>
       </w:r>
     </w:p>
-    <w:bookmarkEnd w:id="262"/>
-    <w:bookmarkStart w:id="263" w:name="technical-controls-implemented-42"/>
+    <w:bookmarkEnd w:id="265"/>
+    <w:bookmarkStart w:id="266" w:name="technical-controls-implemented-42"/>
     <w:p>
       <w:pPr>
         <w:pStyle w:val="Heading3"/>
@@ -27513,7 +27537,7 @@
       <w:r>
         <w:t xml:space="preserve"> </w:t>
       </w:r>
-      <w:hyperlink r:id="rId91">
+      <w:hyperlink r:id="rId94">
         <w:r>
           <w:rPr>
             <w:rStyle w:val="Hyperlink"/>
@@ -27687,9 +27711,9 @@
         <w:t xml:space="preserve">&lt;INSERT ADDITIONAL INFORMATION AS APPROPRIATE&gt;</w:t>
       </w:r>
     </w:p>
-    <w:bookmarkEnd w:id="263"/>
-    <w:bookmarkEnd w:id="264"/>
-    <w:bookmarkStart w:id="268" w:name="asd-approved-cryptographic-protocols"/>
+    <w:bookmarkEnd w:id="266"/>
+    <w:bookmarkEnd w:id="267"/>
+    <w:bookmarkStart w:id="271" w:name="asd-approved-cryptographic-protocols"/>
     <w:p>
       <w:pPr>
         <w:pStyle w:val="Heading2"/>
@@ -27698,7 +27722,7 @@
         <w:t xml:space="preserve">ASD-approved cryptographic protocols</w:t>
       </w:r>
     </w:p>
-    <w:bookmarkStart w:id="265" w:name="applicability-43"/>
+    <w:bookmarkStart w:id="268" w:name="applicability-43"/>
     <w:p>
       <w:pPr>
         <w:pStyle w:val="Heading3"/>
@@ -27744,7 +27768,7 @@
       <w:r>
         <w:t xml:space="preserve"> </w:t>
       </w:r>
-      <w:hyperlink r:id="rId187">
+      <w:hyperlink r:id="rId190">
         <w:r>
           <w:rPr>
             <w:rStyle w:val="Hyperlink"/>
@@ -27782,8 +27806,8 @@
         <w:t xml:space="preserve">&lt;INSERT ADDITIONAL INFORMATION AS APPROPRIATE&gt;</w:t>
       </w:r>
     </w:p>
-    <w:bookmarkEnd w:id="265"/>
-    <w:bookmarkStart w:id="266" w:name="X16bd35e82e146dba5720c39c386c2e8a20a7339"/>
+    <w:bookmarkEnd w:id="268"/>
+    <w:bookmarkStart w:id="269" w:name="X16bd35e82e146dba5720c39c386c2e8a20a7339"/>
     <w:p>
       <w:pPr>
         <w:pStyle w:val="Heading3"/>
@@ -27826,8 +27850,8 @@
         <w:t xml:space="preserve">&lt;INSERT ADDITIONAL INFORMATION AS APPROPRIATE&gt;</w:t>
       </w:r>
     </w:p>
-    <w:bookmarkEnd w:id="266"/>
-    <w:bookmarkStart w:id="267" w:name="technical-controls-implemented-43"/>
+    <w:bookmarkEnd w:id="269"/>
+    <w:bookmarkStart w:id="270" w:name="technical-controls-implemented-43"/>
     <w:p>
       <w:pPr>
         <w:pStyle w:val="Heading3"/>
@@ -27873,9 +27897,9 @@
         <w:t xml:space="preserve">&lt;INSERT ADDITIONAL INFORMATION AS APPROPRIATE&gt;</w:t>
       </w:r>
     </w:p>
-    <w:bookmarkEnd w:id="267"/>
-    <w:bookmarkEnd w:id="268"/>
-    <w:bookmarkStart w:id="272" w:name="transport-layer-security-tls"/>
+    <w:bookmarkEnd w:id="270"/>
+    <w:bookmarkEnd w:id="271"/>
+    <w:bookmarkStart w:id="275" w:name="transport-layer-security-tls"/>
     <w:p>
       <w:pPr>
         <w:pStyle w:val="Heading2"/>
@@ -27884,7 +27908,7 @@
         <w:t xml:space="preserve">Transport Layer Security (TLS)</w:t>
       </w:r>
     </w:p>
-    <w:bookmarkStart w:id="269" w:name="applicability-44"/>
+    <w:bookmarkStart w:id="272" w:name="applicability-44"/>
     <w:p>
       <w:pPr>
         <w:pStyle w:val="Heading3"/>
@@ -27930,7 +27954,7 @@
       <w:r>
         <w:t xml:space="preserve"> </w:t>
       </w:r>
-      <w:hyperlink r:id="rId187">
+      <w:hyperlink r:id="rId190">
         <w:r>
           <w:rPr>
             <w:rStyle w:val="Hyperlink"/>
@@ -27965,8 +27989,8 @@
         <w:t xml:space="preserve">&lt;INSERT ADDITIONAL INFORMATION AS APPROPRIATE&gt;</w:t>
       </w:r>
     </w:p>
-    <w:bookmarkEnd w:id="269"/>
-    <w:bookmarkStart w:id="270" w:name="Xf33e76e8a801d0325f48efa85827538cfdfab1c"/>
+    <w:bookmarkEnd w:id="272"/>
+    <w:bookmarkStart w:id="273" w:name="Xf33e76e8a801d0325f48efa85827538cfdfab1c"/>
     <w:p>
       <w:pPr>
         <w:pStyle w:val="Heading3"/>
@@ -28009,8 +28033,8 @@
         <w:t xml:space="preserve">&lt;INSERT ADDITIONAL INFORMATION AS APPROPRIATE&gt;</w:t>
       </w:r>
     </w:p>
-    <w:bookmarkEnd w:id="270"/>
-    <w:bookmarkStart w:id="271" w:name="technical-controls-implemented-44"/>
+    <w:bookmarkEnd w:id="273"/>
+    <w:bookmarkStart w:id="274" w:name="technical-controls-implemented-44"/>
     <w:p>
       <w:pPr>
         <w:pStyle w:val="Heading3"/>
@@ -28179,9 +28203,9 @@
         <w:t xml:space="preserve">&lt;INSERT ADDITIONAL INFORMATION AS APPROPRIATE&gt;</w:t>
       </w:r>
     </w:p>
-    <w:bookmarkEnd w:id="271"/>
-    <w:bookmarkEnd w:id="272"/>
-    <w:bookmarkStart w:id="276" w:name="secure-shell-ssh"/>
+    <w:bookmarkEnd w:id="274"/>
+    <w:bookmarkEnd w:id="275"/>
+    <w:bookmarkStart w:id="279" w:name="secure-shell-ssh"/>
     <w:p>
       <w:pPr>
         <w:pStyle w:val="Heading2"/>
@@ -28190,7 +28214,7 @@
         <w:t xml:space="preserve">Secure Shell (SSH)</w:t>
       </w:r>
     </w:p>
-    <w:bookmarkStart w:id="273" w:name="applicability-45"/>
+    <w:bookmarkStart w:id="276" w:name="applicability-45"/>
     <w:p>
       <w:pPr>
         <w:pStyle w:val="Heading3"/>
@@ -28277,7 +28301,7 @@
       <w:r>
         <w:t xml:space="preserve"> </w:t>
       </w:r>
-      <w:hyperlink r:id="rId187">
+      <w:hyperlink r:id="rId190">
         <w:r>
           <w:rPr>
             <w:rStyle w:val="Hyperlink"/>
@@ -28347,8 +28371,8 @@
         <w:t xml:space="preserve">&lt;INSERT ADDITIONAL INFORMATION AS APPROPRIATE&gt;</w:t>
       </w:r>
     </w:p>
-    <w:bookmarkEnd w:id="273"/>
-    <w:bookmarkStart w:id="274" w:name="X25e2ea0e3bb29e8347b9ced5271abc0d6762c8f"/>
+    <w:bookmarkEnd w:id="276"/>
+    <w:bookmarkStart w:id="277" w:name="X25e2ea0e3bb29e8347b9ced5271abc0d6762c8f"/>
     <w:p>
       <w:pPr>
         <w:pStyle w:val="Heading3"/>
@@ -28391,8 +28415,8 @@
         <w:t xml:space="preserve">&lt;INSERT ADDITIONAL INFORMATION AS APPROPRIATE&gt;</w:t>
       </w:r>
     </w:p>
-    <w:bookmarkEnd w:id="274"/>
-    <w:bookmarkStart w:id="275" w:name="technical-controls-implemented-45"/>
+    <w:bookmarkEnd w:id="277"/>
+    <w:bookmarkStart w:id="278" w:name="technical-controls-implemented-45"/>
     <w:p>
       <w:pPr>
         <w:pStyle w:val="Heading3"/>
@@ -28435,9 +28459,9 @@
         <w:t xml:space="preserve">&lt;INSERT ADDITIONAL INFORMATION AS APPROPRIATE&gt;</w:t>
       </w:r>
     </w:p>
-    <w:bookmarkEnd w:id="275"/>
-    <w:bookmarkEnd w:id="276"/>
-    <w:bookmarkStart w:id="280" w:name="Xee36a451b86b085c4d3fa89cf3701f6b7f7c911"/>
+    <w:bookmarkEnd w:id="278"/>
+    <w:bookmarkEnd w:id="279"/>
+    <w:bookmarkStart w:id="283" w:name="Xee36a451b86b085c4d3fa89cf3701f6b7f7c911"/>
     <w:p>
       <w:pPr>
         <w:pStyle w:val="Heading2"/>
@@ -28446,7 +28470,7 @@
         <w:t xml:space="preserve">Secure/Multipurpose Internet Mail Extension (S/MiME)</w:t>
       </w:r>
     </w:p>
-    <w:bookmarkStart w:id="277" w:name="applicability-46"/>
+    <w:bookmarkStart w:id="280" w:name="applicability-46"/>
     <w:p>
       <w:pPr>
         <w:pStyle w:val="Heading3"/>
@@ -28536,8 +28560,8 @@
         <w:t xml:space="preserve">&lt;INSERT ADDITIONAL INFORMATION AS APPROPRIATE&gt;</w:t>
       </w:r>
     </w:p>
-    <w:bookmarkEnd w:id="277"/>
-    <w:bookmarkStart w:id="278" w:name="X6a697c2fad8ad23cf9e64bd815e7d2dc1967da0"/>
+    <w:bookmarkEnd w:id="280"/>
+    <w:bookmarkStart w:id="281" w:name="X6a697c2fad8ad23cf9e64bd815e7d2dc1967da0"/>
     <w:p>
       <w:pPr>
         <w:pStyle w:val="Heading3"/>
@@ -28580,8 +28604,8 @@
         <w:t xml:space="preserve">&lt;INSERT ADDITIONAL INFORMATION AS APPROPRIATE&gt;</w:t>
       </w:r>
     </w:p>
-    <w:bookmarkEnd w:id="278"/>
-    <w:bookmarkStart w:id="279" w:name="technical-controls-implemented-46"/>
+    <w:bookmarkEnd w:id="281"/>
+    <w:bookmarkStart w:id="282" w:name="technical-controls-implemented-46"/>
     <w:p>
       <w:pPr>
         <w:pStyle w:val="Heading3"/>
@@ -28624,9 +28648,9 @@
         <w:t xml:space="preserve">&lt;INSERT ADDITIONAL INFORMATION AS APPROPRIATE&gt;</w:t>
       </w:r>
     </w:p>
-    <w:bookmarkEnd w:id="279"/>
-    <w:bookmarkEnd w:id="280"/>
-    <w:bookmarkStart w:id="284" w:name="internet-protocol-security-ipsec"/>
+    <w:bookmarkEnd w:id="282"/>
+    <w:bookmarkEnd w:id="283"/>
+    <w:bookmarkStart w:id="287" w:name="internet-protocol-security-ipsec"/>
     <w:p>
       <w:pPr>
         <w:pStyle w:val="Heading2"/>
@@ -28635,7 +28659,7 @@
         <w:t xml:space="preserve">Internet Protocol Security (IPsec)</w:t>
       </w:r>
     </w:p>
-    <w:bookmarkStart w:id="281" w:name="applicability-47"/>
+    <w:bookmarkStart w:id="284" w:name="applicability-47"/>
     <w:p>
       <w:pPr>
         <w:pStyle w:val="Heading3"/>
@@ -28722,7 +28746,7 @@
       <w:r>
         <w:t xml:space="preserve"> </w:t>
       </w:r>
-      <w:hyperlink r:id="rId187">
+      <w:hyperlink r:id="rId190">
         <w:r>
           <w:rPr>
             <w:rStyle w:val="Hyperlink"/>
@@ -28792,8 +28816,8 @@
         <w:t xml:space="preserve">&lt;INSERT ADDITIONAL INFORMATION AS APPROPRIATE&gt;</w:t>
       </w:r>
     </w:p>
-    <w:bookmarkEnd w:id="281"/>
-    <w:bookmarkStart w:id="282" w:name="X4419c2c6ac2d7f7cb26d960253ce8ec4b287719"/>
+    <w:bookmarkEnd w:id="284"/>
+    <w:bookmarkStart w:id="285" w:name="X4419c2c6ac2d7f7cb26d960253ce8ec4b287719"/>
     <w:p>
       <w:pPr>
         <w:pStyle w:val="Heading3"/>
@@ -28836,8 +28860,8 @@
         <w:t xml:space="preserve">&lt;INSERT ADDITIONAL INFORMATION AS APPROPRIATE&gt;</w:t>
       </w:r>
     </w:p>
-    <w:bookmarkEnd w:id="282"/>
-    <w:bookmarkStart w:id="283" w:name="technical-controls-implemented-47"/>
+    <w:bookmarkEnd w:id="285"/>
+    <w:bookmarkStart w:id="286" w:name="technical-controls-implemented-47"/>
     <w:p>
       <w:pPr>
         <w:pStyle w:val="Heading3"/>
@@ -28885,10 +28909,10 @@
         <w:br w:type="page"/>
       </w:r>
     </w:p>
-    <w:bookmarkEnd w:id="283"/>
-    <w:bookmarkEnd w:id="284"/>
-    <w:bookmarkEnd w:id="285"/>
-    <w:bookmarkStart w:id="318" w:name="X5bf4ae100c7533d20a07252a15d9e26c54ff6db"/>
+    <w:bookmarkEnd w:id="286"/>
+    <w:bookmarkEnd w:id="287"/>
+    <w:bookmarkEnd w:id="288"/>
+    <w:bookmarkStart w:id="321" w:name="X5bf4ae100c7533d20a07252a15d9e26c54ff6db"/>
     <w:p>
       <w:pPr>
         <w:pStyle w:val="Heading1"/>
@@ -28980,7 +29004,7 @@
         </w:tc>
       </w:tr>
     </w:tbl>
-    <w:bookmarkStart w:id="289" w:name="gateways"/>
+    <w:bookmarkStart w:id="292" w:name="gateways"/>
     <w:p>
       <w:pPr>
         <w:pStyle w:val="Heading2"/>
@@ -29059,7 +29083,7 @@
         </w:tc>
       </w:tr>
     </w:tbl>
-    <w:bookmarkStart w:id="286" w:name="applicability-48"/>
+    <w:bookmarkStart w:id="289" w:name="applicability-48"/>
     <w:p>
       <w:pPr>
         <w:pStyle w:val="Heading3"/>
@@ -29167,7 +29191,7 @@
       <w:r>
         <w:t xml:space="preserve"> </w:t>
       </w:r>
-      <w:hyperlink r:id="rId187">
+      <w:hyperlink r:id="rId190">
         <w:r>
           <w:rPr>
             <w:rStyle w:val="Hyperlink"/>
@@ -29202,8 +29226,8 @@
         <w:t xml:space="preserve">&lt;INSERT ADDITIONAL INFORMATION AS APPROPRIATE&gt;</w:t>
       </w:r>
     </w:p>
-    <w:bookmarkEnd w:id="286"/>
-    <w:bookmarkStart w:id="287" w:name="Xc0396df95b53e225cb0aa00eb329ee767ea5590"/>
+    <w:bookmarkEnd w:id="289"/>
+    <w:bookmarkStart w:id="290" w:name="Xc0396df95b53e225cb0aa00eb329ee767ea5590"/>
     <w:p>
       <w:pPr>
         <w:pStyle w:val="Heading3"/>
@@ -29246,8 +29270,8 @@
         <w:t xml:space="preserve">&lt;INSERT ADDITIONAL INFORMATION AS APPROPRIATE&gt;</w:t>
       </w:r>
     </w:p>
-    <w:bookmarkEnd w:id="287"/>
-    <w:bookmarkStart w:id="288" w:name="technical-controls-implemented-48"/>
+    <w:bookmarkEnd w:id="290"/>
+    <w:bookmarkStart w:id="291" w:name="technical-controls-implemented-48"/>
     <w:p>
       <w:pPr>
         <w:pStyle w:val="Heading3"/>
@@ -29290,9 +29314,9 @@
         <w:t xml:space="preserve">&lt;INSERT ADDITIONAL INFORMATION AS APPROPRIATE&gt;</w:t>
       </w:r>
     </w:p>
-    <w:bookmarkEnd w:id="288"/>
-    <w:bookmarkEnd w:id="289"/>
-    <w:bookmarkStart w:id="293" w:name="cross-domain-solutions-cds"/>
+    <w:bookmarkEnd w:id="291"/>
+    <w:bookmarkEnd w:id="292"/>
+    <w:bookmarkStart w:id="296" w:name="cross-domain-solutions-cds"/>
     <w:p>
       <w:pPr>
         <w:pStyle w:val="Heading2"/>
@@ -29301,7 +29325,7 @@
         <w:t xml:space="preserve">Cross domain solutions (CDS)</w:t>
       </w:r>
     </w:p>
-    <w:bookmarkStart w:id="290" w:name="applicability-49"/>
+    <w:bookmarkStart w:id="293" w:name="applicability-49"/>
     <w:p>
       <w:pPr>
         <w:pStyle w:val="Heading3"/>
@@ -29383,8 +29407,8 @@
         <w:t xml:space="preserve">&lt;INSERT ADDITIONAL INFORMATION AS APPROPRIATE&gt;</w:t>
       </w:r>
     </w:p>
-    <w:bookmarkEnd w:id="290"/>
-    <w:bookmarkStart w:id="291" w:name="X4d469c8d59f48c41659fea36345e0a17a2dc033"/>
+    <w:bookmarkEnd w:id="293"/>
+    <w:bookmarkStart w:id="294" w:name="X4d469c8d59f48c41659fea36345e0a17a2dc033"/>
     <w:p>
       <w:pPr>
         <w:pStyle w:val="Heading3"/>
@@ -29427,8 +29451,8 @@
         <w:t xml:space="preserve">&lt;INSERT ADDITIONAL INFORMATION AS APPROPRIATE&gt;</w:t>
       </w:r>
     </w:p>
-    <w:bookmarkEnd w:id="291"/>
-    <w:bookmarkStart w:id="292" w:name="technical-controls-implemented-49"/>
+    <w:bookmarkEnd w:id="294"/>
+    <w:bookmarkStart w:id="295" w:name="technical-controls-implemented-49"/>
     <w:p>
       <w:pPr>
         <w:pStyle w:val="Heading3"/>
@@ -29471,9 +29495,9 @@
         <w:t xml:space="preserve">&lt;INSERT ADDITIONAL INFORMATION AS APPROPRIATE&gt;</w:t>
       </w:r>
     </w:p>
-    <w:bookmarkEnd w:id="292"/>
-    <w:bookmarkEnd w:id="293"/>
-    <w:bookmarkStart w:id="297" w:name="firewalls"/>
+    <w:bookmarkEnd w:id="295"/>
+    <w:bookmarkEnd w:id="296"/>
+    <w:bookmarkStart w:id="300" w:name="firewalls"/>
     <w:p>
       <w:pPr>
         <w:pStyle w:val="Heading2"/>
@@ -29482,7 +29506,7 @@
         <w:t xml:space="preserve">Firewalls</w:t>
       </w:r>
     </w:p>
-    <w:bookmarkStart w:id="294" w:name="applicability-50"/>
+    <w:bookmarkStart w:id="297" w:name="applicability-50"/>
     <w:p>
       <w:pPr>
         <w:pStyle w:val="Heading3"/>
@@ -29590,7 +29614,7 @@
       <w:r>
         <w:t xml:space="preserve"> </w:t>
       </w:r>
-      <w:hyperlink r:id="rId187">
+      <w:hyperlink r:id="rId190">
         <w:r>
           <w:rPr>
             <w:rStyle w:val="Hyperlink"/>
@@ -29625,8 +29649,8 @@
         <w:t xml:space="preserve">&lt;INSERT ADDITIONAL INFORMATION AS APPROPRIATE&gt;</w:t>
       </w:r>
     </w:p>
-    <w:bookmarkEnd w:id="294"/>
-    <w:bookmarkStart w:id="295" w:name="Xbac25f0b6bfecabe7a9cbacd52da5ee9a921f35"/>
+    <w:bookmarkEnd w:id="297"/>
+    <w:bookmarkStart w:id="298" w:name="Xbac25f0b6bfecabe7a9cbacd52da5ee9a921f35"/>
     <w:p>
       <w:pPr>
         <w:pStyle w:val="Heading3"/>
@@ -29669,8 +29693,8 @@
         <w:t xml:space="preserve">&lt;INSERT ADDITIONAL INFORMATION AS APPROPRIATE&gt;</w:t>
       </w:r>
     </w:p>
-    <w:bookmarkEnd w:id="295"/>
-    <w:bookmarkStart w:id="296" w:name="technical-controls-implemented-50"/>
+    <w:bookmarkEnd w:id="298"/>
+    <w:bookmarkStart w:id="299" w:name="technical-controls-implemented-50"/>
     <w:p>
       <w:pPr>
         <w:pStyle w:val="Heading3"/>
@@ -29713,9 +29737,9 @@
         <w:t xml:space="preserve">&lt;INSERT ADDITIONAL INFORMATION AS APPROPRIATE&gt;</w:t>
       </w:r>
     </w:p>
-    <w:bookmarkEnd w:id="296"/>
-    <w:bookmarkEnd w:id="297"/>
-    <w:bookmarkStart w:id="301" w:name="diodes"/>
+    <w:bookmarkEnd w:id="299"/>
+    <w:bookmarkEnd w:id="300"/>
+    <w:bookmarkStart w:id="304" w:name="diodes"/>
     <w:p>
       <w:pPr>
         <w:pStyle w:val="Heading2"/>
@@ -29724,7 +29748,7 @@
         <w:t xml:space="preserve">Diodes</w:t>
       </w:r>
     </w:p>
-    <w:bookmarkStart w:id="298" w:name="applicability-51"/>
+    <w:bookmarkStart w:id="301" w:name="applicability-51"/>
     <w:p>
       <w:pPr>
         <w:pStyle w:val="Heading3"/>
@@ -29779,8 +29803,8 @@
         <w:t xml:space="preserve">&lt;INSERT ADDITIONAL INFORMATION AS APPROPRIATE&gt;</w:t>
       </w:r>
     </w:p>
-    <w:bookmarkEnd w:id="298"/>
-    <w:bookmarkStart w:id="299" w:name="X7c3cb070827e6414c0268bfcf205e2fb523d078"/>
+    <w:bookmarkEnd w:id="301"/>
+    <w:bookmarkStart w:id="302" w:name="X7c3cb070827e6414c0268bfcf205e2fb523d078"/>
     <w:p>
       <w:pPr>
         <w:pStyle w:val="Heading3"/>
@@ -29823,8 +29847,8 @@
         <w:t xml:space="preserve">&lt;INSERT ADDITIONAL INFORMATION AS APPROPRIATE&gt;</w:t>
       </w:r>
     </w:p>
-    <w:bookmarkEnd w:id="299"/>
-    <w:bookmarkStart w:id="300" w:name="technical-controls-implemented-51"/>
+    <w:bookmarkEnd w:id="302"/>
+    <w:bookmarkStart w:id="303" w:name="technical-controls-implemented-51"/>
     <w:p>
       <w:pPr>
         <w:pStyle w:val="Heading3"/>
@@ -29867,9 +29891,9 @@
         <w:t xml:space="preserve">&lt;INSERT ADDITIONAL INFORMATION AS APPROPRIATE&gt;</w:t>
       </w:r>
     </w:p>
-    <w:bookmarkEnd w:id="300"/>
-    <w:bookmarkEnd w:id="301"/>
-    <w:bookmarkStart w:id="305" w:name="web-proxies"/>
+    <w:bookmarkEnd w:id="303"/>
+    <w:bookmarkEnd w:id="304"/>
+    <w:bookmarkStart w:id="308" w:name="web-proxies"/>
     <w:p>
       <w:pPr>
         <w:pStyle w:val="Heading2"/>
@@ -29935,7 +29959,7 @@
         </w:tc>
       </w:tr>
     </w:tbl>
-    <w:bookmarkStart w:id="302" w:name="applicability-52"/>
+    <w:bookmarkStart w:id="305" w:name="applicability-52"/>
     <w:p>
       <w:pPr>
         <w:pStyle w:val="Heading3"/>
@@ -29999,8 +30023,8 @@
         <w:t xml:space="preserve">&lt;INSERT ADDITIONAL INFORMATION AS APPROPRIATE&gt;</w:t>
       </w:r>
     </w:p>
-    <w:bookmarkEnd w:id="302"/>
-    <w:bookmarkStart w:id="303" w:name="X18a4b7060b234c9786ec8aaa88c951c18378126"/>
+    <w:bookmarkEnd w:id="305"/>
+    <w:bookmarkStart w:id="306" w:name="X18a4b7060b234c9786ec8aaa88c951c18378126"/>
     <w:p>
       <w:pPr>
         <w:pStyle w:val="Heading3"/>
@@ -30028,7 +30052,7 @@
       <w:r>
         <w:t xml:space="preserve"> </w:t>
       </w:r>
-      <w:hyperlink r:id="rId53">
+      <w:hyperlink r:id="rId56">
         <w:r>
           <w:rPr>
             <w:rStyle w:val="VerbatimChar"/>
@@ -30066,8 +30090,8 @@
         <w:t xml:space="preserve">&lt;INSERT ADDITIONAL INFORMATION AS APPROPRIATE&gt;</w:t>
       </w:r>
     </w:p>
-    <w:bookmarkEnd w:id="303"/>
-    <w:bookmarkStart w:id="304" w:name="technical-controls-implemented-52"/>
+    <w:bookmarkEnd w:id="306"/>
+    <w:bookmarkStart w:id="307" w:name="technical-controls-implemented-52"/>
     <w:p>
       <w:pPr>
         <w:pStyle w:val="Heading3"/>
@@ -30137,9 +30161,9 @@
         <w:t xml:space="preserve">&lt;INSERT ADDITIONAL INFORMATION AS APPROPRIATE&gt;</w:t>
       </w:r>
     </w:p>
-    <w:bookmarkEnd w:id="304"/>
-    <w:bookmarkEnd w:id="305"/>
-    <w:bookmarkStart w:id="309" w:name="web-content-filters"/>
+    <w:bookmarkEnd w:id="307"/>
+    <w:bookmarkEnd w:id="308"/>
+    <w:bookmarkStart w:id="312" w:name="web-content-filters"/>
     <w:p>
       <w:pPr>
         <w:pStyle w:val="Heading2"/>
@@ -30148,7 +30172,7 @@
         <w:t xml:space="preserve">Web content filters</w:t>
       </w:r>
     </w:p>
-    <w:bookmarkStart w:id="306" w:name="applicability-53"/>
+    <w:bookmarkStart w:id="309" w:name="applicability-53"/>
     <w:p>
       <w:pPr>
         <w:pStyle w:val="Heading3"/>
@@ -30230,7 +30254,7 @@
       <w:r>
         <w:t xml:space="preserve"> </w:t>
       </w:r>
-      <w:hyperlink r:id="rId54">
+      <w:hyperlink r:id="rId57">
         <w:r>
           <w:rPr>
             <w:rStyle w:val="Hyperlink"/>
@@ -30247,7 +30271,7 @@
       <w:r>
         <w:t xml:space="preserve"> </w:t>
       </w:r>
-      <w:hyperlink r:id="rId54">
+      <w:hyperlink r:id="rId57">
         <w:r>
           <w:rPr>
             <w:rStyle w:val="Hyperlink"/>
@@ -30304,8 +30328,8 @@
         <w:t xml:space="preserve">&lt;INSERT ADDITIONAL INFORMATION AS APPROPRIATE&gt;</w:t>
       </w:r>
     </w:p>
-    <w:bookmarkEnd w:id="306"/>
-    <w:bookmarkStart w:id="307" w:name="X3415bbb0e1192a84ad2453f821cbd513afbff7d"/>
+    <w:bookmarkEnd w:id="309"/>
+    <w:bookmarkStart w:id="310" w:name="X3415bbb0e1192a84ad2453f821cbd513afbff7d"/>
     <w:p>
       <w:pPr>
         <w:pStyle w:val="Heading3"/>
@@ -30351,7 +30375,7 @@
       <w:r>
         <w:t xml:space="preserve"> </w:t>
       </w:r>
-      <w:hyperlink r:id="rId53">
+      <w:hyperlink r:id="rId56">
         <w:r>
           <w:rPr>
             <w:rStyle w:val="Hyperlink"/>
@@ -30374,8 +30398,8 @@
         <w:t xml:space="preserve">&lt;INSERT ADDITIONAL INFORMATION AS APPROPRIATE&gt;</w:t>
       </w:r>
     </w:p>
-    <w:bookmarkEnd w:id="307"/>
-    <w:bookmarkStart w:id="308" w:name="technical-controls-implemented-53"/>
+    <w:bookmarkEnd w:id="310"/>
+    <w:bookmarkStart w:id="311" w:name="technical-controls-implemented-53"/>
     <w:p>
       <w:pPr>
         <w:pStyle w:val="Heading3"/>
@@ -30406,7 +30430,7 @@
       <w:r>
         <w:t xml:space="preserve"> </w:t>
       </w:r>
-      <w:hyperlink r:id="rId91">
+      <w:hyperlink r:id="rId94">
         <w:r>
           <w:rPr>
             <w:rStyle w:val="Hyperlink"/>
@@ -30502,7 +30526,7 @@
       <w:r>
         <w:t xml:space="preserve"> </w:t>
       </w:r>
-      <w:hyperlink r:id="rId54">
+      <w:hyperlink r:id="rId57">
         <w:r>
           <w:rPr>
             <w:rStyle w:val="Hyperlink"/>
@@ -30519,7 +30543,7 @@
       <w:r>
         <w:t xml:space="preserve"> </w:t>
       </w:r>
-      <w:hyperlink r:id="rId54">
+      <w:hyperlink r:id="rId57">
         <w:r>
           <w:rPr>
             <w:rStyle w:val="Hyperlink"/>
@@ -30542,9 +30566,9 @@
         <w:t xml:space="preserve">&lt;INSERT ADDITIONAL INFORMATION AS APPROPRIATE&gt;</w:t>
       </w:r>
     </w:p>
-    <w:bookmarkEnd w:id="308"/>
-    <w:bookmarkEnd w:id="309"/>
-    <w:bookmarkStart w:id="313" w:name="content-filtering"/>
+    <w:bookmarkEnd w:id="311"/>
+    <w:bookmarkEnd w:id="312"/>
+    <w:bookmarkStart w:id="316" w:name="content-filtering"/>
     <w:p>
       <w:pPr>
         <w:pStyle w:val="Heading2"/>
@@ -30553,7 +30577,7 @@
         <w:t xml:space="preserve">Content filtering</w:t>
       </w:r>
     </w:p>
-    <w:bookmarkStart w:id="310" w:name="applicability-54"/>
+    <w:bookmarkStart w:id="313" w:name="applicability-54"/>
     <w:p>
       <w:pPr>
         <w:pStyle w:val="Heading3"/>
@@ -30635,7 +30659,7 @@
       <w:r>
         <w:t xml:space="preserve"> </w:t>
       </w:r>
-      <w:hyperlink r:id="rId54">
+      <w:hyperlink r:id="rId57">
         <w:r>
           <w:rPr>
             <w:rStyle w:val="Hyperlink"/>
@@ -30652,7 +30676,7 @@
       <w:r>
         <w:t xml:space="preserve"> </w:t>
       </w:r>
-      <w:hyperlink r:id="rId54">
+      <w:hyperlink r:id="rId57">
         <w:r>
           <w:rPr>
             <w:rStyle w:val="Hyperlink"/>
@@ -30721,8 +30745,8 @@
         <w:t xml:space="preserve">&lt;INSERT ADDITIONAL INFORMATION AS APPROPRIATE&gt;</w:t>
       </w:r>
     </w:p>
-    <w:bookmarkEnd w:id="310"/>
-    <w:bookmarkStart w:id="311" w:name="X00aafc839852d836c071c0b64f8ceb047d9ff23"/>
+    <w:bookmarkEnd w:id="313"/>
+    <w:bookmarkStart w:id="314" w:name="X00aafc839852d836c071c0b64f8ceb047d9ff23"/>
     <w:p>
       <w:pPr>
         <w:pStyle w:val="Heading3"/>
@@ -30756,7 +30780,7 @@
       <w:r>
         <w:t xml:space="preserve"> </w:t>
       </w:r>
-      <w:hyperlink r:id="rId53">
+      <w:hyperlink r:id="rId56">
         <w:r>
           <w:rPr>
             <w:rStyle w:val="VerbatimChar"/>
@@ -30791,8 +30815,8 @@
         <w:t xml:space="preserve">&lt;INSERT ADDITIONAL INFORMATION AS APPROPRIATE&gt;</w:t>
       </w:r>
     </w:p>
-    <w:bookmarkEnd w:id="311"/>
-    <w:bookmarkStart w:id="312" w:name="technical-controls-implemented-54"/>
+    <w:bookmarkEnd w:id="314"/>
+    <w:bookmarkStart w:id="315" w:name="technical-controls-implemented-54"/>
     <w:p>
       <w:pPr>
         <w:pStyle w:val="Heading3"/>
@@ -30823,7 +30847,7 @@
       <w:r>
         <w:t xml:space="preserve"> </w:t>
       </w:r>
-      <w:hyperlink r:id="rId91">
+      <w:hyperlink r:id="rId94">
         <w:r>
           <w:rPr>
             <w:rStyle w:val="Hyperlink"/>
@@ -30970,7 +30994,7 @@
       <w:r>
         <w:t xml:space="preserve"> </w:t>
       </w:r>
-      <w:hyperlink r:id="rId54">
+      <w:hyperlink r:id="rId57">
         <w:r>
           <w:rPr>
             <w:rStyle w:val="Hyperlink"/>
@@ -30987,7 +31011,7 @@
       <w:r>
         <w:t xml:space="preserve"> </w:t>
       </w:r>
-      <w:hyperlink r:id="rId54">
+      <w:hyperlink r:id="rId57">
         <w:r>
           <w:rPr>
             <w:rStyle w:val="Hyperlink"/>
@@ -31010,9 +31034,9 @@
         <w:t xml:space="preserve">&lt;INSERT ADDITIONAL INFORMATION AS APPROPRIATE&gt;</w:t>
       </w:r>
     </w:p>
-    <w:bookmarkEnd w:id="312"/>
-    <w:bookmarkEnd w:id="313"/>
-    <w:bookmarkStart w:id="317" w:name="peripheral-switches"/>
+    <w:bookmarkEnd w:id="315"/>
+    <w:bookmarkEnd w:id="316"/>
+    <w:bookmarkStart w:id="320" w:name="peripheral-switches"/>
     <w:p>
       <w:pPr>
         <w:pStyle w:val="Heading2"/>
@@ -31021,7 +31045,7 @@
         <w:t xml:space="preserve">Peripheral switches</w:t>
       </w:r>
     </w:p>
-    <w:bookmarkStart w:id="314" w:name="applicability-55"/>
+    <w:bookmarkStart w:id="317" w:name="applicability-55"/>
     <w:p>
       <w:pPr>
         <w:pStyle w:val="Heading3"/>
@@ -31103,8 +31127,8 @@
         <w:t xml:space="preserve">&lt;INSERT ADDITIONAL INFORMATION AS APPROPRIATE&gt;</w:t>
       </w:r>
     </w:p>
-    <w:bookmarkEnd w:id="314"/>
-    <w:bookmarkStart w:id="315" w:name="Xca93f25732afc88d4f6c08590602d64d8a8ed5e"/>
+    <w:bookmarkEnd w:id="317"/>
+    <w:bookmarkStart w:id="318" w:name="Xca93f25732afc88d4f6c08590602d64d8a8ed5e"/>
     <w:p>
       <w:pPr>
         <w:pStyle w:val="Heading3"/>
@@ -31147,8 +31171,8 @@
         <w:t xml:space="preserve">&lt;INSERT ADDITIONAL INFORMATION AS APPROPRIATE&gt;</w:t>
       </w:r>
     </w:p>
-    <w:bookmarkEnd w:id="315"/>
-    <w:bookmarkStart w:id="316" w:name="technical-controls-implemented-55"/>
+    <w:bookmarkEnd w:id="318"/>
+    <w:bookmarkStart w:id="319" w:name="technical-controls-implemented-55"/>
     <w:p>
       <w:pPr>
         <w:pStyle w:val="Heading3"/>
@@ -31208,7 +31232,7 @@
       <w:r>
         <w:t xml:space="preserve"> </w:t>
       </w:r>
-      <w:hyperlink r:id="rId54">
+      <w:hyperlink r:id="rId57">
         <w:r>
           <w:rPr>
             <w:rStyle w:val="VerbatimChar"/>
@@ -31240,7 +31264,7 @@
       <w:r>
         <w:t xml:space="preserve"> </w:t>
       </w:r>
-      <w:hyperlink r:id="rId54">
+      <w:hyperlink r:id="rId57">
         <w:r>
           <w:rPr>
             <w:rStyle w:val="VerbatimChar"/>
@@ -31284,7 +31308,7 @@
       <w:r>
         <w:t xml:space="preserve"> </w:t>
       </w:r>
-      <w:hyperlink r:id="rId54">
+      <w:hyperlink r:id="rId57">
         <w:r>
           <w:rPr>
             <w:rStyle w:val="Hyperlink"/>
@@ -31316,7 +31340,7 @@
       <w:r>
         <w:t xml:space="preserve"> </w:t>
       </w:r>
-      <w:hyperlink r:id="rId53">
+      <w:hyperlink r:id="rId56">
         <w:r>
           <w:rPr>
             <w:rStyle w:val="Hyperlink"/>
@@ -31336,10 +31360,10 @@
         <w:br w:type="page"/>
       </w:r>
     </w:p>
-    <w:bookmarkEnd w:id="316"/>
-    <w:bookmarkEnd w:id="317"/>
-    <w:bookmarkEnd w:id="318"/>
-    <w:bookmarkStart w:id="323" w:name="Xb0ae2b9900a29c9c1a405305a1dc0044040121b"/>
+    <w:bookmarkEnd w:id="319"/>
+    <w:bookmarkEnd w:id="320"/>
+    <w:bookmarkEnd w:id="321"/>
+    <w:bookmarkStart w:id="326" w:name="Xb0ae2b9900a29c9c1a405305a1dc0044040121b"/>
     <w:p>
       <w:pPr>
         <w:pStyle w:val="Heading1"/>
@@ -31431,7 +31455,7 @@
         </w:tc>
       </w:tr>
     </w:tbl>
-    <w:bookmarkStart w:id="322" w:name="data-transfers"/>
+    <w:bookmarkStart w:id="325" w:name="data-transfers"/>
     <w:p>
       <w:pPr>
         <w:pStyle w:val="Heading2"/>
@@ -31440,7 +31464,7 @@
         <w:t xml:space="preserve">Data transfers</w:t>
       </w:r>
     </w:p>
-    <w:bookmarkStart w:id="319" w:name="applicability-56"/>
+    <w:bookmarkStart w:id="322" w:name="applicability-56"/>
     <w:p>
       <w:pPr>
         <w:pStyle w:val="Heading3"/>
@@ -31480,8 +31504,8 @@
         <w:t xml:space="preserve">&lt;INSERT ADDITIONAL INFORMATION AS APPROPRIATE&gt;</w:t>
       </w:r>
     </w:p>
-    <w:bookmarkEnd w:id="319"/>
-    <w:bookmarkStart w:id="320" w:name="X26ab716a1e7d335b1ce87a5bb44f52e2c9c1a7a"/>
+    <w:bookmarkEnd w:id="322"/>
+    <w:bookmarkStart w:id="323" w:name="X26ab716a1e7d335b1ce87a5bb44f52e2c9c1a7a"/>
     <w:p>
       <w:pPr>
         <w:pStyle w:val="Heading3"/>
@@ -31527,7 +31551,7 @@
       <w:r>
         <w:t xml:space="preserve"> </w:t>
       </w:r>
-      <w:hyperlink r:id="rId54">
+      <w:hyperlink r:id="rId57">
         <w:r>
           <w:rPr>
             <w:rStyle w:val="Hyperlink"/>
@@ -31579,7 +31603,7 @@
       <w:r>
         <w:t xml:space="preserve"> </w:t>
       </w:r>
-      <w:hyperlink r:id="rId54">
+      <w:hyperlink r:id="rId57">
         <w:r>
           <w:rPr>
             <w:rStyle w:val="Hyperlink"/>
@@ -31602,8 +31626,8 @@
         <w:t xml:space="preserve">&lt;INSERT ADDITIONAL INFORMATION AS APPROPRIATE&gt;</w:t>
       </w:r>
     </w:p>
-    <w:bookmarkEnd w:id="320"/>
-    <w:bookmarkStart w:id="321" w:name="technical-controls-implemented-56"/>
+    <w:bookmarkEnd w:id="323"/>
+    <w:bookmarkStart w:id="324" w:name="technical-controls-implemented-56"/>
     <w:p>
       <w:pPr>
         <w:pStyle w:val="Heading3"/>
@@ -31634,7 +31658,7 @@
       <w:r>
         <w:t xml:space="preserve"> </w:t>
       </w:r>
-      <w:hyperlink r:id="rId91">
+      <w:hyperlink r:id="rId94">
         <w:r>
           <w:rPr>
             <w:rStyle w:val="Hyperlink"/>
@@ -31703,7 +31727,7 @@
       <w:r>
         <w:t xml:space="preserve"> </w:t>
       </w:r>
-      <w:hyperlink r:id="rId54">
+      <w:hyperlink r:id="rId57">
         <w:r>
           <w:rPr>
             <w:rStyle w:val="Hyperlink"/>
@@ -31735,7 +31759,7 @@
       <w:r>
         <w:t xml:space="preserve"> </w:t>
       </w:r>
-      <w:hyperlink r:id="rId54">
+      <w:hyperlink r:id="rId57">
         <w:r>
           <w:rPr>
             <w:rStyle w:val="Hyperlink"/>
@@ -31750,13 +31774,13 @@
         </w:r>
       </w:hyperlink>
     </w:p>
-    <w:bookmarkEnd w:id="321"/>
-    <w:bookmarkEnd w:id="322"/>
-    <w:bookmarkEnd w:id="323"/>
+    <w:bookmarkEnd w:id="324"/>
+    <w:bookmarkEnd w:id="325"/>
+    <w:bookmarkEnd w:id="326"/>
     <w:sectPr>
-      <w:headerReference r:id="rId9" w:type="default"/>
-      <w:footerReference r:id="rId10" w:type="default"/>
-      <w:footerReference r:id="rId11" w:type="first"/>
+      <w:headerReference r:id="rId12" w:type="default"/>
+      <w:footerReference r:id="rId13" w:type="default"/>
+      <w:footerReference r:id="rId14" w:type="first"/>
       <w:pgSz w:code="9" w:h="16838" w:w="11906"/>
       <w:pgMar w:bottom="1134" w:footer="720" w:gutter="0" w:header="720" w:left="1134" w:right="1134" w:top="1134"/>
       <w:pgNumType w:start="1"/>
